--- a/rapports/16_02_2026/Amina_DEME/coh_EQ20_sup_051203020011.docx
+++ b/rapports/16_02_2026/Amina_DEME/coh_EQ20_sup_051203020011.docx
@@ -25,7 +25,7 @@
         <w:br/>
         <w:t>Grappe: 051203020011</w:t>
         <w:br/>
-        <w:t>Date: 16/02/2026 a 12:40</w:t>
+        <w:t>Date: 16/02/2026 a 12:58</w:t>
       </w:r>
     </w:p>
     <w:p/>
@@ -1407,7 +1407,7 @@
         <w:br/>
         <w:t xml:space="preserve">- </w:t>
         <w:br/>
-        <w:t>- La section n'est pas renseignée pour HAWOURE DIARRA, prière de la renseigner.</w:t>
+        <w:t>- La section n'est pas renseignée pour Abdoulaye Diarra, prière de la renseigner.</w:t>
       </w:r>
     </w:p>
     <w:p>

--- a/rapports/16_02_2026/Amina_DEME/coh_EQ20_sup_051203020011.docx
+++ b/rapports/16_02_2026/Amina_DEME/coh_EQ20_sup_051203020011.docx
@@ -25,7 +25,7 @@
         <w:br/>
         <w:t>Grappe: 051203020011</w:t>
         <w:br/>
-        <w:t>Date: 16/02/2026 a 12:58</w:t>
+        <w:t>Date: 16/02/2026 a 13:05</w:t>
       </w:r>
     </w:p>
     <w:p/>
@@ -97,7 +97,7 @@
           </w:tcPr>
           <w:p>
             <w:r>
-              <w:t>5</w:t>
+              <w:t>12</w:t>
             </w:r>
           </w:p>
         </w:tc>
@@ -199,7 +199,7 @@
           </w:tcPr>
           <w:p>
             <w:r>
-              <w:t>Section4b</w:t>
+              <w:t>Section7b</w:t>
             </w:r>
           </w:p>
         </w:tc>
@@ -209,7 +209,7 @@
           </w:tcPr>
           <w:p>
             <w:r>
-              <w:t>Emploi - Activite principale</w:t>
+              <w:t>Consommation alimentaire - 7 jours</w:t>
             </w:r>
           </w:p>
         </w:tc>
@@ -219,7 +219,7 @@
           </w:tcPr>
           <w:p>
             <w:r>
-              <w:t>5</w:t>
+              <w:t>12</w:t>
             </w:r>
           </w:p>
         </w:tc>
@@ -251,7 +251,7 @@
           </w:tcPr>
           <w:p>
             <w:r>
-              <w:t>5</w:t>
+              <w:t>12</w:t>
             </w:r>
           </w:p>
         </w:tc>
@@ -283,7 +283,7 @@
           </w:tcPr>
           <w:p>
             <w:r>
-              <w:t>4</w:t>
+              <w:t>11</w:t>
             </w:r>
           </w:p>
         </w:tc>
@@ -295,7 +295,7 @@
           </w:tcPr>
           <w:p>
             <w:r>
-              <w:t>Section7b</w:t>
+              <w:t>Section0</w:t>
             </w:r>
           </w:p>
         </w:tc>
@@ -305,7 +305,7 @@
           </w:tcPr>
           <w:p>
             <w:r>
-              <w:t>Consommation alimentaire - 7 jours</w:t>
+              <w:t>Identification et renseignements de controle</w:t>
             </w:r>
           </w:p>
         </w:tc>
@@ -315,7 +315,39 @@
           </w:tcPr>
           <w:p>
             <w:r>
-              <w:t>4</w:t>
+              <w:t>10</w:t>
+            </w:r>
+          </w:p>
+        </w:tc>
+      </w:tr>
+      <w:tr>
+        <w:tc>
+          <w:tcPr>
+            <w:tcW w:type="dxa" w:w="3324"/>
+          </w:tcPr>
+          <w:p>
+            <w:r>
+              <w:t>Section4b</w:t>
+            </w:r>
+          </w:p>
+        </w:tc>
+        <w:tc>
+          <w:tcPr>
+            <w:tcW w:type="dxa" w:w="3324"/>
+          </w:tcPr>
+          <w:p>
+            <w:r>
+              <w:t>Emploi - Activite principale</w:t>
+            </w:r>
+          </w:p>
+        </w:tc>
+        <w:tc>
+          <w:tcPr>
+            <w:tcW w:type="dxa" w:w="3324"/>
+          </w:tcPr>
+          <w:p>
+            <w:r>
+              <w:t>10</w:t>
             </w:r>
           </w:p>
         </w:tc>
@@ -347,7 +379,71 @@
           </w:tcPr>
           <w:p>
             <w:r>
-              <w:t>3</w:t>
+              <w:t>9</w:t>
+            </w:r>
+          </w:p>
+        </w:tc>
+      </w:tr>
+      <w:tr>
+        <w:tc>
+          <w:tcPr>
+            <w:tcW w:type="dxa" w:w="3324"/>
+          </w:tcPr>
+          <w:p>
+            <w:r>
+              <w:t>Section9c</w:t>
+            </w:r>
+          </w:p>
+        </w:tc>
+        <w:tc>
+          <w:tcPr>
+            <w:tcW w:type="dxa" w:w="3324"/>
+          </w:tcPr>
+          <w:p>
+            <w:r>
+              <w:t>Depenses non-alimentaires - 30 jours</w:t>
+            </w:r>
+          </w:p>
+        </w:tc>
+        <w:tc>
+          <w:tcPr>
+            <w:tcW w:type="dxa" w:w="3324"/>
+          </w:tcPr>
+          <w:p>
+            <w:r>
+              <w:t>6</w:t>
+            </w:r>
+          </w:p>
+        </w:tc>
+      </w:tr>
+      <w:tr>
+        <w:tc>
+          <w:tcPr>
+            <w:tcW w:type="dxa" w:w="3324"/>
+          </w:tcPr>
+          <w:p>
+            <w:r>
+              <w:t>Section4a</w:t>
+            </w:r>
+          </w:p>
+        </w:tc>
+        <w:tc>
+          <w:tcPr>
+            <w:tcW w:type="dxa" w:w="3324"/>
+          </w:tcPr>
+          <w:p>
+            <w:r>
+              <w:t>Emploi</w:t>
+            </w:r>
+          </w:p>
+        </w:tc>
+        <w:tc>
+          <w:tcPr>
+            <w:tcW w:type="dxa" w:w="3324"/>
+          </w:tcPr>
+          <w:p>
+            <w:r>
+              <w:t>5</w:t>
             </w:r>
           </w:p>
         </w:tc>
@@ -379,7 +475,7 @@
           </w:tcPr>
           <w:p>
             <w:r>
-              <w:t>3</w:t>
+              <w:t>4</w:t>
             </w:r>
           </w:p>
         </w:tc>
@@ -391,7 +487,7 @@
           </w:tcPr>
           <w:p>
             <w:r>
-              <w:t>Section9c</w:t>
+              <w:t>Section4c</w:t>
             </w:r>
           </w:p>
         </w:tc>
@@ -401,7 +497,7 @@
           </w:tcPr>
           <w:p>
             <w:r>
-              <w:t>Depenses non-alimentaires - 30 jours</w:t>
+              <w:t>Emploi - Activite secondaire</w:t>
             </w:r>
           </w:p>
         </w:tc>
@@ -411,103 +507,7 @@
           </w:tcPr>
           <w:p>
             <w:r>
-              <w:t>3</w:t>
-            </w:r>
-          </w:p>
-        </w:tc>
-      </w:tr>
-      <w:tr>
-        <w:tc>
-          <w:tcPr>
-            <w:tcW w:type="dxa" w:w="3324"/>
-          </w:tcPr>
-          <w:p>
-            <w:r>
-              <w:t>Section0</w:t>
-            </w:r>
-          </w:p>
-        </w:tc>
-        <w:tc>
-          <w:tcPr>
-            <w:tcW w:type="dxa" w:w="3324"/>
-          </w:tcPr>
-          <w:p>
-            <w:r>
-              <w:t>Identification et renseignements de controle</w:t>
-            </w:r>
-          </w:p>
-        </w:tc>
-        <w:tc>
-          <w:tcPr>
-            <w:tcW w:type="dxa" w:w="3324"/>
-          </w:tcPr>
-          <w:p>
-            <w:r>
-              <w:t>2</w:t>
-            </w:r>
-          </w:p>
-        </w:tc>
-      </w:tr>
-      <w:tr>
-        <w:tc>
-          <w:tcPr>
-            <w:tcW w:type="dxa" w:w="3324"/>
-          </w:tcPr>
-          <w:p>
-            <w:r>
-              <w:t>Section10a</w:t>
-            </w:r>
-          </w:p>
-        </w:tc>
-        <w:tc>
-          <w:tcPr>
-            <w:tcW w:type="dxa" w:w="3324"/>
-          </w:tcPr>
-          <w:p>
-            <w:r>
-              <w:t>Existence entreprise non agricole</w:t>
-            </w:r>
-          </w:p>
-        </w:tc>
-        <w:tc>
-          <w:tcPr>
-            <w:tcW w:type="dxa" w:w="3324"/>
-          </w:tcPr>
-          <w:p>
-            <w:r>
-              <w:t>2</w:t>
-            </w:r>
-          </w:p>
-        </w:tc>
-      </w:tr>
-      <w:tr>
-        <w:tc>
-          <w:tcPr>
-            <w:tcW w:type="dxa" w:w="3324"/>
-          </w:tcPr>
-          <w:p>
-            <w:r>
-              <w:t>Section10b</w:t>
-            </w:r>
-          </w:p>
-        </w:tc>
-        <w:tc>
-          <w:tcPr>
-            <w:tcW w:type="dxa" w:w="3324"/>
-          </w:tcPr>
-          <w:p>
-            <w:r>
-              <w:t>caracteristiques entreprise non agricole</w:t>
-            </w:r>
-          </w:p>
-        </w:tc>
-        <w:tc>
-          <w:tcPr>
-            <w:tcW w:type="dxa" w:w="3324"/>
-          </w:tcPr>
-          <w:p>
-            <w:r>
-              <w:t>2</w:t>
+              <w:t>4</w:t>
             </w:r>
           </w:p>
         </w:tc>
@@ -520,6 +520,1036 @@
       </w:pPr>
       <w:r>
         <w:t>Details des erreurs par menage</w:t>
+      </w:r>
+    </w:p>
+    <w:p>
+      <w:pPr>
+        <w:pStyle w:val="Heading2"/>
+      </w:pPr>
+      <w:r>
+        <w:t>Menage 1</w:t>
+      </w:r>
+    </w:p>
+    <w:tbl>
+      <w:tblPr>
+        <w:tblStyle w:val="TableGrid"/>
+        <w:tblW w:type="auto" w:w="0"/>
+        <w:tblLook w:firstColumn="1" w:firstRow="1" w:lastColumn="0" w:lastRow="0" w:noHBand="0" w:noVBand="1" w:val="04A0"/>
+      </w:tblPr>
+      <w:tblGrid>
+        <w:gridCol w:w="1662"/>
+        <w:gridCol w:w="1662"/>
+        <w:gridCol w:w="1662"/>
+        <w:gridCol w:w="1662"/>
+        <w:gridCol w:w="1662"/>
+        <w:gridCol w:w="1662"/>
+      </w:tblGrid>
+      <w:tr>
+        <w:tc>
+          <w:tcPr>
+            <w:tcW w:type="dxa" w:w="1662"/>
+            <w:shd w:fill="5B9BD5"/>
+          </w:tcPr>
+          <w:p>
+            <w:r>
+              <w:rPr>
+                <w:b/>
+                <w:color w:val="FFFFFF"/>
+                <w:sz w:val="16"/>
+              </w:rPr>
+              <w:t>Interview Key</w:t>
+            </w:r>
+          </w:p>
+        </w:tc>
+        <w:tc>
+          <w:tcPr>
+            <w:tcW w:type="dxa" w:w="1662"/>
+            <w:shd w:fill="5B9BD5"/>
+          </w:tcPr>
+          <w:p>
+            <w:r>
+              <w:rPr>
+                <w:b/>
+                <w:color w:val="FFFFFF"/>
+                <w:sz w:val="16"/>
+              </w:rPr>
+              <w:t>Interview ID</w:t>
+            </w:r>
+          </w:p>
+        </w:tc>
+        <w:tc>
+          <w:tcPr>
+            <w:tcW w:type="dxa" w:w="1662"/>
+            <w:shd w:fill="5B9BD5"/>
+          </w:tcPr>
+          <w:p>
+            <w:r>
+              <w:rPr>
+                <w:b/>
+                <w:color w:val="FFFFFF"/>
+                <w:sz w:val="16"/>
+              </w:rPr>
+              <w:t>ID Agent</w:t>
+            </w:r>
+          </w:p>
+        </w:tc>
+        <w:tc>
+          <w:tcPr>
+            <w:tcW w:type="dxa" w:w="1662"/>
+            <w:shd w:fill="5B9BD5"/>
+          </w:tcPr>
+          <w:p>
+            <w:r>
+              <w:rPr>
+                <w:b/>
+                <w:color w:val="FFFFFF"/>
+                <w:sz w:val="16"/>
+              </w:rPr>
+              <w:t>ID Equipe</w:t>
+            </w:r>
+          </w:p>
+        </w:tc>
+        <w:tc>
+          <w:tcPr>
+            <w:tcW w:type="dxa" w:w="1662"/>
+            <w:shd w:fill="5B9BD5"/>
+          </w:tcPr>
+          <w:p>
+            <w:r>
+              <w:rPr>
+                <w:b/>
+                <w:color w:val="FFFFFF"/>
+                <w:sz w:val="16"/>
+              </w:rPr>
+              <w:t>Agent</w:t>
+            </w:r>
+          </w:p>
+        </w:tc>
+        <w:tc>
+          <w:tcPr>
+            <w:tcW w:type="dxa" w:w="1662"/>
+            <w:shd w:fill="5B9BD5"/>
+          </w:tcPr>
+          <w:p>
+            <w:r>
+              <w:rPr>
+                <w:b/>
+                <w:color w:val="FFFFFF"/>
+                <w:sz w:val="16"/>
+              </w:rPr>
+              <w:t>Chef d'equipe</w:t>
+            </w:r>
+          </w:p>
+        </w:tc>
+      </w:tr>
+      <w:tr>
+        <w:tc>
+          <w:tcPr>
+            <w:tcW w:type="dxa" w:w="1662"/>
+          </w:tcPr>
+          <w:p>
+            <w:r>
+              <w:rPr>
+                <w:sz w:val="14"/>
+              </w:rPr>
+              <w:t>58-01-82-00</w:t>
+            </w:r>
+          </w:p>
+        </w:tc>
+        <w:tc>
+          <w:tcPr>
+            <w:tcW w:type="dxa" w:w="1662"/>
+          </w:tcPr>
+          <w:p>
+            <w:r>
+              <w:rPr>
+                <w:sz w:val="14"/>
+              </w:rPr>
+              <w:t>bb6382feed594d7584142c60d951a444</w:t>
+            </w:r>
+          </w:p>
+        </w:tc>
+        <w:tc>
+          <w:tcPr>
+            <w:tcW w:type="dxa" w:w="1662"/>
+          </w:tcPr>
+          <w:p>
+            <w:r>
+              <w:rPr>
+                <w:sz w:val="14"/>
+              </w:rPr>
+              <w:t>EQ20_enq2</w:t>
+            </w:r>
+          </w:p>
+        </w:tc>
+        <w:tc>
+          <w:tcPr>
+            <w:tcW w:type="dxa" w:w="1662"/>
+          </w:tcPr>
+          <w:p>
+            <w:r>
+              <w:rPr>
+                <w:sz w:val="14"/>
+              </w:rPr>
+              <w:t>Equipe20</w:t>
+            </w:r>
+          </w:p>
+        </w:tc>
+        <w:tc>
+          <w:tcPr>
+            <w:tcW w:type="dxa" w:w="1662"/>
+          </w:tcPr>
+          <w:p>
+            <w:r>
+              <w:rPr>
+                <w:sz w:val="14"/>
+              </w:rPr>
+              <w:t>Dieynaba DEME</w:t>
+            </w:r>
+          </w:p>
+        </w:tc>
+        <w:tc>
+          <w:tcPr>
+            <w:tcW w:type="dxa" w:w="1662"/>
+          </w:tcPr>
+          <w:p>
+            <w:r>
+              <w:rPr>
+                <w:sz w:val="14"/>
+              </w:rPr>
+              <w:t>Aboubakrine Sadikh DICKO</w:t>
+            </w:r>
+          </w:p>
+        </w:tc>
+      </w:tr>
+    </w:tbl>
+    <w:p/>
+    <w:tbl>
+      <w:tblPr>
+        <w:tblStyle w:val="TableGrid"/>
+        <w:tblW w:type="auto" w:w="0"/>
+        <w:tblLook w:firstColumn="1" w:firstRow="1" w:lastColumn="0" w:lastRow="0" w:noHBand="0" w:noVBand="1" w:val="04A0"/>
+      </w:tblPr>
+      <w:tblGrid>
+        <w:gridCol w:w="3324"/>
+        <w:gridCol w:w="3324"/>
+        <w:gridCol w:w="3324"/>
+      </w:tblGrid>
+      <w:tr>
+        <w:tc>
+          <w:tcPr>
+            <w:tcW w:type="dxa" w:w="3324"/>
+            <w:shd w:fill="70AD47"/>
+          </w:tcPr>
+          <w:p>
+            <w:r>
+              <w:rPr>
+                <w:b/>
+                <w:color w:val="FFFFFF"/>
+                <w:sz w:val="18"/>
+              </w:rPr>
+              <w:t>Chef de Menage</w:t>
+            </w:r>
+          </w:p>
+        </w:tc>
+        <w:tc>
+          <w:tcPr>
+            <w:tcW w:type="dxa" w:w="3324"/>
+            <w:shd w:fill="70AD47"/>
+          </w:tcPr>
+          <w:p>
+            <w:r>
+              <w:rPr>
+                <w:b/>
+                <w:color w:val="FFFFFF"/>
+                <w:sz w:val="18"/>
+              </w:rPr>
+              <w:t>Quartier/Village (s00q05)</w:t>
+            </w:r>
+          </w:p>
+        </w:tc>
+        <w:tc>
+          <w:tcPr>
+            <w:tcW w:type="dxa" w:w="3324"/>
+            <w:shd w:fill="70AD47"/>
+          </w:tcPr>
+          <w:p>
+            <w:r>
+              <w:rPr>
+                <w:b/>
+                <w:color w:val="FFFFFF"/>
+                <w:sz w:val="18"/>
+              </w:rPr>
+              <w:t>Localisation GPS</w:t>
+            </w:r>
+          </w:p>
+        </w:tc>
+      </w:tr>
+      <w:tr>
+        <w:tc>
+          <w:tcPr>
+            <w:tcW w:type="dxa" w:w="3324"/>
+          </w:tcPr>
+          <w:p>
+            <w:r>
+              <w:rPr>
+                <w:sz w:val="18"/>
+              </w:rPr>
+              <w:t>AWA SIDIBE</w:t>
+            </w:r>
+          </w:p>
+        </w:tc>
+        <w:tc>
+          <w:tcPr>
+            <w:tcW w:type="dxa" w:w="3324"/>
+          </w:tcPr>
+          <w:p>
+            <w:r>
+              <w:rPr>
+                <w:sz w:val="18"/>
+              </w:rPr>
+              <w:t>N/A</w:t>
+            </w:r>
+          </w:p>
+        </w:tc>
+        <w:tc>
+          <w:tcPr>
+            <w:tcW w:type="dxa" w:w="3324"/>
+          </w:tcPr>
+          <w:p>
+            <w:r/>
+            <w:hyperlink r:id="rId9">
+              <w:r>
+                <w:rPr>
+                  <w:color w:val="0563C1"/>
+                  <w:u w:val="single"/>
+                </w:rPr>
+                <w:t>BEMA</w:t>
+              </w:r>
+            </w:hyperlink>
+          </w:p>
+        </w:tc>
+      </w:tr>
+    </w:tbl>
+    <w:p/>
+    <w:p>
+      <w:r>
+        <w:rPr>
+          <w:b/>
+          <w:color w:val="4672C4"/>
+          <w:sz w:val="22"/>
+        </w:rPr>
+        <w:t>&gt;&gt; Section0 - Identification et renseignements de controle</w:t>
+      </w:r>
+    </w:p>
+    <w:p>
+      <w:pPr>
+        <w:ind w:left="283"/>
+      </w:pPr>
+      <w:r>
+        <w:rPr>
+          <w:sz w:val="20"/>
+        </w:rPr>
+        <w:t>- Le questionnaire semble ne pas être complètement fini mais le questionnaire est en statut complet, prière de compléter le questionnaire.</w:t>
+      </w:r>
+    </w:p>
+    <w:p>
+      <w:r>
+        <w:rPr>
+          <w:b/>
+          <w:color w:val="4672C4"/>
+          <w:sz w:val="22"/>
+        </w:rPr>
+        <w:t>&gt;&gt; Section1 - Caracteristiques des membres</w:t>
+      </w:r>
+    </w:p>
+    <w:p>
+      <w:pPr>
+        <w:ind w:left="283"/>
+      </w:pPr>
+      <w:r>
+        <w:rPr>
+          <w:sz w:val="20"/>
+        </w:rPr>
+        <w:t xml:space="preserve">- Les informations sur l'acte de naissance (ni Jours, ni mois et ni années) de  abdourahmane diakhate  manquent, s'il vous plait pouvez-vous fournir d'effort pour avoir ces informations. </w:t>
+        <w:br/>
+        <w:t xml:space="preserve">- Les informations sur l'acte de naissance (ni Jours, ni mois et ni années) de  adama diakhate  manquent, s'il vous plait pouvez-vous fournir d'effort pour avoir ces informations. </w:t>
+        <w:br/>
+        <w:t xml:space="preserve">- Les informations sur l'acte de naissance (ni Jours, ni mois et ni années) de  fama coulibaly  manquent, s'il vous plait pouvez-vous fournir d'effort pour avoir ces informations. </w:t>
+        <w:br/>
+        <w:t xml:space="preserve">- Les informations sur l'acte de naissance (ni Jours, ni mois et ni années) de  fanta diakhate  manquent, s'il vous plait pouvez-vous fournir d'effort pour avoir ces informations. </w:t>
+        <w:br/>
+        <w:t xml:space="preserve">- Les informations sur l'acte de naissance (ni Jours, ni mois et ni années) de  farmata diakhate  manquent, s'il vous plait pouvez-vous fournir d'effort pour avoir ces informations. </w:t>
+        <w:br/>
+        <w:t xml:space="preserve">- Les informations sur l'acte de naissance (ni Jours, ni mois et ni années) de  hady diarra  manquent, s'il vous plait pouvez-vous fournir d'effort pour avoir ces informations. </w:t>
+        <w:br/>
+        <w:t xml:space="preserve">- Les informations sur l'acte de naissance (ni Jours, ni mois et ni années) de  hawa sidibe  manquent, s'il vous plait pouvez-vous fournir d'effort pour avoir ces informations. </w:t>
+        <w:br/>
+        <w:t xml:space="preserve">- Les informations sur l'acte de naissance (ni Jours, ni mois et ni années) de  ibrahima diakhate  manquent, s'il vous plait pouvez-vous fournir d'effort pour avoir ces informations. </w:t>
+        <w:br/>
+        <w:t xml:space="preserve">- Les informations sur l'acte de naissance (ni Jours, ni mois et ni années) de  maimouna coulibaly  manquent, s'il vous plait pouvez-vous fournir d'effort pour avoir ces informations. </w:t>
+        <w:br/>
+        <w:t xml:space="preserve">- Les informations sur l'acte de naissance (ni Jours, ni mois et ni années) de  maimouna diarra  manquent, s'il vous plait pouvez-vous fournir d'effort pour avoir ces informations. </w:t>
+        <w:br/>
+        <w:t xml:space="preserve">- Les informations sur l'acte de naissance (ni Jours, ni mois et ni années) de  mamadou diakhate1  manquent, s'il vous plait pouvez-vous fournir d'effort pour avoir ces informations. </w:t>
+        <w:br/>
+        <w:t xml:space="preserve">- Les informations sur l'acte de naissance (ni Jours, ni mois et ni années) de  marieme diakhate  manquent, s'il vous plait pouvez-vous fournir d'effort pour avoir ces informations. Le mois de l'enfant ( marieme diakhate ) n'est pas connu mais vous avez declaré en s01q04a le nombre de mois, prière de changer NSP au niveau de s01q03b. </w:t>
+        <w:br/>
+        <w:t xml:space="preserve">- Les informations sur l'acte de naissance (ni Jours, ni mois et ni années) de  momodou diakhate  manquent, s'il vous plait pouvez-vous fournir d'effort pour avoir ces informations. </w:t>
+        <w:br/>
+        <w:t xml:space="preserve">- Les informations sur l'acte de naissance (ni Jours, ni mois et ni années) de  oumare diakhate  manquent, s'il vous plait pouvez-vous fournir d'effort pour avoir ces informations. </w:t>
+        <w:br/>
+        <w:t xml:space="preserve">- Les informations sur l'acte de naissance (ni Jours, ni mois et ni années) de  sadio  diakhate  manquent, s'il vous plait pouvez-vous fournir d'effort pour avoir ces informations. </w:t>
+        <w:br/>
+        <w:t xml:space="preserve">- Les informations sur l'acte de naissance (ni Jours, ni mois et ni années) de  segou diakhate  manquent, s'il vous plait pouvez-vous fournir d'effort pour avoir ces informations. </w:t>
+        <w:br/>
+        <w:t xml:space="preserve">- Les informations sur l'acte de naissance (ni Jours, ni mois et ni années) de  sileymane  diakhate  manquent, s'il vous plait pouvez-vous fournir d'effort pour avoir ces informations. </w:t>
+        <w:br/>
+        <w:t xml:space="preserve">- Les informations sur l'acte de naissance (ni Jours, ni mois et ni années) de  soulemane diakhate  manquent, s'il vous plait pouvez-vous fournir d'effort pour avoir ces informations. Le mois de l'enfant ( soulemane diakhate ) n'est pas connu mais vous avez declaré en s01q04a le nombre de mois, prière de changer NSP au niveau de s01q03b. </w:t>
+        <w:br/>
+        <w:t>- Les informations sur l'acte de naissance (ni Jours, ni mois et ni années) de  thiekoura diakhate  manquent, s'il vous plait pouvez-vous fournir d'effort pour avoir ces informations.</w:t>
+      </w:r>
+    </w:p>
+    <w:p>
+      <w:r>
+        <w:rPr>
+          <w:b/>
+          <w:color w:val="4672C4"/>
+          <w:sz w:val="22"/>
+        </w:rPr>
+        <w:t>&gt;&gt; Section2 - Education</w:t>
+      </w:r>
+    </w:p>
+    <w:p>
+      <w:pPr>
+        <w:ind w:left="283"/>
+      </w:pPr>
+      <w:r>
+        <w:rPr>
+          <w:sz w:val="20"/>
+        </w:rPr>
+        <w:t xml:space="preserve">- Peu probable! abdourahmane diakhate  n'arrive pas  à comprendre un petit texte lu dans une langue locale (s02q03). Veuillez corriger ou donner des explications au QG. Peu probable! abdourahmane diakhate  ne sait ni lire, ni écrire, ni comprendre dans aucune des langues  (s02q01,s02q02,s02q03). Veuillez corriger ou donner des explications au QG. </w:t>
+        <w:br/>
+        <w:t xml:space="preserve">- Peu probable! adama diakhate  n'arrive pas  à comprendre un petit texte lu dans une langue locale (s02q03). Veuillez corriger ou donner des explications au QG. Incohérence!! adama diakhate fréquente l'école  mais ne paie ni la scolarité ni la cotisation, prière de corriger ou fournir une explication à cela. </w:t>
+        <w:br/>
+        <w:t xml:space="preserve">- Peu probable! astou diakhate  n'arrive pas  à comprendre un petit texte lu dans une langue locale (s02q03). Veuillez corriger ou donner des explications au QG. Peu probable! astou diakhate  ne sait ni lire, ni écrire, ni comprendre dans aucune des langues  (s02q01,s02q02,s02q03). Veuillez corriger ou donner des explications au QG. </w:t>
+        <w:br/>
+        <w:t xml:space="preserve">- Peu probable! fama coulibaly  n'arrive pas  à comprendre un petit texte lu dans une langue locale (s02q03). Veuillez corriger ou donner des explications au QG. Peu probable! fama coulibaly  ne sait ni lire, ni écrire, ni comprendre dans aucune des langues  (s02q01,s02q02,s02q03). Veuillez corriger ou donner des explications au QG. </w:t>
+        <w:br/>
+        <w:t xml:space="preserve">- Peu probable! fanta diakhate  n'arrive pas  à comprendre un petit texte lu dans une langue locale (s02q03). Veuillez corriger ou donner des explications au QG. </w:t>
+        <w:br/>
+        <w:t xml:space="preserve">- Peu probable! farmata diakhate  n'arrive pas  à comprendre un petit texte lu dans une langue locale (s02q03). Veuillez corriger ou donner des explications au QG. </w:t>
+        <w:br/>
+        <w:t xml:space="preserve">- Peu probable! hady diarra  n'arrive pas  à comprendre un petit texte lu dans une langue locale (s02q03). Veuillez corriger ou donner des explications au QG. Peu probable! hady diarra  ne sait ni lire, ni écrire, ni comprendre dans aucune des langues  (s02q01,s02q02,s02q03). Veuillez corriger ou donner des explications au QG. </w:t>
+        <w:br/>
+        <w:t xml:space="preserve">- Peu probable! hawa sidibe  n'arrive pas  à comprendre un petit texte lu dans une langue locale (s02q03). Veuillez corriger ou donner des explications au QG. Peu probable! hawa sidibe  ne sait ni lire, ni écrire, ni comprendre dans aucune des langues  (s02q01,s02q02,s02q03). Veuillez corriger ou donner des explications au QG. </w:t>
+        <w:br/>
+        <w:t xml:space="preserve">- Peu probable! ibrahima diakhate  n'arrive pas  à comprendre un petit texte lu dans une langue locale (s02q03). Veuillez corriger ou donner des explications au QG. </w:t>
+        <w:br/>
+        <w:t xml:space="preserve">- Peu probable! maimouna coulibaly  n'arrive pas  à comprendre un petit texte lu dans une langue locale (s02q03). Veuillez corriger ou donner des explications au QG. </w:t>
+        <w:br/>
+        <w:t xml:space="preserve">- Peu probable! maimouna diarra  n'arrive pas  à comprendre un petit texte lu dans une langue locale (s02q03). Veuillez corriger ou donner des explications au QG. Peu probable! maimouna diarra  ne sait ni lire, ni écrire, ni comprendre dans aucune des langues  (s02q01,s02q02,s02q03). Veuillez corriger ou donner des explications au QG. </w:t>
+        <w:br/>
+        <w:t xml:space="preserve">- Peu probable! mamadou diakhate1  n'arrive pas  à comprendre un petit texte lu dans une langue locale (s02q03). Veuillez corriger ou donner des explications au QG. Peu probable! mamadou diakhate1  ne sait ni lire, ni écrire, ni comprendre dans aucune des langues  (s02q01,s02q02,s02q03). Veuillez corriger ou donner des explications au QG. </w:t>
+        <w:br/>
+        <w:t xml:space="preserve">- Peu probable! marieme diakhate  n'arrive pas  à comprendre un petit texte lu dans une langue locale (s02q03). Veuillez corriger ou donner des explications au QG. Peu probable! marieme diakhate  ne sait ni lire, ni écrire, ni comprendre dans aucune des langues  (s02q01,s02q02,s02q03). Veuillez corriger ou donner des explications au QG. </w:t>
+        <w:br/>
+        <w:t xml:space="preserve">- Peu probable! momodou diakhate  n'arrive pas  à comprendre un petit texte lu dans une langue locale (s02q03). Veuillez corriger ou donner des explications au QG. Incohérence!! momodou diakhate fréquente l'école  mais ne paie ni la scolarité ni la cotisation, prière de corriger ou fournir une explication à cela. </w:t>
+        <w:br/>
+        <w:t xml:space="preserve">- Peu probable! oumare diakhate  n'arrive pas  à comprendre un petit texte lu dans une langue locale (s02q03). Veuillez corriger ou donner des explications au QG. </w:t>
+        <w:br/>
+        <w:t xml:space="preserve">- Peu probable! sadio  diakhate  n'arrive pas  à comprendre un petit texte lu dans une langue locale (s02q03). Veuillez corriger ou donner des explications au QG. Peu probable! sadio  diakhate  ne sait ni lire, ni écrire, ni comprendre dans aucune des langues  (s02q01,s02q02,s02q03). Veuillez corriger ou donner des explications au QG. Peu plausible sadio  diakhate fréquente au minimum le fondamental 1 mais ne sait ni lire ni comprendre la langue française, prière de corriger ou de confirmer avec le QG merci. Incohérence!! sadio  diakhate fréquente l'école  mais ne paie ni la scolarité ni la cotisation, prière de corriger ou fournir une explication à cela. </w:t>
+        <w:br/>
+        <w:t xml:space="preserve">- Peu probable! segou diakhate  n'arrive pas  à comprendre un petit texte lu dans une langue locale (s02q03). Veuillez corriger ou donner des explications au QG. Incohérence!! segou diakhate fréquente l'école  mais ne paie ni la scolarité ni la cotisation, prière de corriger ou fournir une explication à cela. </w:t>
+        <w:br/>
+        <w:t xml:space="preserve">- Peu probable! sileymane  diakhate  n'arrive pas  à comprendre un petit texte lu dans une langue locale (s02q03). Veuillez corriger ou donner des explications au QG. </w:t>
+        <w:br/>
+        <w:t>- Peu probable! thiekoura diakhate  n'arrive pas  à comprendre un petit texte lu dans une langue locale (s02q03). Veuillez corriger ou donner des explications au QG. Peu probable! thiekoura diakhate  ne sait ni lire, ni écrire, ni comprendre dans aucune des langues  (s02q01,s02q02,s02q03). Veuillez corriger ou donner des explications au QG. Avertissement!!! L'âge de thiekoura diakhate avec son niveau d'étude (maternelle) semble incoherent , veuillez confirmer cette information avec le QG ou corriger l'incohérence.</w:t>
+      </w:r>
+    </w:p>
+    <w:p>
+      <w:r>
+        <w:rPr>
+          <w:b/>
+          <w:color w:val="4672C4"/>
+          <w:sz w:val="22"/>
+        </w:rPr>
+        <w:t>&gt;&gt; Section4b - Emploi - Activite principale</w:t>
+      </w:r>
+    </w:p>
+    <w:p>
+      <w:pPr>
+        <w:ind w:left="283"/>
+      </w:pPr>
+      <w:r>
+        <w:rPr>
+          <w:sz w:val="20"/>
+        </w:rPr>
+        <w:t xml:space="preserve">- Attention ! Le nombre de jours que sileymane  diakhate a travaillés par mois semble être inférieur à 15. Veuillez, s'il vous plaît, confirmer cette information. </w:t>
+        <w:br/>
+        <w:t>- Nombre de mois exercé par mamadou diakhate1 dans l'emploi au cours des 12 derniers mois semble faible, veuillez corriger s'il vous plait ou comfirmer avec le QG.</w:t>
+      </w:r>
+    </w:p>
+    <w:p>
+      <w:r>
+        <w:rPr>
+          <w:b/>
+          <w:color w:val="4672C4"/>
+          <w:sz w:val="22"/>
+        </w:rPr>
+        <w:t>&gt;&gt; Section7b - Consommation alimentaire - 7 jours</w:t>
+      </w:r>
+    </w:p>
+    <w:p>
+      <w:pPr>
+        <w:ind w:left="283"/>
+      </w:pPr>
+      <w:r>
+        <w:rPr>
+          <w:sz w:val="20"/>
+        </w:rPr>
+        <w:t>- Attention ! Le prix unitaire d'achat (100 Fcfa) de Citron en Pièce (Petit) est relativement élevé par rapport aux autres prix observés dans cette zone. Prière de corriger ou de confirmer avec le QG. Avertissement!!! Le ménage a consommé 12 Kg taille unique de Capitaine frais, cette quantité semble anormale pour une consommation des 7 derniers jours.Prière de corriger ou de confirmer avec le QG. Avertissement!!! Le ménage a consommé 14 Morceau (Portion) Tres petit de Carpe séchée, cette quantité semble anormale pour une consommation des 7 derniers jours.Prière de corriger ou de confirmer avec le QG. Avertissement!!! Le ménage a consommé 42 Cube Petit de Cube alimentaire (Maggi, Jumbo, ), cette quantité semble anormale pour une consommation des 7 derniers jours.Prière de corriger ou de confirmer avec le QG. Avertissement!!!Le ménage a consommé 56 Sachets industriel de Tres petit de Autres tisanes et infusions n.d.a. (quinqueliba, citronnelle, etc.)  ce qui semble incoherent pour une consommation aucours des 7 derniers jours, prière de verifier et corriger. Avertissement!!!Le ménage a consommé 91 miche de Petit de Pain traditionnel (Baguette)  ce qui semble incoherent pour une consommation aucours des 7 derniers jours, prière de verifier et corriger. Le prix d'achat unitaire (1 Fcfa) de Poivre en Sachets de taille Tres petit  est invraisemblable, prière de regarder les reponses prises dans les questions s07bq07a s07bq07b s07bq07c s07bq08 pour mieux corriger.</w:t>
+      </w:r>
+    </w:p>
+    <w:p>
+      <w:r>
+        <w:rPr>
+          <w:b/>
+          <w:color w:val="4672C4"/>
+          <w:sz w:val="22"/>
+        </w:rPr>
+        <w:t>&gt;&gt; Section10a - Existence entreprise non agricole</w:t>
+      </w:r>
+    </w:p>
+    <w:p>
+      <w:pPr>
+        <w:ind w:left="283"/>
+      </w:pPr>
+      <w:r>
+        <w:rPr>
+          <w:sz w:val="20"/>
+        </w:rPr>
+        <w:t>- Avertissement!!! Le ménage de hawa sidibe a comme taille 21 personnes dont ils vivent à TAMBACOUNDA Rural et aucune d'entre ne possède une entreprise non agricole, prière de revoir cette partie de la section 10 de ce menage.</w:t>
+      </w:r>
+    </w:p>
+    <w:p>
+      <w:r>
+        <w:rPr>
+          <w:b/>
+          <w:color w:val="4672C4"/>
+          <w:sz w:val="22"/>
+        </w:rPr>
+        <w:t>&gt;&gt; Section16a - Champs et parcelles</w:t>
+      </w:r>
+    </w:p>
+    <w:p>
+      <w:pPr>
+        <w:ind w:left="283"/>
+      </w:pPr>
+      <w:r>
+        <w:rPr>
+          <w:sz w:val="20"/>
+        </w:rPr>
+        <w:t xml:space="preserve">- Avertissement!! Le champs a comme nom (champs 1de mil) qui ne semble pas être un bon nom ou contient des lettres, prière de mettre le vrai nom du champs. La quantité de fumure appliquée dans la parcelle parcelle de salade ,carotte et Gombo est de 125 Kg qui semble élevé ou ne sait pas, prière de fournir d'effort pour estimer la quantité afin de corriger. La parcelle parcelle de salade ,carotte et Gombo n'a pas été mésurée pour des raisons comme qu'elle est trop petite, GPS en panne et que le Ménage indisponible. Nous vous rappelons que ces raisons ne passent pas pour la non mesure des parcelles prière de les mésurer. Le document légal (titre, acte, certificat etc. ) qui affirme votre possession de la parcelle parcelle de salade ,carotte et Gombo est  et semble exister dans les modalités, prière de prendre attache avec le QG pour plus d'explication afin de la classer bien. </w:t>
+        <w:br/>
+        <w:t>- Avertissement!! Le champs a comme nom (champs 1de mil) qui ne semble pas être un bon nom ou contient des lettres, prière de mettre le vrai nom du champs. La quantité de fumure appliquée dans la parcelle parcelle est de 400 Kg qui semble élevé ou ne sait pas, prière de fournir d'effort pour estimer la quantité afin de corriger. La superficie de la parcelle parcelle selon les mesures GPS est de 2271.09 hectare qui semble élevé ou faible, prière de corriger. Le document légal (titre, acte, certificat etc. ) qui affirme votre possession de la parcelle parcelle est  et semble exister dans les modalités, prière de prendre attache avec le QG pour plus d'explication afin de la classer bien.</w:t>
+      </w:r>
+    </w:p>
+    <w:p>
+      <w:r>
+        <w:rPr>
+          <w:b/>
+          <w:color w:val="4672C4"/>
+          <w:sz w:val="22"/>
+        </w:rPr>
+        <w:t>&gt;&gt; Section16c - Cultures</w:t>
+      </w:r>
+    </w:p>
+    <w:p>
+      <w:pPr>
+        <w:ind w:left="283"/>
+      </w:pPr>
+      <w:r>
+        <w:rPr>
+          <w:sz w:val="20"/>
+        </w:rPr>
+        <w:t xml:space="preserve">- Le pourcentage qui reste à recolter pour ces cultures est de 100% c'est-à-dire que la recolte n'a pas commencé pour ces cultures, prière de regarder les questions (s16Cq11 s16Cq12) ou corriger. </w:t>
+        <w:br/>
+        <w:t xml:space="preserve">- Le pourcentage qui reste à recolter pour ces cultures est de 100% c'est-à-dire que la recolte n'a pas commencé pour ces cultures, prière de regarder les questions (s16Cq11 s16Cq12) ou corriger. </w:t>
+        <w:br/>
+        <w:t>- Le pourcentage qui reste à recolter pour ces cultures est de 100% c'est-à-dire que la recolte n'a pas commencé pour ces cultures, prière de regarder les questions (s16Cq11 s16Cq12) ou corriger.</w:t>
+      </w:r>
+    </w:p>
+    <w:p>
+      <w:r>
+        <w:t>________________________________________________________________________________</w:t>
+      </w:r>
+    </w:p>
+    <w:p>
+      <w:pPr>
+        <w:pStyle w:val="Heading2"/>
+      </w:pPr>
+      <w:r>
+        <w:t>Menage 2</w:t>
+      </w:r>
+    </w:p>
+    <w:tbl>
+      <w:tblPr>
+        <w:tblStyle w:val="TableGrid"/>
+        <w:tblW w:type="auto" w:w="0"/>
+        <w:tblLook w:firstColumn="1" w:firstRow="1" w:lastColumn="0" w:lastRow="0" w:noHBand="0" w:noVBand="1" w:val="04A0"/>
+      </w:tblPr>
+      <w:tblGrid>
+        <w:gridCol w:w="1662"/>
+        <w:gridCol w:w="1662"/>
+        <w:gridCol w:w="1662"/>
+        <w:gridCol w:w="1662"/>
+        <w:gridCol w:w="1662"/>
+        <w:gridCol w:w="1662"/>
+      </w:tblGrid>
+      <w:tr>
+        <w:tc>
+          <w:tcPr>
+            <w:tcW w:type="dxa" w:w="1662"/>
+            <w:shd w:fill="5B9BD5"/>
+          </w:tcPr>
+          <w:p>
+            <w:r>
+              <w:rPr>
+                <w:b/>
+                <w:color w:val="FFFFFF"/>
+                <w:sz w:val="16"/>
+              </w:rPr>
+              <w:t>Interview Key</w:t>
+            </w:r>
+          </w:p>
+        </w:tc>
+        <w:tc>
+          <w:tcPr>
+            <w:tcW w:type="dxa" w:w="1662"/>
+            <w:shd w:fill="5B9BD5"/>
+          </w:tcPr>
+          <w:p>
+            <w:r>
+              <w:rPr>
+                <w:b/>
+                <w:color w:val="FFFFFF"/>
+                <w:sz w:val="16"/>
+              </w:rPr>
+              <w:t>Interview ID</w:t>
+            </w:r>
+          </w:p>
+        </w:tc>
+        <w:tc>
+          <w:tcPr>
+            <w:tcW w:type="dxa" w:w="1662"/>
+            <w:shd w:fill="5B9BD5"/>
+          </w:tcPr>
+          <w:p>
+            <w:r>
+              <w:rPr>
+                <w:b/>
+                <w:color w:val="FFFFFF"/>
+                <w:sz w:val="16"/>
+              </w:rPr>
+              <w:t>ID Agent</w:t>
+            </w:r>
+          </w:p>
+        </w:tc>
+        <w:tc>
+          <w:tcPr>
+            <w:tcW w:type="dxa" w:w="1662"/>
+            <w:shd w:fill="5B9BD5"/>
+          </w:tcPr>
+          <w:p>
+            <w:r>
+              <w:rPr>
+                <w:b/>
+                <w:color w:val="FFFFFF"/>
+                <w:sz w:val="16"/>
+              </w:rPr>
+              <w:t>ID Equipe</w:t>
+            </w:r>
+          </w:p>
+        </w:tc>
+        <w:tc>
+          <w:tcPr>
+            <w:tcW w:type="dxa" w:w="1662"/>
+            <w:shd w:fill="5B9BD5"/>
+          </w:tcPr>
+          <w:p>
+            <w:r>
+              <w:rPr>
+                <w:b/>
+                <w:color w:val="FFFFFF"/>
+                <w:sz w:val="16"/>
+              </w:rPr>
+              <w:t>Agent</w:t>
+            </w:r>
+          </w:p>
+        </w:tc>
+        <w:tc>
+          <w:tcPr>
+            <w:tcW w:type="dxa" w:w="1662"/>
+            <w:shd w:fill="5B9BD5"/>
+          </w:tcPr>
+          <w:p>
+            <w:r>
+              <w:rPr>
+                <w:b/>
+                <w:color w:val="FFFFFF"/>
+                <w:sz w:val="16"/>
+              </w:rPr>
+              <w:t>Chef d'equipe</w:t>
+            </w:r>
+          </w:p>
+        </w:tc>
+      </w:tr>
+      <w:tr>
+        <w:tc>
+          <w:tcPr>
+            <w:tcW w:type="dxa" w:w="1662"/>
+          </w:tcPr>
+          <w:p>
+            <w:r>
+              <w:rPr>
+                <w:sz w:val="14"/>
+              </w:rPr>
+              <w:t>41-40-15-74</w:t>
+            </w:r>
+          </w:p>
+        </w:tc>
+        <w:tc>
+          <w:tcPr>
+            <w:tcW w:type="dxa" w:w="1662"/>
+          </w:tcPr>
+          <w:p>
+            <w:r>
+              <w:rPr>
+                <w:sz w:val="14"/>
+              </w:rPr>
+              <w:t>b547b4d863af40e18bf2bdf4755e38ea</w:t>
+            </w:r>
+          </w:p>
+        </w:tc>
+        <w:tc>
+          <w:tcPr>
+            <w:tcW w:type="dxa" w:w="1662"/>
+          </w:tcPr>
+          <w:p>
+            <w:r>
+              <w:rPr>
+                <w:sz w:val="14"/>
+              </w:rPr>
+              <w:t>EQ20_enq1</w:t>
+            </w:r>
+          </w:p>
+        </w:tc>
+        <w:tc>
+          <w:tcPr>
+            <w:tcW w:type="dxa" w:w="1662"/>
+          </w:tcPr>
+          <w:p>
+            <w:r>
+              <w:rPr>
+                <w:sz w:val="14"/>
+              </w:rPr>
+              <w:t>Equipe20</w:t>
+            </w:r>
+          </w:p>
+        </w:tc>
+        <w:tc>
+          <w:tcPr>
+            <w:tcW w:type="dxa" w:w="1662"/>
+          </w:tcPr>
+          <w:p>
+            <w:r>
+              <w:rPr>
+                <w:sz w:val="14"/>
+              </w:rPr>
+              <w:t>Seydina oumar BA</w:t>
+            </w:r>
+          </w:p>
+        </w:tc>
+        <w:tc>
+          <w:tcPr>
+            <w:tcW w:type="dxa" w:w="1662"/>
+          </w:tcPr>
+          <w:p>
+            <w:r>
+              <w:rPr>
+                <w:sz w:val="14"/>
+              </w:rPr>
+              <w:t>Aboubakrine Sadikh DICKO</w:t>
+            </w:r>
+          </w:p>
+        </w:tc>
+      </w:tr>
+    </w:tbl>
+    <w:p/>
+    <w:tbl>
+      <w:tblPr>
+        <w:tblStyle w:val="TableGrid"/>
+        <w:tblW w:type="auto" w:w="0"/>
+        <w:tblLook w:firstColumn="1" w:firstRow="1" w:lastColumn="0" w:lastRow="0" w:noHBand="0" w:noVBand="1" w:val="04A0"/>
+      </w:tblPr>
+      <w:tblGrid>
+        <w:gridCol w:w="3324"/>
+        <w:gridCol w:w="3324"/>
+        <w:gridCol w:w="3324"/>
+      </w:tblGrid>
+      <w:tr>
+        <w:tc>
+          <w:tcPr>
+            <w:tcW w:type="dxa" w:w="3324"/>
+            <w:shd w:fill="70AD47"/>
+          </w:tcPr>
+          <w:p>
+            <w:r>
+              <w:rPr>
+                <w:b/>
+                <w:color w:val="FFFFFF"/>
+                <w:sz w:val="18"/>
+              </w:rPr>
+              <w:t>Chef de Menage</w:t>
+            </w:r>
+          </w:p>
+        </w:tc>
+        <w:tc>
+          <w:tcPr>
+            <w:tcW w:type="dxa" w:w="3324"/>
+            <w:shd w:fill="70AD47"/>
+          </w:tcPr>
+          <w:p>
+            <w:r>
+              <w:rPr>
+                <w:b/>
+                <w:color w:val="FFFFFF"/>
+                <w:sz w:val="18"/>
+              </w:rPr>
+              <w:t>Quartier/Village (s00q05)</w:t>
+            </w:r>
+          </w:p>
+        </w:tc>
+        <w:tc>
+          <w:tcPr>
+            <w:tcW w:type="dxa" w:w="3324"/>
+            <w:shd w:fill="70AD47"/>
+          </w:tcPr>
+          <w:p>
+            <w:r>
+              <w:rPr>
+                <w:b/>
+                <w:color w:val="FFFFFF"/>
+                <w:sz w:val="18"/>
+              </w:rPr>
+              <w:t>Localisation GPS</w:t>
+            </w:r>
+          </w:p>
+        </w:tc>
+      </w:tr>
+      <w:tr>
+        <w:tc>
+          <w:tcPr>
+            <w:tcW w:type="dxa" w:w="3324"/>
+          </w:tcPr>
+          <w:p>
+            <w:r>
+              <w:rPr>
+                <w:sz w:val="18"/>
+              </w:rPr>
+              <w:t>OUMAR DEMBELE</w:t>
+            </w:r>
+          </w:p>
+        </w:tc>
+        <w:tc>
+          <w:tcPr>
+            <w:tcW w:type="dxa" w:w="3324"/>
+          </w:tcPr>
+          <w:p>
+            <w:r>
+              <w:rPr>
+                <w:sz w:val="18"/>
+              </w:rPr>
+              <w:t>N/A</w:t>
+            </w:r>
+          </w:p>
+        </w:tc>
+        <w:tc>
+          <w:tcPr>
+            <w:tcW w:type="dxa" w:w="3324"/>
+          </w:tcPr>
+          <w:p>
+            <w:r/>
+            <w:hyperlink r:id="rId10">
+              <w:r>
+                <w:rPr>
+                  <w:color w:val="0563C1"/>
+                  <w:u w:val="single"/>
+                </w:rPr>
+                <w:t>BEMA</w:t>
+              </w:r>
+            </w:hyperlink>
+          </w:p>
+        </w:tc>
+      </w:tr>
+    </w:tbl>
+    <w:p/>
+    <w:p>
+      <w:r>
+        <w:rPr>
+          <w:b/>
+          <w:color w:val="4672C4"/>
+          <w:sz w:val="22"/>
+        </w:rPr>
+        <w:t>&gt;&gt; Section1 - Caracteristiques des membres</w:t>
+      </w:r>
+    </w:p>
+    <w:p>
+      <w:pPr>
+        <w:ind w:left="283"/>
+      </w:pPr>
+      <w:r>
+        <w:rPr>
+          <w:sz w:val="20"/>
+        </w:rPr>
+        <w:t xml:space="preserve">- Les catégories socioprofessionnelles du père biologique de  AMI DEMBELE  ne sont pas coherentes, prière de corriger. </w:t>
+        <w:br/>
+        <w:t xml:space="preserve">- Les catégories socioprofessionnelles du père biologique de  DALLA DEMBELE  ne sont pas coherentes, prière de corriger. </w:t>
+        <w:br/>
+        <w:t xml:space="preserve">- Les catégories socioprofessionnelles du père biologique de  DIEYNABA DEMBELE  ne sont pas coherentes, prière de corriger. </w:t>
+        <w:br/>
+        <w:t xml:space="preserve">- Les catégories socioprofessionnelles du père biologique de  LASSANA DEMBELE  ne sont pas coherentes, prière de corriger. </w:t>
+        <w:br/>
+        <w:t>- Les catégories socioprofessionnelles du père biologique de  MOUSTAPHA DEMBELE  ne sont pas coherentes, prière de corriger.</w:t>
+      </w:r>
+    </w:p>
+    <w:p>
+      <w:r>
+        <w:rPr>
+          <w:b/>
+          <w:color w:val="4672C4"/>
+          <w:sz w:val="22"/>
+        </w:rPr>
+        <w:t>&gt;&gt; Section2 - Education</w:t>
+      </w:r>
+    </w:p>
+    <w:p>
+      <w:pPr>
+        <w:ind w:left="283"/>
+      </w:pPr>
+      <w:r>
+        <w:rPr>
+          <w:sz w:val="20"/>
+        </w:rPr>
+        <w:t xml:space="preserve">- Peu probable! AMI DEMBELE  n'arrive pas  à comprendre un petit texte lu dans une langue locale (s02q03). Veuillez corriger ou donner des explications au QG. </w:t>
+        <w:br/>
+        <w:t xml:space="preserve">- Peu probable! DALLA DEMBELE  n'arrive pas  à comprendre un petit texte lu dans une langue locale (s02q03). Veuillez corriger ou donner des explications au QG. </w:t>
+        <w:br/>
+        <w:t xml:space="preserve">- Peu probable! DIEYNABA DEMBELE  n'arrive pas  à comprendre un petit texte lu dans une langue locale (s02q03). Veuillez corriger ou donner des explications au QG. Peu probable! DIEYNABA DEMBELE  ne sait ni lire, ni écrire, ni comprendre dans aucune des langues  (s02q01,s02q02,s02q03). Veuillez corriger ou donner des explications au QG. </w:t>
+        <w:br/>
+        <w:t xml:space="preserve">- Peu probable! DIEYNABA DIARRA  n'arrive pas  à comprendre un petit texte lu dans une langue locale (s02q03). Veuillez corriger ou donner des explications au QG. Peu probable! DIEYNABA DIARRA  ne sait ni lire, ni écrire, ni comprendre dans aucune des langues  (s02q01,s02q02,s02q03). Veuillez corriger ou donner des explications au QG. </w:t>
+        <w:br/>
+        <w:t xml:space="preserve">- Peu probable! DIEYNABA KEITA  n'arrive pas  à comprendre un petit texte lu dans une langue locale (s02q03). Veuillez corriger ou donner des explications au QG. Incohérence!! DIEYNABA KEITA fréquente l'école  mais ne paie ni la scolarité ni la cotisation, prière de corriger ou fournir une explication à cela. </w:t>
+        <w:br/>
+        <w:t xml:space="preserve">- Peu probable! MOUSTAPHA DEMBELE  n'arrive pas  à comprendre un petit texte lu dans une langue locale (s02q03). Veuillez corriger ou donner des explications au QG. </w:t>
+        <w:br/>
+        <w:t xml:space="preserve">- Peu probable! OUMAR DEMBELE  n'arrive pas  à comprendre un petit texte lu dans une langue locale (s02q03). Veuillez corriger ou donner des explications au QG. Peu probable! OUMAR DEMBELE  ne sait ni lire, ni écrire, ni comprendre dans aucune des langues  (s02q01,s02q02,s02q03). Veuillez corriger ou donner des explications au QG. </w:t>
+        <w:br/>
+        <w:t>- Peu probable! SALIMATA KEITA  n'arrive pas  à comprendre un petit texte lu dans une langue locale (s02q03). Veuillez corriger ou donner des explications au QG. Peu probable! SALIMATA KEITA  ne sait ni lire, ni écrire, ni comprendre dans aucune des langues  (s02q01,s02q02,s02q03). Veuillez corriger ou donner des explications au QG.</w:t>
+      </w:r>
+    </w:p>
+    <w:p>
+      <w:r>
+        <w:rPr>
+          <w:b/>
+          <w:color w:val="4672C4"/>
+          <w:sz w:val="22"/>
+        </w:rPr>
+        <w:t>&gt;&gt; Section4b - Emploi - Activite principale</w:t>
+      </w:r>
+    </w:p>
+    <w:p>
+      <w:pPr>
+        <w:ind w:left="283"/>
+      </w:pPr>
+      <w:r>
+        <w:rPr>
+          <w:sz w:val="20"/>
+        </w:rPr>
+        <w:t xml:space="preserve">- OUMAR DEMBELE est un agriculteur dans un milieu rural donc il travaille principalement  pour son propre compte ou contribue à une entreprise familiale, prière de regarder la question s04q46.  Incohérence! OUMAR DEMBELE  evolue dans l'agriculture mais est  considéré comme salarié ou stagiaire/apprenti non renuméré, prière de revoir la question s04q46 et corriger. </w:t>
+        <w:br/>
+        <w:t>- Avertissement!!! AMI DEMBELE enquêté dans l'emploi principale n'a pas declaré son salaire prière de fournir plus d'effort pour lui demander son salire, vous pouvez utiliser des stratégies pour faire une estimation ou demander des conseils au QG. Avertissement!!! AMI DEMBELE enquêté dans l'emploi principale n'a pas declaré son revenu prière de fournir plus d'effort pour lui demander son revenu, vous pouvez utiliser des stratégies pour faire une estimation ou demander des conseils au QG.</w:t>
+      </w:r>
+    </w:p>
+    <w:p>
+      <w:r>
+        <w:rPr>
+          <w:b/>
+          <w:color w:val="4672C4"/>
+          <w:sz w:val="22"/>
+        </w:rPr>
+        <w:t>&gt;&gt; Section7b - Consommation alimentaire - 7 jours</w:t>
+      </w:r>
+    </w:p>
+    <w:p>
+      <w:pPr>
+        <w:ind w:left="283"/>
+      </w:pPr>
+      <w:r>
+        <w:rPr>
+          <w:sz w:val="20"/>
+        </w:rPr>
+        <w:t>- Attention ! Le prix unitaire d'achat (250 Fcfa) de Piment séché en Sachets (Petit) est relativement élevé par rapport aux autres prix observés dans cette zone. Prière de corriger ou de confirmer avec le QG. Attention ! Le prix unitaire d'achat (250 Fcfa) de Poivre en Sachets (Petit) est relativement élevé par rapport aux autres prix observés dans cette zone. Prière de corriger ou de confirmer avec le QG. Avertissement!!! Le ménage a consommé 12 Pièce Moyen de Capitaine frais, cette quantité semble anormale pour une consommation des 7 derniers jours.Prière de corriger ou de confirmer avec le QG. Avertissement!!! Le ménage a consommé 28 Litre taille unique de Lait frais de vache, cette quantité semble anormale pour une consommation des 7 derniers jours.Prière de corriger ou de confirmer avec le QG. Avertissement!!! Le ménage a consommé 42 Verre ( à thé) taille unique de Sucre en poudre , cette quantité semble anormale pour une consommation des 7 derniers jours.Prière de corriger ou de confirmer avec le QG. Avertissement!!! Le ménage a consommé 7 Paquet Petit de Thé en sachet, cette quantité semble anormale pour une consommation des 7 derniers jours.Prière de corriger ou de confirmer avec le QG. Avertissement!! le prix unitaire (100 Fcfa) de Thé en sachet (unité: Paquet) de taille Petit est très faible ou élevé. Prière de corriger ou de confirmer avec le QG.</w:t>
+      </w:r>
+    </w:p>
+    <w:p>
+      <w:r>
+        <w:rPr>
+          <w:b/>
+          <w:color w:val="4672C4"/>
+          <w:sz w:val="22"/>
+        </w:rPr>
+        <w:t>&gt;&gt; Section10b - caracteristiques entreprise non agricole</w:t>
+      </w:r>
+    </w:p>
+    <w:p>
+      <w:pPr>
+        <w:ind w:left="283"/>
+      </w:pPr>
+      <w:r>
+        <w:rPr>
+          <w:sz w:val="20"/>
+        </w:rPr>
+        <w:t>- Incohérence!! L'entreprise vente de puce dit avoir réçu une somme sur la revente de ces marchandises achetées et revendues en état (s10q46 est differnt de 0) mais n'a depensé aucune somme sur l'achat des marchandises revendues en état (s10q47==0), prière de fournir plus d'effort pour estimer le montant obtenu sur la depense de ces marchandises achetées et revendues en état.</w:t>
+      </w:r>
+    </w:p>
+    <w:p>
+      <w:r>
+        <w:rPr>
+          <w:b/>
+          <w:color w:val="4672C4"/>
+          <w:sz w:val="22"/>
+        </w:rPr>
+        <w:t>&gt;&gt; Section16a - Champs et parcelles</w:t>
+      </w:r>
+    </w:p>
+    <w:p>
+      <w:pPr>
+        <w:ind w:left="283"/>
+      </w:pPr>
+      <w:r>
+        <w:rPr>
+          <w:sz w:val="20"/>
+        </w:rPr>
+        <w:t xml:space="preserve">- Avertissement!! Le champs a comme nom (CHAMPS 1) qui ne semble pas être un bon nom ou contient des lettres, prière de mettre le vrai nom du champs. Avertissement!! La parcelle a comme nom (parcelle 1 mais) qui ne semble pas être un bon nom ou contient des lettres, prière de mettre le vrai nom de la parcelle. La parcelle parcelle 1 mais n'a pas été mésurée pour des raisons comme qu'elle est trop petite, GPS en panne et que le Ménage indisponible. Nous vous rappelons que ces raisons ne passent pas pour la non mesure des parcelles prière de les mésurer. Le document légal (titre, acte, certificat etc. ) qui affirme votre possession de la parcelle parcelle 1 mais est  et semble exister dans les modalités, prière de prendre attache avec le QG pour plus d'explication afin de la classer bien. </w:t>
+        <w:br/>
+        <w:t>- Avertissement!! Le champs a comme nom (CHAMPS 1) qui ne semble pas être un bon nom ou contient des lettres, prière de mettre le vrai nom du champs. La superficie de la parcelle parcelle mil selon les mesures GPS est de 3658.23 hectare qui semble élevé ou faible, prière de corriger. Le document légal (titre, acte, certificat etc. ) qui affirme votre possession de la parcelle parcelle mil est  et semble exister dans les modalités, prière de prendre attache avec le QG pour plus d'explication afin de la classer bien.</w:t>
+      </w:r>
+    </w:p>
+    <w:p>
+      <w:r>
+        <w:t>________________________________________________________________________________</w:t>
       </w:r>
     </w:p>
     <w:p>
@@ -818,7 +1848,7 @@
           </w:tcPr>
           <w:p>
             <w:r/>
-            <w:hyperlink r:id="rId9">
+            <w:hyperlink r:id="rId11">
               <w:r>
                 <w:rPr>
                   <w:color w:val="0563C1"/>
@@ -850,49 +1880,7 @@
         <w:rPr>
           <w:sz w:val="20"/>
         </w:rPr>
-        <w:t>- Il est obligatoire de prendre les coordonnées Gps avant d'administrer le questionnaire. Prière de prendre les coordonnées GPS.</w:t>
-      </w:r>
-    </w:p>
-    <w:p>
-      <w:r>
-        <w:rPr>
-          <w:b/>
-          <w:color w:val="4672C4"/>
-          <w:sz w:val="22"/>
-        </w:rPr>
-        <w:t>&gt;&gt; Section4b - Emploi - Activite principale</w:t>
-      </w:r>
-    </w:p>
-    <w:p>
-      <w:pPr>
-        <w:ind w:left="283"/>
-      </w:pPr>
-      <w:r>
-        <w:rPr>
-          <w:sz w:val="20"/>
-        </w:rPr>
-        <w:t>- Attention ! Le nombre de jours que MODOU LO a travaillés par mois semble être inférieur à 15. Veuillez, s'il vous plaît, confirmer cette information.</w:t>
-      </w:r>
-    </w:p>
-    <w:p>
-      <w:r>
-        <w:rPr>
-          <w:b/>
-          <w:color w:val="4672C4"/>
-          <w:sz w:val="22"/>
-        </w:rPr>
-        <w:t>&gt;&gt; Section7a1 - Repas pris a l'exterieur du menage</w:t>
-      </w:r>
-    </w:p>
-    <w:p>
-      <w:pPr>
-        <w:ind w:left="283"/>
-      </w:pPr>
-      <w:r>
-        <w:rPr>
-          <w:sz w:val="20"/>
-        </w:rPr>
-        <w:t>- Attention ! La somme des repas pris à l'extérieur pour l'ensemble du ménage et pour les membres du ménage est identique, êtes-vous sûr de ne pas avoir reconduit les mêmes informations? Prière de vérifier et corriger ou de confirmer avec le QG. Attention ! Les informations des repas pris à l'extérieur pour l'ensemble du ménage et pour les membres du ménage sont identiques, prière de vérifier et de corriger ou de confirmer ces informations avec le QG.</w:t>
+        <w:t>- Le questionnaire semble ne pas être complètement fini mais le questionnaire est en statut complet, prière de compléter le questionnaire. Il est obligatoire de prendre les coordonnées Gps avant d'administrer le questionnaire. Prière de prendre les coordonnées GPS.</w:t>
       </w:r>
     </w:p>
     <w:p>
@@ -944,6 +1932,27 @@
           <w:color w:val="4672C4"/>
           <w:sz w:val="22"/>
         </w:rPr>
+        <w:t>&gt;&gt; Section12 - Actifs du menage</w:t>
+      </w:r>
+    </w:p>
+    <w:p>
+      <w:pPr>
+        <w:ind w:left="283"/>
+      </w:pPr>
+      <w:r>
+        <w:rPr>
+          <w:sz w:val="20"/>
+        </w:rPr>
+        <w:t>- Attention ! Bonbonne de gaz a été revendu à 7000 Fcfa qui est relativement faible par rapport aux autres prix de revente observés dans cette zone. Prière de corriger ou de confirmer avec le QG.</w:t>
+      </w:r>
+    </w:p>
+    <w:p>
+      <w:r>
+        <w:rPr>
+          <w:b/>
+          <w:color w:val="4672C4"/>
+          <w:sz w:val="22"/>
+        </w:rPr>
         <w:t>&gt;&gt; Section16a - Champs et parcelles</w:t>
       </w:r>
     </w:p>
@@ -956,6 +1965,555 @@
           <w:sz w:val="20"/>
         </w:rPr>
         <w:t>- La section 16 du ménage de MODOU  LO n'est pas renseigné, prière de renseigner.</w:t>
+      </w:r>
+    </w:p>
+    <w:p>
+      <w:r>
+        <w:t>________________________________________________________________________________</w:t>
+      </w:r>
+    </w:p>
+    <w:p>
+      <w:pPr>
+        <w:pStyle w:val="Heading2"/>
+      </w:pPr>
+      <w:r>
+        <w:t>Menage 5</w:t>
+      </w:r>
+    </w:p>
+    <w:tbl>
+      <w:tblPr>
+        <w:tblStyle w:val="TableGrid"/>
+        <w:tblW w:type="auto" w:w="0"/>
+        <w:tblLook w:firstColumn="1" w:firstRow="1" w:lastColumn="0" w:lastRow="0" w:noHBand="0" w:noVBand="1" w:val="04A0"/>
+      </w:tblPr>
+      <w:tblGrid>
+        <w:gridCol w:w="1662"/>
+        <w:gridCol w:w="1662"/>
+        <w:gridCol w:w="1662"/>
+        <w:gridCol w:w="1662"/>
+        <w:gridCol w:w="1662"/>
+        <w:gridCol w:w="1662"/>
+      </w:tblGrid>
+      <w:tr>
+        <w:tc>
+          <w:tcPr>
+            <w:tcW w:type="dxa" w:w="1662"/>
+            <w:shd w:fill="5B9BD5"/>
+          </w:tcPr>
+          <w:p>
+            <w:r>
+              <w:rPr>
+                <w:b/>
+                <w:color w:val="FFFFFF"/>
+                <w:sz w:val="16"/>
+              </w:rPr>
+              <w:t>Interview Key</w:t>
+            </w:r>
+          </w:p>
+        </w:tc>
+        <w:tc>
+          <w:tcPr>
+            <w:tcW w:type="dxa" w:w="1662"/>
+            <w:shd w:fill="5B9BD5"/>
+          </w:tcPr>
+          <w:p>
+            <w:r>
+              <w:rPr>
+                <w:b/>
+                <w:color w:val="FFFFFF"/>
+                <w:sz w:val="16"/>
+              </w:rPr>
+              <w:t>Interview ID</w:t>
+            </w:r>
+          </w:p>
+        </w:tc>
+        <w:tc>
+          <w:tcPr>
+            <w:tcW w:type="dxa" w:w="1662"/>
+            <w:shd w:fill="5B9BD5"/>
+          </w:tcPr>
+          <w:p>
+            <w:r>
+              <w:rPr>
+                <w:b/>
+                <w:color w:val="FFFFFF"/>
+                <w:sz w:val="16"/>
+              </w:rPr>
+              <w:t>ID Agent</w:t>
+            </w:r>
+          </w:p>
+        </w:tc>
+        <w:tc>
+          <w:tcPr>
+            <w:tcW w:type="dxa" w:w="1662"/>
+            <w:shd w:fill="5B9BD5"/>
+          </w:tcPr>
+          <w:p>
+            <w:r>
+              <w:rPr>
+                <w:b/>
+                <w:color w:val="FFFFFF"/>
+                <w:sz w:val="16"/>
+              </w:rPr>
+              <w:t>ID Equipe</w:t>
+            </w:r>
+          </w:p>
+        </w:tc>
+        <w:tc>
+          <w:tcPr>
+            <w:tcW w:type="dxa" w:w="1662"/>
+            <w:shd w:fill="5B9BD5"/>
+          </w:tcPr>
+          <w:p>
+            <w:r>
+              <w:rPr>
+                <w:b/>
+                <w:color w:val="FFFFFF"/>
+                <w:sz w:val="16"/>
+              </w:rPr>
+              <w:t>Agent</w:t>
+            </w:r>
+          </w:p>
+        </w:tc>
+        <w:tc>
+          <w:tcPr>
+            <w:tcW w:type="dxa" w:w="1662"/>
+            <w:shd w:fill="5B9BD5"/>
+          </w:tcPr>
+          <w:p>
+            <w:r>
+              <w:rPr>
+                <w:b/>
+                <w:color w:val="FFFFFF"/>
+                <w:sz w:val="16"/>
+              </w:rPr>
+              <w:t>Chef d'equipe</w:t>
+            </w:r>
+          </w:p>
+        </w:tc>
+      </w:tr>
+      <w:tr>
+        <w:tc>
+          <w:tcPr>
+            <w:tcW w:type="dxa" w:w="1662"/>
+          </w:tcPr>
+          <w:p>
+            <w:r>
+              <w:rPr>
+                <w:sz w:val="14"/>
+              </w:rPr>
+              <w:t>28-45-40-20</w:t>
+            </w:r>
+          </w:p>
+        </w:tc>
+        <w:tc>
+          <w:tcPr>
+            <w:tcW w:type="dxa" w:w="1662"/>
+          </w:tcPr>
+          <w:p>
+            <w:r>
+              <w:rPr>
+                <w:sz w:val="14"/>
+              </w:rPr>
+              <w:t>c3d8e17a0b8d4c43a1c9d1d97984dd73</w:t>
+            </w:r>
+          </w:p>
+        </w:tc>
+        <w:tc>
+          <w:tcPr>
+            <w:tcW w:type="dxa" w:w="1662"/>
+          </w:tcPr>
+          <w:p>
+            <w:r>
+              <w:rPr>
+                <w:sz w:val="14"/>
+              </w:rPr>
+              <w:t>EQ20_enq1</w:t>
+            </w:r>
+          </w:p>
+        </w:tc>
+        <w:tc>
+          <w:tcPr>
+            <w:tcW w:type="dxa" w:w="1662"/>
+          </w:tcPr>
+          <w:p>
+            <w:r>
+              <w:rPr>
+                <w:sz w:val="14"/>
+              </w:rPr>
+              <w:t>Equipe20</w:t>
+            </w:r>
+          </w:p>
+        </w:tc>
+        <w:tc>
+          <w:tcPr>
+            <w:tcW w:type="dxa" w:w="1662"/>
+          </w:tcPr>
+          <w:p>
+            <w:r>
+              <w:rPr>
+                <w:sz w:val="14"/>
+              </w:rPr>
+              <w:t>Seydina oumar BA</w:t>
+            </w:r>
+          </w:p>
+        </w:tc>
+        <w:tc>
+          <w:tcPr>
+            <w:tcW w:type="dxa" w:w="1662"/>
+          </w:tcPr>
+          <w:p>
+            <w:r>
+              <w:rPr>
+                <w:sz w:val="14"/>
+              </w:rPr>
+              <w:t>Aboubakrine Sadikh DICKO</w:t>
+            </w:r>
+          </w:p>
+        </w:tc>
+      </w:tr>
+    </w:tbl>
+    <w:p/>
+    <w:tbl>
+      <w:tblPr>
+        <w:tblStyle w:val="TableGrid"/>
+        <w:tblW w:type="auto" w:w="0"/>
+        <w:tblLook w:firstColumn="1" w:firstRow="1" w:lastColumn="0" w:lastRow="0" w:noHBand="0" w:noVBand="1" w:val="04A0"/>
+      </w:tblPr>
+      <w:tblGrid>
+        <w:gridCol w:w="3324"/>
+        <w:gridCol w:w="3324"/>
+        <w:gridCol w:w="3324"/>
+      </w:tblGrid>
+      <w:tr>
+        <w:tc>
+          <w:tcPr>
+            <w:tcW w:type="dxa" w:w="3324"/>
+            <w:shd w:fill="70AD47"/>
+          </w:tcPr>
+          <w:p>
+            <w:r>
+              <w:rPr>
+                <w:b/>
+                <w:color w:val="FFFFFF"/>
+                <w:sz w:val="18"/>
+              </w:rPr>
+              <w:t>Chef de Menage</w:t>
+            </w:r>
+          </w:p>
+        </w:tc>
+        <w:tc>
+          <w:tcPr>
+            <w:tcW w:type="dxa" w:w="3324"/>
+            <w:shd w:fill="70AD47"/>
+          </w:tcPr>
+          <w:p>
+            <w:r>
+              <w:rPr>
+                <w:b/>
+                <w:color w:val="FFFFFF"/>
+                <w:sz w:val="18"/>
+              </w:rPr>
+              <w:t>Quartier/Village (s00q05)</w:t>
+            </w:r>
+          </w:p>
+        </w:tc>
+        <w:tc>
+          <w:tcPr>
+            <w:tcW w:type="dxa" w:w="3324"/>
+            <w:shd w:fill="70AD47"/>
+          </w:tcPr>
+          <w:p>
+            <w:r>
+              <w:rPr>
+                <w:b/>
+                <w:color w:val="FFFFFF"/>
+                <w:sz w:val="18"/>
+              </w:rPr>
+              <w:t>Localisation GPS</w:t>
+            </w:r>
+          </w:p>
+        </w:tc>
+      </w:tr>
+      <w:tr>
+        <w:tc>
+          <w:tcPr>
+            <w:tcW w:type="dxa" w:w="3324"/>
+          </w:tcPr>
+          <w:p>
+            <w:r>
+              <w:rPr>
+                <w:sz w:val="18"/>
+              </w:rPr>
+              <w:t>HAROUNA DIARRA</w:t>
+            </w:r>
+          </w:p>
+        </w:tc>
+        <w:tc>
+          <w:tcPr>
+            <w:tcW w:type="dxa" w:w="3324"/>
+          </w:tcPr>
+          <w:p>
+            <w:r>
+              <w:rPr>
+                <w:sz w:val="18"/>
+              </w:rPr>
+              <w:t>N/A</w:t>
+            </w:r>
+          </w:p>
+        </w:tc>
+        <w:tc>
+          <w:tcPr>
+            <w:tcW w:type="dxa" w:w="3324"/>
+          </w:tcPr>
+          <w:p>
+            <w:r/>
+            <w:hyperlink r:id="rId10">
+              <w:r>
+                <w:rPr>
+                  <w:color w:val="0563C1"/>
+                  <w:u w:val="single"/>
+                </w:rPr>
+                <w:t>BEMA</w:t>
+              </w:r>
+            </w:hyperlink>
+          </w:p>
+        </w:tc>
+      </w:tr>
+    </w:tbl>
+    <w:p/>
+    <w:p>
+      <w:r>
+        <w:rPr>
+          <w:b/>
+          <w:color w:val="4672C4"/>
+          <w:sz w:val="22"/>
+        </w:rPr>
+        <w:t>&gt;&gt; Section0 - Identification et renseignements de controle</w:t>
+      </w:r>
+    </w:p>
+    <w:p>
+      <w:pPr>
+        <w:ind w:left="283"/>
+      </w:pPr>
+      <w:r>
+        <w:rPr>
+          <w:sz w:val="20"/>
+        </w:rPr>
+        <w:t>- Le questionnaire semble ne pas être complètement fini mais le questionnaire est en statut complet, prière de compléter le questionnaire.</w:t>
+      </w:r>
+    </w:p>
+    <w:p>
+      <w:r>
+        <w:rPr>
+          <w:b/>
+          <w:color w:val="4672C4"/>
+          <w:sz w:val="22"/>
+        </w:rPr>
+        <w:t>&gt;&gt; Section2 - Education</w:t>
+      </w:r>
+    </w:p>
+    <w:p>
+      <w:pPr>
+        <w:ind w:left="283"/>
+      </w:pPr>
+      <w:r>
+        <w:rPr>
+          <w:sz w:val="20"/>
+        </w:rPr>
+        <w:t xml:space="preserve">- Peu probable! ADAMA DIARRA  n'arrive pas  à comprendre un petit texte lu dans une langue locale (s02q03). Veuillez corriger ou donner des explications au QG. </w:t>
+        <w:br/>
+        <w:t xml:space="preserve">- Peu probable! ADAMA KONTE  n'arrive pas  à comprendre un petit texte lu dans une langue locale (s02q03). Veuillez corriger ou donner des explications au QG. </w:t>
+        <w:br/>
+        <w:t xml:space="preserve">- Peu probable! AMADOU DIARRA  n'arrive pas  à comprendre un petit texte lu dans une langue locale (s02q03). Veuillez corriger ou donner des explications au QG. Peu probable! AMADOU DIARRA  ne sait ni lire, ni écrire, ni comprendre dans aucune des langues  (s02q01,s02q02,s02q03). Veuillez corriger ou donner des explications au QG. Peu plausible AMADOU DIARRA fréquente au minimum le fondamental 1 mais ne sait ni lire ni comprendre la langue française, prière de corriger ou de confirmer avec le QG merci. Incohérence!! AMADOU DIARRA fréquente l'école  mais ne paie ni la scolarité ni la cotisation, prière de corriger ou fournir une explication à cela. </w:t>
+        <w:br/>
+        <w:t xml:space="preserve">- Peu probable! AMINATA DIARRA 2  n'arrive pas  à comprendre un petit texte lu dans une langue locale (s02q03). Veuillez corriger ou donner des explications au QG. </w:t>
+        <w:br/>
+        <w:t xml:space="preserve">- Peu probable! AMINATA DIARRA 3  n'arrive pas  à comprendre un petit texte lu dans une langue locale (s02q03). Veuillez corriger ou donner des explications au QG. Peu probable! AMINATA DIARRA 3  ne sait ni lire, ni écrire, ni comprendre dans aucune des langues  (s02q01,s02q02,s02q03). Veuillez corriger ou donner des explications au QG. </w:t>
+        <w:br/>
+        <w:t xml:space="preserve">- Peu probable! AMY COULIBALY  n'arrive pas  à comprendre un petit texte lu dans une langue locale (s02q03). Veuillez corriger ou donner des explications au QG. Peu probable! AMY COULIBALY  ne sait ni lire, ni écrire, ni comprendre dans aucune des langues  (s02q01,s02q02,s02q03). Veuillez corriger ou donner des explications au QG. </w:t>
+        <w:br/>
+        <w:t xml:space="preserve">- Peu probable! AWA COULIBALY  n'arrive pas  à comprendre un petit texte lu dans une langue locale (s02q03). Veuillez corriger ou donner des explications au QG. </w:t>
+        <w:br/>
+        <w:t xml:space="preserve">- Peu probable! AWA DIARRA  n'arrive pas  à comprendre un petit texte lu dans une langue locale (s02q03). Veuillez corriger ou donner des explications au QG. Peu probable! AWA DIARRA  ne sait ni lire, ni écrire, ni comprendre dans aucune des langues  (s02q01,s02q02,s02q03). Veuillez corriger ou donner des explications au QG. </w:t>
+        <w:br/>
+        <w:t xml:space="preserve">- Peu probable! COUMBA DIARRA  n'arrive pas  à comprendre un petit texte lu dans une langue locale (s02q03). Veuillez corriger ou donner des explications au QG. Peu probable! COUMBA DIARRA  ne sait ni lire, ni écrire, ni comprendre dans aucune des langues  (s02q01,s02q02,s02q03). Veuillez corriger ou donner des explications au QG. </w:t>
+        <w:br/>
+        <w:t xml:space="preserve">- Peu probable! DIEYNABA DIARRA  n'arrive pas  à comprendre un petit texte lu dans une langue locale (s02q03). Veuillez corriger ou donner des explications au QG. Peu probable! DIEYNABA DIARRA  ne sait ni lire, ni écrire, ni comprendre dans aucune des langues  (s02q01,s02q02,s02q03). Veuillez corriger ou donner des explications au QG.  Incohérence ! le montant payé de DIEYNABA DIARRA pour les frais de scolarité est très faible. veuillez, s'il vous plait, confirmer ces informations avec le QG ou apporter les corrections nécessaires. Dans les milieux ruraux les frais d'uniformes de DIEYNABA DIARRA sont peut-être obligatoire et sont payés aussi dans les écoles privés, prière de verifier pour corriger ou confirmer avec le QG. </w:t>
+        <w:br/>
+        <w:t xml:space="preserve">- Peu probable! DIOULDE DIALLO  n'arrive pas  à comprendre un petit texte lu dans une langue locale (s02q03). Veuillez corriger ou donner des explications au QG. Peu probable! DIOULDE DIALLO  ne sait ni lire, ni écrire, ni comprendre dans aucune des langues  (s02q01,s02q02,s02q03). Veuillez corriger ou donner des explications au QG. </w:t>
+        <w:br/>
+        <w:t xml:space="preserve">- Peu probable! FA DJIGUI DIARRA  n'arrive pas  à comprendre un petit texte lu dans une langue locale (s02q03). Veuillez corriger ou donner des explications au QG. </w:t>
+        <w:br/>
+        <w:t xml:space="preserve">- Peu probable! FATOUMATA DIARRA 1  n'arrive pas  à comprendre un petit texte lu dans une langue locale (s02q03). Veuillez corriger ou donner des explications au QG. </w:t>
+        <w:br/>
+        <w:t xml:space="preserve">- Peu probable! FATOUMATA DIARRA 2  n'arrive pas  à comprendre un petit texte lu dans une langue locale (s02q03). Veuillez corriger ou donner des explications au QG. </w:t>
+        <w:br/>
+        <w:t xml:space="preserve">- Peu probable! HABY DIARRA  n'arrive pas  à comprendre un petit texte lu dans une langue locale (s02q03). Veuillez corriger ou donner des explications au QG. </w:t>
+        <w:br/>
+        <w:t xml:space="preserve">- Peu probable! HAROUNA DIARRA 1  n'arrive pas  à comprendre un petit texte lu dans une langue locale (s02q03). Veuillez corriger ou donner des explications au QG. Peu probable! HAROUNA DIARRA 1  ne sait ni lire, ni écrire, ni comprendre dans aucune des langues  (s02q01,s02q02,s02q03). Veuillez corriger ou donner des explications au QG. </w:t>
+        <w:br/>
+        <w:t xml:space="preserve">- Peu probable! HAROUNA DIARRA 2  n'arrive pas  à comprendre un petit texte lu dans une langue locale (s02q03). Veuillez corriger ou donner des explications au QG. </w:t>
+        <w:br/>
+        <w:t xml:space="preserve">- Peu probable! HAWA TRAORÉ  n'arrive pas  à comprendre un petit texte lu dans une langue locale (s02q03). Veuillez corriger ou donner des explications au QG. Peu probable! HAWA TRAORÉ  ne sait ni lire, ni écrire, ni comprendre dans aucune des langues  (s02q01,s02q02,s02q03). Veuillez corriger ou donner des explications au QG. </w:t>
+        <w:br/>
+        <w:t xml:space="preserve">- Peu probable! LAMINE SIDIBE  n'arrive pas  à comprendre un petit texte lu dans une langue locale (s02q03). Veuillez corriger ou donner des explications au QG. </w:t>
+        <w:br/>
+        <w:t xml:space="preserve">- Peu probable! MAIMOUNA DAIRRA  n'arrive pas  à comprendre un petit texte lu dans une langue locale (s02q03). Veuillez corriger ou donner des explications au QG. Incohérence!! MAIMOUNA DAIRRA fréquente l'école  mais ne paie ni la scolarité ni la cotisation, prière de corriger ou fournir une explication à cela. </w:t>
+        <w:br/>
+        <w:t xml:space="preserve">- Peu probable! MAIMOUNA KEITA  n'arrive pas  à comprendre un petit texte lu dans une langue locale (s02q03). Veuillez corriger ou donner des explications au QG. Peu probable! MAIMOUNA KEITA  ne sait ni lire, ni écrire, ni comprendre dans aucune des langues  (s02q01,s02q02,s02q03). Veuillez corriger ou donner des explications au QG. </w:t>
+        <w:br/>
+        <w:t xml:space="preserve">- Peu probable! MARIETOU DIARRA 2  n'arrive pas  à comprendre un petit texte lu dans une langue locale (s02q03). Veuillez corriger ou donner des explications au QG. </w:t>
+        <w:br/>
+        <w:t xml:space="preserve">- Peu probable! MOUHAMED DIARRA 1  n'arrive pas  à comprendre un petit texte lu dans une langue locale (s02q03). Veuillez corriger ou donner des explications au QG. Peu probable! MOUHAMED DIARRA 1  ne sait ni lire, ni écrire, ni comprendre dans aucune des langues  (s02q01,s02q02,s02q03). Veuillez corriger ou donner des explications au QG.  Incohérence ! le montant payé de MOUHAMED DIARRA 1 pour les frais de scolarité est très faible. veuillez, s'il vous plait, confirmer ces informations avec le QG ou apporter les corrections nécessaires. Dans les milieux ruraux les frais d'uniformes de MOUHAMED DIARRA 1 sont peut-être obligatoire et sont payés aussi dans les écoles privés, prière de verifier pour corriger ou confirmer avec le QG. </w:t>
+        <w:br/>
+        <w:t xml:space="preserve">- Peu probable! MOUNINA CISSOKHO  n'arrive pas  à comprendre un petit texte lu dans une langue locale (s02q03). Veuillez corriger ou donner des explications au QG. Peu probable! MOUNINA CISSOKHO  ne sait ni lire, ni écrire, ni comprendre dans aucune des langues  (s02q01,s02q02,s02q03). Veuillez corriger ou donner des explications au QG. </w:t>
+        <w:br/>
+        <w:t xml:space="preserve">- Peu probable! YACOUBA SIDIBE  n'arrive pas  à comprendre un petit texte lu dans une langue locale (s02q03). Veuillez corriger ou donner des explications au QG. </w:t>
+        <w:br/>
+        <w:t>- Peu probable! YAYA SIDIBE  n'arrive pas  à comprendre un petit texte lu dans une langue locale (s02q03). Veuillez corriger ou donner des explications au QG.</w:t>
+      </w:r>
+    </w:p>
+    <w:p>
+      <w:r>
+        <w:rPr>
+          <w:b/>
+          <w:color w:val="4672C4"/>
+          <w:sz w:val="22"/>
+        </w:rPr>
+        <w:t>&gt;&gt; Section4a - Emploi</w:t>
+      </w:r>
+    </w:p>
+    <w:p>
+      <w:pPr>
+        <w:ind w:left="283"/>
+      </w:pPr>
+      <w:r>
+        <w:rPr>
+          <w:sz w:val="20"/>
+        </w:rPr>
+        <w:t xml:space="preserve">- Avertissement! AMY COULIBALY n'a consacré aucune heure pour aucun des travaux du ménage, prière de regarder les réponses prises dans les questions (s04q01 s04q02 s04q03 s04q04 s04q05 s04q06 s04q07 s04q08). </w:t>
+        <w:br/>
+        <w:t xml:space="preserve">- Avertissement! AWA COULIBALY n'a consacré aucune heure pour aucun des travaux du ménage, prière de regarder les réponses prises dans les questions (s04q01 s04q02 s04q03 s04q04 s04q05 s04q06 s04q07 s04q08). </w:t>
+        <w:br/>
+        <w:t xml:space="preserve">- Avertissement! AWA DIARRA n'a consacré aucune heure pour aucun des travaux du ménage, prière de regarder les réponses prises dans les questions (s04q01 s04q02 s04q03 s04q04 s04q05 s04q06 s04q07 s04q08). </w:t>
+        <w:br/>
+        <w:t xml:space="preserve">- Avertissement! DIOULDE DIALLO n'a consacré aucune heure pour aucun des travaux du ménage, prière de regarder les réponses prises dans les questions (s04q01 s04q02 s04q03 s04q04 s04q05 s04q06 s04q07 s04q08). </w:t>
+        <w:br/>
+        <w:t xml:space="preserve">- Avertissement! Généralement les jeunes hommes (10 à 25ans) font des travaux ménager soit apprendre les enfants à reviser leurs léçons ou d'autres cours, ADAMA KONTE n'a consacré aucune heure pour les travaux cités en s04q01, s04q02, s04q03, s04q04, s04q05, s04q06, s04q07 et s04q08.Prière de regarder pour corriger ou confirmer avec le QG. </w:t>
+        <w:br/>
+        <w:t xml:space="preserve">- Avertissement! Généralement les jeunes hommes (10 à 25ans) font des travaux ménager soit apprendre les enfants à reviser leurs léçons ou d'autres cours, HAROUNA DIARRA 2 n'a consacré aucune heure pour les travaux cités en s04q01, s04q02, s04q03, s04q04, s04q05, s04q06, s04q07 et s04q08.Prière de regarder pour corriger ou confirmer avec le QG. </w:t>
+        <w:br/>
+        <w:t xml:space="preserve">- Avertissement! Généralement les jeunes hommes (10 à 25ans) font des travaux ménager soit apprendre les enfants à reviser leurs léçons ou d'autres cours, LAMINE SIDIBE n'a consacré aucune heure pour les travaux cités en s04q01, s04q02, s04q03, s04q04, s04q05, s04q06, s04q07 et s04q08.Prière de regarder pour corriger ou confirmer avec le QG. </w:t>
+        <w:br/>
+        <w:t>- Avertissement! MAIMOUNA KEITA n'a consacré aucune heure pour aucun des travaux du ménage, prière de regarder les réponses prises dans les questions (s04q01 s04q02 s04q03 s04q04 s04q05 s04q06 s04q07 s04q08).</w:t>
+      </w:r>
+    </w:p>
+    <w:p>
+      <w:r>
+        <w:rPr>
+          <w:b/>
+          <w:color w:val="4672C4"/>
+          <w:sz w:val="22"/>
+        </w:rPr>
+        <w:t>&gt;&gt; Section4b - Emploi - Activite principale</w:t>
+      </w:r>
+    </w:p>
+    <w:p>
+      <w:pPr>
+        <w:ind w:left="283"/>
+      </w:pPr>
+      <w:r>
+        <w:rPr>
+          <w:sz w:val="20"/>
+        </w:rPr>
+        <w:t xml:space="preserve">- Nombre de mois exercé par DIOULDE DIALLO dans l'emploi au cours des 12 derniers mois semble faible, veuillez corriger s'il vous plait ou comfirmer avec le QG. </w:t>
+        <w:br/>
+        <w:t>- Nombre de mois exercé par HAROUNA DIARRA 2 dans l'emploi au cours des 12 derniers mois semble faible, veuillez corriger s'il vous plait ou comfirmer avec le QG.</w:t>
+      </w:r>
+    </w:p>
+    <w:p>
+      <w:r>
+        <w:rPr>
+          <w:b/>
+          <w:color w:val="4672C4"/>
+          <w:sz w:val="22"/>
+        </w:rPr>
+        <w:t>&gt;&gt; Section7b - Consommation alimentaire - 7 jours</w:t>
+      </w:r>
+    </w:p>
+    <w:p>
+      <w:pPr>
+        <w:ind w:left="283"/>
+      </w:pPr>
+      <w:r>
+        <w:rPr>
+          <w:sz w:val="20"/>
+        </w:rPr>
+        <w:t>- Attention ! Le prix unitaire d'achat (4000 Fcfa) de Café en poudre soluble en Boite (Autre que la boite/pot de tomate) (Moyen) est relativement élevé par rapport aux autres prix observés dans cette zone. Prière de corriger ou de confirmer avec le QG. Avertissement!!! Le ménage a consommé 12 Tas Petit de Capitaine frais, cette quantité semble anormale pour une consommation des 7 derniers jours.Prière de corriger ou de confirmer avec le QG. Avertissement!!! Le ménage a consommé 35 Verre ( à thé) taille unique de Sucre en poudre , cette quantité semble anormale pour une consommation des 7 derniers jours.Prière de corriger ou de confirmer avec le QG. Avertissement!!! Le ménage a consommé 37 Cube Petit de Cube alimentaire (Maggi, Jumbo, ), cette quantité semble anormale pour une consommation des 7 derniers jours.Prière de corriger ou de confirmer avec le QG. Avertissement!!! Le ménage a consommé 42 Cuillère Tres petit de Chocolat pâte à tartiner, cette quantité semble anormale pour une consommation des 7 derniers jours.Prière de corriger ou de confirmer avec le QG. Avertissement!!! Le ménage a consommé 7 Paquet Petit de Thé en sachet, cette quantité semble anormale pour une consommation des 7 derniers jours.Prière de corriger ou de confirmer avec le QG. Avertissement!! le prix unitaire (100 Fcfa) de Thé en sachet (unité: Paquet) de taille Petit est très faible ou élevé. Prière de corriger ou de confirmer avec le QG. Avertissement!!!Le ménage a consommé 112 miche de Petit de Pain moderne (Baguette)  ce qui semble incoherent pour une consommation aucours des 7 derniers jours, prière de verifier et corriger. Avertissement!!!Le ménage a consommé 46 Boite de tomate/Pot de Petit de Riz local Gambiaka  ce qui semble incoherent pour une consommation aucours des 7 derniers jours, prière de verifier et corriger. Avertissement!!!Le ménage a consommé 70 Sachets de Petit de Lait en poudre  ce qui semble incoherent pour une consommation aucours des 7 derniers jours, prière de verifier et corriger.</w:t>
+      </w:r>
+    </w:p>
+    <w:p>
+      <w:r>
+        <w:rPr>
+          <w:b/>
+          <w:color w:val="4672C4"/>
+          <w:sz w:val="22"/>
+        </w:rPr>
+        <w:t>&gt;&gt; Section10b - caracteristiques entreprise non agricole</w:t>
+      </w:r>
+    </w:p>
+    <w:p>
+      <w:pPr>
+        <w:ind w:left="283"/>
+      </w:pPr>
+      <w:r>
+        <w:rPr>
+          <w:sz w:val="20"/>
+        </w:rPr>
+        <w:t>- Le montant dépensé de l'entreprise guerrisseur en achat de matières premières pour les produits vendus au cours des 30 derniers jours ou durant le dernier mois où l'entreprise a fonctionné ne peut pas être supéreur aux montants obtenus sur la vente de produits transformés par l'entreprise au cours de cette même période où l'entreprise a fonctionné (s10q49 &gt; s10q48), prière de corriger. L'entreprise guerrisseur a depensé en achat de matières premières pour les produits vendus (s10q49 different de 0) mais dit n'avoir réçu aucune somme sur la vente de produits transformés (s10q48 est égal à 0), prière de fournir de l'effort pour estimer le montant obtenu sur la vente vente de produits transformés.</w:t>
+      </w:r>
+    </w:p>
+    <w:p>
+      <w:r>
+        <w:rPr>
+          <w:b/>
+          <w:color w:val="4672C4"/>
+          <w:sz w:val="22"/>
+        </w:rPr>
+        <w:t>&gt;&gt; Section12 - Actifs du menage</w:t>
+      </w:r>
+    </w:p>
+    <w:p>
+      <w:pPr>
+        <w:ind w:left="283"/>
+      </w:pPr>
+      <w:r>
+        <w:rPr>
+          <w:sz w:val="20"/>
+        </w:rPr>
+        <w:t>- Le nombre d'article ( Téléphone portable)  dans ce ménages est élevé (13), prière de corriger ou confirmer avec le QG.</w:t>
+      </w:r>
+    </w:p>
+    <w:p>
+      <w:r>
+        <w:rPr>
+          <w:b/>
+          <w:color w:val="4672C4"/>
+          <w:sz w:val="22"/>
+        </w:rPr>
+        <w:t>&gt;&gt; Section16a - Champs et parcelles</w:t>
+      </w:r>
+    </w:p>
+    <w:p>
+      <w:pPr>
+        <w:ind w:left="283"/>
+      </w:pPr>
+      <w:r>
+        <w:rPr>
+          <w:sz w:val="20"/>
+        </w:rPr>
+        <w:t>- Le salaire d'un homme de 15ans et plus ayant travaillé sur la parcelle PARCELLE D ARACHIDE par jours au moment de la période de préparation du sol (labour) et des semis est de 150 FCFA qui semble faible ou  élevé, prière de corriger. Le salaire d'un homme de 15ans et plus ayant travaillé sur la parcelle PARCELLE D ARACHIDE par jours au moment de la période d'entretien du sol (sarclage, etc.) est de 150 FCFA qui semble faible ou  élevé, prière de corriger. Le salaire d'un homme de 15ans et plus ayant travaillé sur la parcelle PARCELLE D ARACHIDE par jours au moment de la période des récoltes est de 66.66666 FCFA qui semble faible ou  élevé, prière de corriger. La superficie de la parcelle PARCELLE D ARACHIDE selon les mesures GPS est de 2850.25 hectare qui semble élevé ou faible, prière de corriger. Le document légal (titre, acte, certificat etc. ) qui affirme votre possession de la parcelle PARCELLE D ARACHIDE est  et semble exister dans les modalités, prière de prendre attache avec le QG pour plus d'explication afin de la classer bien.</w:t>
       </w:r>
     </w:p>
     <w:p>
@@ -1259,7 +2817,7 @@
           </w:tcPr>
           <w:p>
             <w:r/>
-            <w:hyperlink r:id="rId10">
+            <w:hyperlink r:id="rId12">
               <w:r>
                 <w:rPr>
                   <w:color w:val="0563C1"/>
@@ -1273,6 +2831,27 @@
       </w:tr>
     </w:tbl>
     <w:p/>
+    <w:p>
+      <w:r>
+        <w:rPr>
+          <w:b/>
+          <w:color w:val="4672C4"/>
+          <w:sz w:val="22"/>
+        </w:rPr>
+        <w:t>&gt;&gt; Section0 - Identification et renseignements de controle</w:t>
+      </w:r>
+    </w:p>
+    <w:p>
+      <w:pPr>
+        <w:ind w:left="283"/>
+      </w:pPr>
+      <w:r>
+        <w:rPr>
+          <w:sz w:val="20"/>
+        </w:rPr>
+        <w:t>- Le questionnaire semble ne pas être complètement fini mais le questionnaire est en statut complet, prière de compléter le questionnaire.</w:t>
+      </w:r>
+    </w:p>
     <w:p>
       <w:r>
         <w:rPr>
@@ -1314,7 +2893,13 @@
         <w:rPr>
           <w:sz w:val="20"/>
         </w:rPr>
+        <w:t xml:space="preserve">- Peu probable! AMADOU DIARRA  n'arrive pas  à comprendre un petit texte lu dans une langue locale (s02q03). Veuillez corriger ou donner des explications au QG. Peu probable! AMADOU DIARRA  ne sait ni lire, ni écrire, ni comprendre dans aucune des langues  (s02q01,s02q02,s02q03). Veuillez corriger ou donner des explications au QG. </w:t>
+        <w:br/>
+        <w:t xml:space="preserve">- Peu probable! ASTA TRAORE  n'arrive pas  à comprendre un petit texte lu dans une langue locale (s02q03). Veuillez corriger ou donner des explications au QG. Peu probable! ASTA TRAORE  ne sait ni lire, ni écrire, ni comprendre dans aucune des langues  (s02q01,s02q02,s02q03). Veuillez corriger ou donner des explications au QG. </w:t>
+        <w:br/>
         <w:t xml:space="preserve">- Peu probable! Boubacar Diarra  n'arrive pas  à comprendre un petit texte lu dans une langue locale (s02q03). Veuillez corriger ou donner des explications au QG. Peu probable! Boubacar Diarra  ne sait ni lire, ni écrire, ni comprendre dans aucune des langues  (s02q01,s02q02,s02q03). Veuillez corriger ou donner des explications au QG. Peu plausible Boubacar Diarra fréquente au minimum le fondamental 1 mais ne sait ni lire ni comprendre la langue française, prière de corriger ou de confirmer avec le QG merci. Incohérence!! Boubacar Diarra fréquente l'école  mais ne paie ni la scolarité ni la cotisation, prière de corriger ou fournir une explication à cela. </w:t>
+        <w:br/>
+        <w:t xml:space="preserve">- Peu probable! DOUDOU DIARRA  n'arrive pas  à comprendre un petit texte lu dans une langue locale (s02q03). Veuillez corriger ou donner des explications au QG. Peu probable! DOUDOU DIARRA  ne sait ni lire, ni écrire, ni comprendre dans aucune des langues  (s02q01,s02q02,s02q03). Veuillez corriger ou donner des explications au QG. </w:t>
         <w:br/>
         <w:t xml:space="preserve">- Peu probable! Dienaba Diarra  n'arrive pas  à comprendre un petit texte lu dans une langue locale (s02q03). Veuillez corriger ou donner des explications au QG. Peu probable! Dienaba Diarra  ne sait ni lire, ni écrire, ni comprendre dans aucune des langues  (s02q01,s02q02,s02q03). Veuillez corriger ou donner des explications au QG. </w:t>
         <w:br/>
@@ -1322,11 +2907,17 @@
         <w:br/>
         <w:t xml:space="preserve">- Peu probable! Fatou Diarra  n'arrive pas  à comprendre un petit texte lu dans une langue locale (s02q03). Veuillez corriger ou donner des explications au QG. Incohérence!! Fatou Diarra fréquente l'école  mais ne paie ni la scolarité ni la cotisation, prière de corriger ou fournir une explication à cela. </w:t>
         <w:br/>
+        <w:t xml:space="preserve">- Peu probable! GAOUSSOU DIARRA  n'arrive pas  à comprendre un petit texte lu dans une langue locale (s02q03). Veuillez corriger ou donner des explications au QG. Peu probable! GAOUSSOU DIARRA  ne sait ni lire, ni écrire, ni comprendre dans aucune des langues  (s02q01,s02q02,s02q03). Veuillez corriger ou donner des explications au QG. </w:t>
+        <w:br/>
+        <w:t xml:space="preserve">- Peu probable! GOUNDO DIARRA  n'arrive pas  à comprendre un petit texte lu dans une langue locale (s02q03). Veuillez corriger ou donner des explications au QG. </w:t>
+        <w:br/>
         <w:t xml:space="preserve">- Peu probable! HAROUNA DIARRA  n'arrive pas  à comprendre un petit texte lu dans une langue locale (s02q03). Veuillez corriger ou donner des explications au QG. Peu probable! HAROUNA DIARRA  ne sait ni lire, ni écrire, ni comprendre dans aucune des langues  (s02q01,s02q02,s02q03). Veuillez corriger ou donner des explications au QG. </w:t>
         <w:br/>
-        <w:t xml:space="preserve">- Peu probable! HAWOURE DIARRA  ne sait ni lire, ni écrire, ni comprendre dans aucune des langues  (s02q01,s02q02,s02q03). Veuillez corriger ou donner des explications au QG. </w:t>
+        <w:t xml:space="preserve">- Peu probable! HAWOURE DIARRA  n'arrive pas  à comprendre un petit texte lu dans une langue locale (s02q03). Veuillez corriger ou donner des explications au QG. Peu probable! HAWOURE DIARRA  ne sait ni lire, ni écrire, ni comprendre dans aucune des langues  (s02q01,s02q02,s02q03). Veuillez corriger ou donner des explications au QG. </w:t>
         <w:br/>
-        <w:t xml:space="preserve">- Peu probable! Haby cissokho  n'arrive pas  à comprendre un petit texte lu dans une langue locale (s02q03). Veuillez corriger ou donner des explications au QG. Peu probable! Haby cissokho  ne sait ni lire, ni écrire, ni comprendre dans aucune des langues  (s02q01,s02q02,s02q03). Veuillez corriger ou donner des explications au QG. </w:t>
+        <w:t xml:space="preserve">- Peu probable! Haby cissokho  n'arrive pas  à comprendre un petit texte lu dans une langue locale (s02q03). Veuillez corriger ou donner des explications au QG. </w:t>
+        <w:br/>
+        <w:t xml:space="preserve">- Peu probable! IDRISSA DIARRA  n'arrive pas  à comprendre un petit texte lu dans une langue locale (s02q03). Veuillez corriger ou donner des explications au QG. </w:t>
         <w:br/>
         <w:t xml:space="preserve">- Peu probable! Ibrahima Diarra  n'arrive pas  à comprendre un petit texte lu dans une langue locale (s02q03). Veuillez corriger ou donner des explications au QG. Peu probable! Ibrahima Diarra  ne sait ni lire, ni écrire, ni comprendre dans aucune des langues  (s02q01,s02q02,s02q03). Veuillez corriger ou donner des explications au QG. </w:t>
         <w:br/>
@@ -1334,13 +2925,17 @@
         <w:br/>
         <w:t xml:space="preserve">- Peu probable! KOUDIEDJI Kompo  n'arrive pas  à comprendre un petit texte lu dans une langue locale (s02q03). Veuillez corriger ou donner des explications au QG. Peu probable! KOUDIEDJI Kompo  ne sait ni lire, ni écrire, ni comprendre dans aucune des langues  (s02q01,s02q02,s02q03). Veuillez corriger ou donner des explications au QG. </w:t>
         <w:br/>
+        <w:t xml:space="preserve">- Peu probable! LASSANA DIARRA  n'arrive pas  à comprendre un petit texte lu dans une langue locale (s02q03). Veuillez corriger ou donner des explications au QG. </w:t>
+        <w:br/>
         <w:t xml:space="preserve">- Peu probable! Maimouna Diarra  n'arrive pas  à comprendre un petit texte lu dans une langue locale (s02q03). Veuillez corriger ou donner des explications au QG. Incohérence!! Maimouna Diarra fréquente l'école  mais ne paie ni la scolarité ni la cotisation, prière de corriger ou fournir une explication à cela. </w:t>
         <w:br/>
-        <w:t xml:space="preserve">- Peu probable! Mansata Diarra  n'arrive pas  à comprendre un petit texte lu dans une langue locale (s02q03). Veuillez corriger ou donner des explications au QG. Peu probable! Mansata Diarra  ne sait ni lire, ni écrire, ni comprendre dans aucune des langues  (s02q01,s02q02,s02q03). Veuillez corriger ou donner des explications au QG. Peu plausible Mansata Diarra fréquente au minimum le fondamental 1 mais ne sait ni lire ni comprendre la langue française, prière de corriger ou de confirmer avec le QG merci. Avertissement!! Mansata Diarra fréquente au minimum la troisième année de fondamental 1 mais ne sait pas écrire, prière de corriger ou confirmer avec le QG. Incohérence!! Mansata Diarra fréquente l'école  mais ne paie ni la scolarité ni la cotisation, prière de corriger ou fournir une explication à cela. </w:t>
+        <w:t xml:space="preserve">- Peu probable! Mansata Diarra  n'arrive pas  à comprendre un petit texte lu dans une langue locale (s02q03). Veuillez corriger ou donner des explications au QG. Incohérence!! Mansata Diarra fréquente l'école  mais ne paie ni la scolarité ni la cotisation, prière de corriger ou fournir une explication à cela. </w:t>
         <w:br/>
         <w:t xml:space="preserve">- Peu probable! Mariam Diarra  n'arrive pas  à comprendre un petit texte lu dans une langue locale (s02q03). Veuillez corriger ou donner des explications au QG. Peu probable! Mariam Diarra  ne sait ni lire, ni écrire, ni comprendre dans aucune des langues  (s02q01,s02q02,s02q03). Veuillez corriger ou donner des explications au QG. </w:t>
         <w:br/>
-        <w:t>- Peu probable! Rockiya Diarra  n'arrive pas  à comprendre un petit texte lu dans une langue locale (s02q03). Veuillez corriger ou donner des explications au QG. Incohérence!! Rockiya Diarra fréquente l'école  mais ne paie ni la scolarité ni la cotisation, prière de corriger ou fournir une explication à cela.</w:t>
+        <w:t xml:space="preserve">- Peu probable! Rockiya Diarra  n'arrive pas  à comprendre un petit texte lu dans une langue locale (s02q03). Veuillez corriger ou donner des explications au QG. Incohérence!! Rockiya Diarra fréquente l'école  mais ne paie ni la scolarité ni la cotisation, prière de corriger ou fournir une explication à cela. </w:t>
+        <w:br/>
+        <w:t>- Peu probable! Yacouba Diarra 2  n'arrive pas  à comprendre un petit texte lu dans une langue locale (s02q03). Veuillez corriger ou donner des explications au QG. Peu probable! Yacouba Diarra 2  ne sait ni lire, ni écrire, ni comprendre dans aucune des langues  (s02q01,s02q02,s02q03). Veuillez corriger ou donner des explications au QG.</w:t>
       </w:r>
     </w:p>
     <w:p>
@@ -1361,53 +2956,28 @@
         <w:rPr>
           <w:sz w:val="20"/>
         </w:rPr>
-        <w:t xml:space="preserve">- || </w:t>
-        <w:br/>
-        <w:t xml:space="preserve">- </w:t>
-        <w:br/>
-        <w:t xml:space="preserve">- </w:t>
-        <w:br/>
-        <w:t xml:space="preserve">- </w:t>
-        <w:br/>
-        <w:t xml:space="preserve">- </w:t>
-        <w:br/>
-        <w:t xml:space="preserve">- </w:t>
-        <w:br/>
-        <w:t xml:space="preserve">- </w:t>
-        <w:br/>
-        <w:t xml:space="preserve">- </w:t>
-        <w:br/>
-        <w:t xml:space="preserve">- </w:t>
-        <w:br/>
-        <w:t xml:space="preserve">- </w:t>
-        <w:br/>
-        <w:t xml:space="preserve">- </w:t>
-        <w:br/>
-        <w:t xml:space="preserve">- </w:t>
-        <w:br/>
-        <w:t xml:space="preserve">- </w:t>
-        <w:br/>
-        <w:t xml:space="preserve">- </w:t>
-        <w:br/>
-        <w:t xml:space="preserve">- </w:t>
-        <w:br/>
-        <w:t xml:space="preserve">- </w:t>
-        <w:br/>
-        <w:t xml:space="preserve">- </w:t>
-        <w:br/>
-        <w:t xml:space="preserve">- </w:t>
-        <w:br/>
-        <w:t xml:space="preserve">- </w:t>
-        <w:br/>
-        <w:t xml:space="preserve">- </w:t>
-        <w:br/>
-        <w:t xml:space="preserve">- </w:t>
-        <w:br/>
-        <w:t xml:space="preserve">- </w:t>
-        <w:br/>
-        <w:t xml:space="preserve">- </w:t>
-        <w:br/>
-        <w:t>- La section n'est pas renseignée pour Abdoulaye Diarra, prière de la renseigner.</w:t>
+        <w:t>- Le montant(40000 FCFA) des dépenses pour chaque visite prénatale de KOUDIEDJI Kompo semble faible (voir nul) ou élevé, prière de corriger.</w:t>
+      </w:r>
+    </w:p>
+    <w:p>
+      <w:r>
+        <w:rPr>
+          <w:b/>
+          <w:color w:val="4672C4"/>
+          <w:sz w:val="22"/>
+        </w:rPr>
+        <w:t>&gt;&gt; Section4a - Emploi</w:t>
+      </w:r>
+    </w:p>
+    <w:p>
+      <w:pPr>
+        <w:ind w:left="283"/>
+      </w:pPr>
+      <w:r>
+        <w:rPr>
+          <w:sz w:val="20"/>
+        </w:rPr>
+        <w:t>- Avertissement! Maimouna Diarra n'a consacré aucune heure pour aucun des travaux du ménage, prière de regarder les réponses prises dans les questions (s04q01 s04q02 s04q03 s04q04 s04q05 s04q06 s04q07 s04q08).</w:t>
       </w:r>
     </w:p>
     <w:p>
@@ -1428,7 +2998,49 @@
         <w:rPr>
           <w:sz w:val="20"/>
         </w:rPr>
-        <w:t>- AvertissementHAROUNA DIARRA  travaille mais les questions relatives à son emploi principal ne sont pas renseignées à 100%, prière de les renseigner. Vous avez sélectionné l'option 'Ne sait pas' pour la catégorie socioprofessionnelle de HAROUNA DIARRA ou vous ne l'avez pas renseigné. prière de corriger.</w:t>
+        <w:t>- Attention ! Le nombre de jours que HAROUNA DIARRA a travaillés par mois semble être inférieur à 15. Veuillez, s'il vous plaît, confirmer cette information.</w:t>
+      </w:r>
+    </w:p>
+    <w:p>
+      <w:r>
+        <w:rPr>
+          <w:b/>
+          <w:color w:val="4672C4"/>
+          <w:sz w:val="22"/>
+        </w:rPr>
+        <w:t>&gt;&gt; Section4c - Emploi - Activite secondaire</w:t>
+      </w:r>
+    </w:p>
+    <w:p>
+      <w:pPr>
+        <w:ind w:left="283"/>
+      </w:pPr>
+      <w:r>
+        <w:rPr>
+          <w:sz w:val="20"/>
+        </w:rPr>
+        <w:t>- Avertissement!!! HAROUNA DIARRA enquêté dans l'emploi principale n'a pas declaré son revenu prière de fournir plus d'effort pour lui demander son revenu, vous pouvez utiliser des stratégies pour faire une estimation ou demander des conseils au QG. Avertissement!!! les informations de HAROUNA DIARRA sur le nombre de mois, jours ou heures de son emploi secondaire sont superieur a celles de son emploi principal , veuillez corriger ou confirmer aupres du QG.</w:t>
+      </w:r>
+    </w:p>
+    <w:p>
+      <w:r>
+        <w:rPr>
+          <w:b/>
+          <w:color w:val="4672C4"/>
+          <w:sz w:val="22"/>
+        </w:rPr>
+        <w:t>&gt;&gt; Section7b - Consommation alimentaire - 7 jours</w:t>
+      </w:r>
+    </w:p>
+    <w:p>
+      <w:pPr>
+        <w:ind w:left="283"/>
+      </w:pPr>
+      <w:r>
+        <w:rPr>
+          <w:sz w:val="20"/>
+        </w:rPr>
+        <w:t>- Attention ! Le prix unitaire d'achat (1000 Fcfa) de Arachides pilées en Sachets (Moyen) est relativement élevé par rapport aux autres prix observés dans cette zone. Prière de corriger ou de confirmer avec le QG. Attention ! Le prix unitaire d'achat (1500 Fcfa) de Pâte d'arachide en Sachets (Moyen) est relativement élevé par rapport aux autres prix observés dans cette zone. Prière de corriger ou de confirmer avec le QG. Attention ! Le prix unitaire d'achat (200 Fcfa) de Poivre en Sachets (Petit) est relativement élevé par rapport aux autres prix observés dans cette zone. Prière de corriger ou de confirmer avec le QG. Attention ! Le prix unitaire d'achat (250 Fcfa) de Piment séché en Sachets (Petit) est relativement élevé par rapport aux autres prix observés dans cette zone. Prière de corriger ou de confirmer avec le QG. Attention ! Le prix unitaire d'achat (300 Fcfa) de Carotte en Tas (Petit) est relativement faible par rapport aux autres prix observés dans cette zone. Prière de corriger ou de confirmer avec le QG. Avertissement!! La quantité (7 litre) du produit Huile de soja  consommée  par le ménage semble très élevé, prière de corriger ou confirmer avec le QG. Avertissement!!! Le ménage a consommé 14 Morceau (Portion) Petit de Silure séché, cette quantité semble anormale pour une consommation des 7 derniers jours.Prière de corriger ou de confirmer avec le QG. Avertissement!!! Le ménage a consommé 21 Paquet Petit de Thé en sachet, cette quantité semble anormale pour une consommation des 7 derniers jours.Prière de corriger ou de confirmer avec le QG. Avertissement!! le prix unitaire (100 Fcfa) de Thé en sachet (unité: Paquet) de taille Petit est très faible ou élevé. Prière de corriger ou de confirmer avec le QG. Avertissement!!!Le ménage a consommé 126 miche de Petit de Pain moderne (Baguette)  ce qui semble incoherent pour une consommation aucours des 7 derniers jours, prière de verifier et corriger. Le prix d'achat unitaire (1 Fcfa) de Poisson séché en condiment en Morceau (Portion) de taille Petit  est invraisemblable, prière de regarder les reponses prises dans les questions s07bq07a s07bq07b s07bq07c s07bq08 pour mieux corriger.</w:t>
       </w:r>
     </w:p>
     <w:p>
@@ -1459,27 +3071,6 @@
           <w:color w:val="4672C4"/>
           <w:sz w:val="22"/>
         </w:rPr>
-        <w:t>&gt;&gt; Section10a - Existence entreprise non agricole</w:t>
-      </w:r>
-    </w:p>
-    <w:p>
-      <w:pPr>
-        <w:ind w:left="283"/>
-      </w:pPr>
-      <w:r>
-        <w:rPr>
-          <w:sz w:val="20"/>
-        </w:rPr>
-        <w:t>- Avertissement!!! Le ménage de HAROUNA DIARRA a comme taille 25 personnes dont ils vivent à TAMBACOUNDA Rural et aucune d'entre ne possède une entreprise non agricole, prière de revoir cette partie de la section 10 de ce menage.</w:t>
-      </w:r>
-    </w:p>
-    <w:p>
-      <w:r>
-        <w:rPr>
-          <w:b/>
-          <w:color w:val="4672C4"/>
-          <w:sz w:val="22"/>
-        </w:rPr>
         <w:t>&gt;&gt; Section11 - Caracteristiques logement</w:t>
       </w:r>
     </w:p>
@@ -1491,7 +3082,7 @@
         <w:rPr>
           <w:sz w:val="20"/>
         </w:rPr>
-        <w:t>- Le moyen que le ménage utilise pour se débarrasser des excréments hors de la concession est Une plaine le ménage creuse une autre et semble exister dans les modalités, prière de prendre attache avec le QG pour plus d'explication afin de la classer bien.</w:t>
+        <w:t>- Le montant (FCFA) du loyer mensuel payé pour un logement comme le votre dans ce village/quartier est trop élevé, Veuillez s'il vous plaît corriger cette information.  Le moyen que le ménage utilise pour se débarrasser des excréments hors de la concession est Une plaine le ménage creuse une autre et semble exister dans les modalités, prière de prendre attache avec le QG pour plus d'explication afin de la classer bien.</w:t>
       </w:r>
     </w:p>
     <w:p>
@@ -1533,28 +3124,15 @@
         <w:rPr>
           <w:sz w:val="20"/>
         </w:rPr>
-        <w:t>- La section 16 du ménage de HAROUNA DIARRA n'est pas renseigné, prière de renseigner.</w:t>
-      </w:r>
-    </w:p>
-    <w:p>
-      <w:r>
-        <w:rPr>
-          <w:b/>
-          <w:color w:val="4672C4"/>
-          <w:sz w:val="22"/>
-        </w:rPr>
-        <w:t>&gt;&gt; Section19 - Equipements agricoles</w:t>
-      </w:r>
-    </w:p>
-    <w:p>
-      <w:pPr>
-        <w:ind w:left="283"/>
-      </w:pPr>
-      <w:r>
-        <w:rPr>
-          <w:sz w:val="20"/>
-        </w:rPr>
-        <w:t>- Attention ! Hache-Paille a été revendu à 1500 Fcfa qui est relativement élevé par rapport aux autres prix de revente observés dans cette zone. Prière de corriger ou de confirmer avec le QG.</w:t>
+        <w:t xml:space="preserve">- Avertissement!! La parcelle a comme nom (Parcelle de maïs 1) qui ne semble pas être un bon nom ou contient des lettres, prière de mettre le vrai nom de la parcelle. La parcelle Parcelle de maïs 1 n'a pas été mésurée pour des raisons comme qu'elle est trop petite, GPS en panne et que le Ménage indisponible. Nous vous rappelons que ces raisons ne passent pas pour la non mesure des parcelles prière de les mésurer. Le document légal (titre, acte, certificat etc. ) qui affirme votre possession de la parcelle Parcelle de maïs 1 est  et semble exister dans les modalités, prière de prendre attache avec le QG pour plus d'explication afin de la classer bien. </w:t>
+        <w:br/>
+        <w:t xml:space="preserve">- Avertissement!! La parcelle a comme nom (Parcelle de maïs 1) qui ne semble pas être un bon nom ou contient des lettres, prière de mettre le vrai nom de la parcelle. La parcelle Parcelle de maïs 1 n'a pas été mésurée pour des raisons comme qu'elle est trop petite, GPS en panne et que le Ménage indisponible. Nous vous rappelons que ces raisons ne passent pas pour la non mesure des parcelles prière de les mésurer. Le document légal (titre, acte, certificat etc. ) qui affirme votre possession de la parcelle Parcelle de maïs 1 est  et semble exister dans les modalités, prière de prendre attache avec le QG pour plus d'explication afin de la classer bien. </w:t>
+        <w:br/>
+        <w:t xml:space="preserve">- La parcelle PARCELLE D'ARACHIDE n'a pas été mésurée pour des raisons comme qu'elle est trop petite, GPS en panne et que le Ménage indisponible. Nous vous rappelons que ces raisons ne passent pas pour la non mesure des parcelles prière de les mésurer. Le document légal (titre, acte, certificat etc. ) qui affirme votre possession de la parcelle PARCELLE D'ARACHIDE est  et semble exister dans les modalités, prière de prendre attache avec le QG pour plus d'explication afin de la classer bien. </w:t>
+        <w:br/>
+        <w:t xml:space="preserve">- La parcelle PARCELLE DE RIZ n'a pas été mésurée pour des raisons comme qu'elle est trop petite, GPS en panne et que le Ménage indisponible. Nous vous rappelons que ces raisons ne passent pas pour la non mesure des parcelles prière de les mésurer. Le document légal (titre, acte, certificat etc. ) qui affirme votre possession de la parcelle PARCELLE DE RIZ est  et semble exister dans les modalités, prière de prendre attache avec le QG pour plus d'explication afin de la classer bien. </w:t>
+        <w:br/>
+        <w:t>- La superficie de la parcelle parcelle de sorgho selon l'exploitant est de 2 Mètre Carré (m^2) qui semble faible ou l'estimation ne semble pas bonne. Prière de corriger. La parcelle parcelle de sorgho n'a pas été mésurée pour des raisons comme qu'elle est trop petite, GPS en panne et que le Ménage indisponible. Nous vous rappelons que ces raisons ne passent pas pour la non mesure des parcelles prière de les mésurer. Le document légal (titre, acte, certificat etc. ) qui affirme votre possession de la parcelle parcelle de sorgho est  et semble exister dans les modalités, prière de prendre attache avec le QG pour plus d'explication afin de la classer bien.</w:t>
       </w:r>
     </w:p>
     <w:p>
@@ -1858,7 +3436,7 @@
           </w:tcPr>
           <w:p>
             <w:r/>
-            <w:hyperlink r:id="rId11">
+            <w:hyperlink r:id="rId13">
               <w:r>
                 <w:rPr>
                   <w:color w:val="0563C1"/>
@@ -1872,6 +3450,27 @@
       </w:tr>
     </w:tbl>
     <w:p/>
+    <w:p>
+      <w:r>
+        <w:rPr>
+          <w:b/>
+          <w:color w:val="4672C4"/>
+          <w:sz w:val="22"/>
+        </w:rPr>
+        <w:t>&gt;&gt; Section0 - Identification et renseignements de controle</w:t>
+      </w:r>
+    </w:p>
+    <w:p>
+      <w:pPr>
+        <w:ind w:left="283"/>
+      </w:pPr>
+      <w:r>
+        <w:rPr>
+          <w:sz w:val="20"/>
+        </w:rPr>
+        <w:t>- Le questionnaire semble ne pas être complètement fini mais le questionnaire est en statut complet, prière de compléter le questionnaire.</w:t>
+      </w:r>
+    </w:p>
     <w:p>
       <w:r>
         <w:rPr>
@@ -1921,7 +3520,7 @@
         <w:rPr>
           <w:sz w:val="20"/>
         </w:rPr>
-        <w:t xml:space="preserve">- Le nombre de visites prénatales de ADAMA SIBY  ne parait pas plausible, veuillez revoir la partieLe nombre de visites prénatales que ADAMA SIBY a eu ou a déjà eu pendant sa dernière grosesse est élevé, prière de revoir et confirmer. Le montant(38135 FCFA) des dépenses pour chaque visite prénatale de ADAMA SIBY semble faible (voir nul) ou élevé, prière de corriger. </w:t>
+        <w:t xml:space="preserve">- Le montant(25000 FCFA) des dépenses pour chaque visite prénatale de ADAMA SIBY semble faible (voir nul) ou élevé, prière de corriger. </w:t>
         <w:br/>
         <w:t>- Le principal problème de santé que MOHAMED CAMARA a eu est Crise d'épilepsie et semble exister dans les modalités, prière de prendre attache avec le QG pour plus d'explication afin de la classer bien.</w:t>
       </w:r>
@@ -1944,11 +3543,11 @@
         <w:rPr>
           <w:sz w:val="20"/>
         </w:rPr>
-        <w:t xml:space="preserve">- Nombre de mois exercé par ADAMA SIBY dans l'emploi au cours des 12 derniers mois semble faible, veuillez corriger s'il vous plait ou comfirmer avec le QG. Attention ! Le nombre de jours que ADAMA SIBY a travaillés par mois semble être inférieur à 15. Veuillez, s'il vous plaît, confirmer cette information.  ADAMA SIBY est un agriculteur dans un milieu rural donc il travaille principalement  pour son propre compte ou contribue à une entreprise familiale, prière de regarder la question s04q46.  Incohérence! ADAMA SIBY  evolue dans l'agriculture mais est  considéré comme salarié ou stagiaire/apprenti non renuméré, prière de revoir la question s04q46 et corriger. Avertissement!!! ADAMA SIBY enquêté dans l'emploi principale n'a pas declaré son salaire prière de fournir plus d'effort pour lui demander son salire, vous pouvez utiliser des stratégies pour faire une estimation ou demander des conseils au QG. Avertissement!!! ADAMA SIBY enquêté dans l'emploi principale n'a pas declaré son revenu prière de fournir plus d'effort pour lui demander son revenu, vous pouvez utiliser des stratégies pour faire une estimation ou demander des conseils au QG. </w:t>
+        <w:t xml:space="preserve">- Nombre de mois exercé par ADAMA SIBY dans l'emploi au cours des 12 derniers mois semble faible, veuillez corriger s'il vous plait ou comfirmer avec le QG. </w:t>
         <w:br/>
-        <w:t xml:space="preserve">- Nombre de mois exercé par ALIMA KEITA dans l'emploi au cours des 12 derniers mois semble faible, veuillez corriger s'il vous plait ou comfirmer avec le QG. Attention ! Le nombre de jours que ALIMA KEITA a travaillés par mois semble être inférieur à 15. Veuillez, s'il vous plaît, confirmer cette information.  ALIMA KEITA est un agriculteur dans un milieu rural donc il travaille principalement  pour son propre compte ou contribue à une entreprise familiale, prière de regarder la question s04q46.  Incohérence! ALIMA KEITA  evolue dans l'agriculture mais est  considéré comme salarié ou stagiaire/apprenti non renuméré, prière de revoir la question s04q46 et corriger. Avertissement!!! ALIMA KEITA enquêté dans l'emploi principale n'a pas declaré son salaire prière de fournir plus d'effort pour lui demander son salire, vous pouvez utiliser des stratégies pour faire une estimation ou demander des conseils au QG. Avertissement!!! ALIMA KEITA enquêté dans l'emploi principale n'a pas declaré son revenu prière de fournir plus d'effort pour lui demander son revenu, vous pouvez utiliser des stratégies pour faire une estimation ou demander des conseils au QG. </w:t>
+        <w:t xml:space="preserve">- Nombre de mois exercé par ALIMA KEITA dans l'emploi au cours des 12 derniers mois semble faible, veuillez corriger s'il vous plait ou comfirmer avec le QG. </w:t>
         <w:br/>
-        <w:t>- Prière de changer la branche d'activité de ALIMA SIBY, les agriculteurs dont leurs cultures est principalement destiné à la consommation du ménage sont des (Agriculteurs, subsistances) et ceux qui le font avec l'élevage sont des (Agriculteurs et eleveurs, subsistances)Nombre de mois exercé par ALIMA SIBY dans l'emploi au cours des 12 derniers mois semble faible, veuillez corriger s'il vous plait ou comfirmer avec le QG.</w:t>
+        <w:t>- Nombre de mois exercé par ALIMA SIBY dans l'emploi au cours des 12 derniers mois semble faible, veuillez corriger s'il vous plait ou comfirmer avec le QG.</w:t>
       </w:r>
     </w:p>
     <w:p>
@@ -1969,7 +3568,7 @@
         <w:rPr>
           <w:sz w:val="20"/>
         </w:rPr>
-        <w:t>- Le ménage a consommé Ail mais les informations sur la quantité, l'unité ou la taille ne sont pas renseignées.Prière de renseigner. Le ménage a consommé Aubergine   mais les informations sur la quantité, l'unité ou la taille ne sont pas renseignées.Prière de renseigner. Le ménage a consommé Aubergine sauvage  mais les informations sur la quantité, l'unité ou la taille ne sont pas renseignées.Prière de renseigner. Le ménage a consommé Café en poudre soluble mais les informations sur la quantité, l'unité ou la taille ne sont pas renseignées.Prière de renseigner. Le ménage a consommé Capitaine frais mais les informations sur la quantité, l'unité ou la taille ne sont pas renseignées.Prière de renseigner. Le ménage a consommé Carotte mais les informations sur la quantité, l'unité ou la taille ne sont pas renseignées.Prière de renseigner. Le ménage a consommé Carpe séchée mais les informations sur la quantité, l'unité ou la taille ne sont pas renseignées.Prière de renseigner. Le ménage a consommé Choux mais les informations sur la quantité, l'unité ou la taille ne sont pas renseignées.Prière de renseigner. Le ménage a consommé Courgette mais les informations sur la quantité, l'unité ou la taille ne sont pas renseignées.Prière de renseigner. Le ménage a consommé Cube alimentaire (Maggi, Jumbo, ) mais les informations sur la quantité, l'unité ou la taille ne sont pas renseignées.Prière de renseigner. Le ménage a consommé Huile de soja  mais les informations sur la quantité, l'unité ou la taille ne sont pas renseignées.Prière de renseigner. Le ménage a consommé Oignon frais mais les informations sur la quantité, l'unité ou la taille ne sont pas renseignées.Prière de renseigner. Le ménage a consommé Pain moderne (Baguette) mais les informations sur la quantité, l'unité ou la taille ne sont pas renseignées.Prière de renseigner. Le ménage a consommé Patate douce mais les informations sur la quantité, l'unité ou la taille ne sont pas renseignées.Prière de renseigner. Le ménage a consommé Piment séché mais les informations sur la quantité, l'unité ou la taille ne sont pas renseignées.Prière de renseigner. Le ménage a consommé Poireau mais les informations sur la quantité, l'unité ou la taille ne sont pas renseignées.Prière de renseigner. Le ménage a consommé Poivre mais les informations sur la quantité, l'unité ou la taille ne sont pas renseignées.Prière de renseigner. Le ménage a consommé Poivron frais mais les informations sur la quantité, l'unité ou la taille ne sont pas renseignées.Prière de renseigner. Le ménage a consommé Riz importé parfumé mais les informations sur la quantité, l'unité ou la taille ne sont pas renseignées.Prière de renseigner. Le ménage a consommé Sel mais les informations sur la quantité, l'unité ou la taille ne sont pas renseignées.Prière de renseigner. Difficile de consommer le Sel en   prière de verifier. Le ménage a consommé Soumbala (moutarde africaine) mais les informations sur la quantité, l'unité ou la taille ne sont pas renseignées.Prière de renseigner. Le ménage a consommé Sucre en poudre  mais les informations sur la quantité, l'unité ou la taille ne sont pas renseignées.Prière de renseigner. Le ménage a consommé Thé en sachet mais les informations sur la quantité, l'unité ou la taille ne sont pas renseignées.Prière de renseigner. Avertissement!!! Le ménage a consommé .a   de Thé en sachet, cette quantité semble anormale pour une consommation des 7 derniers jours.Les ménages consomment géneralement en sachet ou en paquet, prière de corriger ou de confirmer avec le QG.</w:t>
+        <w:t>- Attention ! Le prix unitaire d'achat (25 Fcfa) de Ail en Sachets (Petit) est relativement faible par rapport aux autres prix observés dans cette zone. Prière de corriger ou de confirmer avec le QG. Attention ! Le prix unitaire d'achat (50 Fcfa) de Patate douce en Morceau (Portion) (Petit) est relativement faible par rapport aux autres prix observés dans cette zone. Prière de corriger ou de confirmer avec le QG. Avertissement!!! Le ménage a consommé 14 Sachets Petit de Sucre en poudre , cette quantité semble anormale pour une consommation des 7 derniers jours.Prière de corriger ou de confirmer avec le QG. Avertissement!!! Le ménage a consommé 7 Paquet Petit de Thé en sachet, cette quantité semble anormale pour une consommation des 7 derniers jours.Prière de corriger ou de confirmer avec le QG. Avertissement!! le prix unitaire (100 Fcfa) de Thé en sachet (unité: Paquet) de taille Petit est très faible ou élevé. Prière de corriger ou de confirmer avec le QG. Incohérence!! Dans ce ménage, chaque individus consomme par jour 56.22572 Kg  de cereale; Prière de revoir les quantités prises de ces produits.</w:t>
       </w:r>
     </w:p>
     <w:p>
@@ -2021,6 +3620,27 @@
           <w:color w:val="4672C4"/>
           <w:sz w:val="22"/>
         </w:rPr>
+        <w:t>&gt;&gt; Section12 - Actifs du menage</w:t>
+      </w:r>
+    </w:p>
+    <w:p>
+      <w:pPr>
+        <w:ind w:left="283"/>
+      </w:pPr>
+      <w:r>
+        <w:rPr>
+          <w:sz w:val="20"/>
+        </w:rPr>
+        <w:t>- Attention ! Bonbonne de gaz a été revendu à 7000 Fcfa qui est relativement faible par rapport aux autres prix de revente observés dans cette zone. Prière de corriger ou de confirmer avec le QG.</w:t>
+      </w:r>
+    </w:p>
+    <w:p>
+      <w:r>
+        <w:rPr>
+          <w:b/>
+          <w:color w:val="4672C4"/>
+          <w:sz w:val="22"/>
+        </w:rPr>
         <w:t>&gt;&gt; Section16a - Champs et parcelles</w:t>
       </w:r>
     </w:p>
@@ -2032,9 +3652,9 @@
         <w:rPr>
           <w:sz w:val="20"/>
         </w:rPr>
-        <w:t xml:space="preserve">- Avertissement!! Le champs a comme nom (CHAMP Arachide 1) qui ne semble pas être un bon nom ou contient des lettres, prière de mettre le vrai nom du champs. La superficie de la parcelle Parcelle d'arachide selon l'exploitant est de 50 Mètre Carré (m^2) qui semble faible ou l'estimation ne semble pas bonne. Prière de corriger. Nous constatons que la question qui porte sur la mésure du champs de la parcelle Parcelle d'arachide n'a pas été renseigné, la collecte était-il encours ou s'agit-il de quoi ? prière de verifier et corriger. Le document légal (titre, acte, certificat etc. ) qui affirme votre possession de la parcelle Parcelle d'arachide est  et semble exister dans les modalités, prière de prendre attache avec le QG pour plus d'explication afin de la classer bien. </w:t>
+        <w:t xml:space="preserve">- La superficie de la parcelle Parcelle d'arachide selon l'exploitant est de 50 Mètre Carré (m^2) qui semble faible ou l'estimation ne semble pas bonne. Prière de corriger. La parcelle Parcelle d'arachide n'a pas été mésurée pour des raisons comme qu'elle est trop petite, GPS en panne et que le Ménage indisponible. Nous vous rappelons que ces raisons ne passent pas pour la non mesure des parcelles prière de les mésurer. Le document légal (titre, acte, certificat etc. ) qui affirme votre possession de la parcelle Parcelle d'arachide est  et semble exister dans les modalités, prière de prendre attache avec le QG pour plus d'explication afin de la classer bien. </w:t>
         <w:br/>
-        <w:t>- Avertissement!! Le champs a comme nom (CHAMP Arachide 1) qui ne semble pas être un bon nom ou contient des lettres, prière de mettre le vrai nom du champs. La superficie de la parcelle Parcelle de riz selon l'exploitant est de 20 Mètre Carré (m^2) qui semble faible ou l'estimation ne semble pas bonne. Prière de corriger. Nous constatons que la question qui porte sur la mésure du champs de la parcelle Parcelle de riz n'a pas été renseigné, la collecte était-il encours ou s'agit-il de quoi ? prière de verifier et corriger.</w:t>
+        <w:t>- La superficie de la parcelle Parcelle de riz selon l'exploitant est de 20 Mètre Carré (m^2) qui semble faible ou l'estimation ne semble pas bonne. Prière de corriger. La parcelle Parcelle de riz n'a pas été mésurée pour des raisons comme qu'elle est trop petite, GPS en panne et que le Ménage indisponible. Nous vous rappelons que ces raisons ne passent pas pour la non mesure des parcelles prière de les mésurer.</w:t>
       </w:r>
     </w:p>
     <w:p>
@@ -2056,6 +3676,1612 @@
           <w:sz w:val="20"/>
         </w:rPr>
         <w:t>- La quantité estimée en Kg est incorrecte (Exemple : si le ménage a eu 10 sacs de 100kg = 10*100=1000kg), prière de corriger merci.</w:t>
+      </w:r>
+    </w:p>
+    <w:p>
+      <w:r>
+        <w:t>________________________________________________________________________________</w:t>
+      </w:r>
+    </w:p>
+    <w:p>
+      <w:pPr>
+        <w:pStyle w:val="Heading2"/>
+      </w:pPr>
+      <w:r>
+        <w:t>Menage 9</w:t>
+      </w:r>
+    </w:p>
+    <w:tbl>
+      <w:tblPr>
+        <w:tblStyle w:val="TableGrid"/>
+        <w:tblW w:type="auto" w:w="0"/>
+        <w:tblLook w:firstColumn="1" w:firstRow="1" w:lastColumn="0" w:lastRow="0" w:noHBand="0" w:noVBand="1" w:val="04A0"/>
+      </w:tblPr>
+      <w:tblGrid>
+        <w:gridCol w:w="1662"/>
+        <w:gridCol w:w="1662"/>
+        <w:gridCol w:w="1662"/>
+        <w:gridCol w:w="1662"/>
+        <w:gridCol w:w="1662"/>
+        <w:gridCol w:w="1662"/>
+      </w:tblGrid>
+      <w:tr>
+        <w:tc>
+          <w:tcPr>
+            <w:tcW w:type="dxa" w:w="1662"/>
+            <w:shd w:fill="5B9BD5"/>
+          </w:tcPr>
+          <w:p>
+            <w:r>
+              <w:rPr>
+                <w:b/>
+                <w:color w:val="FFFFFF"/>
+                <w:sz w:val="16"/>
+              </w:rPr>
+              <w:t>Interview Key</w:t>
+            </w:r>
+          </w:p>
+        </w:tc>
+        <w:tc>
+          <w:tcPr>
+            <w:tcW w:type="dxa" w:w="1662"/>
+            <w:shd w:fill="5B9BD5"/>
+          </w:tcPr>
+          <w:p>
+            <w:r>
+              <w:rPr>
+                <w:b/>
+                <w:color w:val="FFFFFF"/>
+                <w:sz w:val="16"/>
+              </w:rPr>
+              <w:t>Interview ID</w:t>
+            </w:r>
+          </w:p>
+        </w:tc>
+        <w:tc>
+          <w:tcPr>
+            <w:tcW w:type="dxa" w:w="1662"/>
+            <w:shd w:fill="5B9BD5"/>
+          </w:tcPr>
+          <w:p>
+            <w:r>
+              <w:rPr>
+                <w:b/>
+                <w:color w:val="FFFFFF"/>
+                <w:sz w:val="16"/>
+              </w:rPr>
+              <w:t>ID Agent</w:t>
+            </w:r>
+          </w:p>
+        </w:tc>
+        <w:tc>
+          <w:tcPr>
+            <w:tcW w:type="dxa" w:w="1662"/>
+            <w:shd w:fill="5B9BD5"/>
+          </w:tcPr>
+          <w:p>
+            <w:r>
+              <w:rPr>
+                <w:b/>
+                <w:color w:val="FFFFFF"/>
+                <w:sz w:val="16"/>
+              </w:rPr>
+              <w:t>ID Equipe</w:t>
+            </w:r>
+          </w:p>
+        </w:tc>
+        <w:tc>
+          <w:tcPr>
+            <w:tcW w:type="dxa" w:w="1662"/>
+            <w:shd w:fill="5B9BD5"/>
+          </w:tcPr>
+          <w:p>
+            <w:r>
+              <w:rPr>
+                <w:b/>
+                <w:color w:val="FFFFFF"/>
+                <w:sz w:val="16"/>
+              </w:rPr>
+              <w:t>Agent</w:t>
+            </w:r>
+          </w:p>
+        </w:tc>
+        <w:tc>
+          <w:tcPr>
+            <w:tcW w:type="dxa" w:w="1662"/>
+            <w:shd w:fill="5B9BD5"/>
+          </w:tcPr>
+          <w:p>
+            <w:r>
+              <w:rPr>
+                <w:b/>
+                <w:color w:val="FFFFFF"/>
+                <w:sz w:val="16"/>
+              </w:rPr>
+              <w:t>Chef d'equipe</w:t>
+            </w:r>
+          </w:p>
+        </w:tc>
+      </w:tr>
+      <w:tr>
+        <w:tc>
+          <w:tcPr>
+            <w:tcW w:type="dxa" w:w="1662"/>
+          </w:tcPr>
+          <w:p>
+            <w:r>
+              <w:rPr>
+                <w:sz w:val="14"/>
+              </w:rPr>
+              <w:t>75-39-22-45</w:t>
+            </w:r>
+          </w:p>
+        </w:tc>
+        <w:tc>
+          <w:tcPr>
+            <w:tcW w:type="dxa" w:w="1662"/>
+          </w:tcPr>
+          <w:p>
+            <w:r>
+              <w:rPr>
+                <w:sz w:val="14"/>
+              </w:rPr>
+              <w:t>9db941a3d2e74d24bf2b22c4e59ee11b</w:t>
+            </w:r>
+          </w:p>
+        </w:tc>
+        <w:tc>
+          <w:tcPr>
+            <w:tcW w:type="dxa" w:w="1662"/>
+          </w:tcPr>
+          <w:p>
+            <w:r>
+              <w:rPr>
+                <w:sz w:val="14"/>
+              </w:rPr>
+              <w:t>EQ20_enq1</w:t>
+            </w:r>
+          </w:p>
+        </w:tc>
+        <w:tc>
+          <w:tcPr>
+            <w:tcW w:type="dxa" w:w="1662"/>
+          </w:tcPr>
+          <w:p>
+            <w:r>
+              <w:rPr>
+                <w:sz w:val="14"/>
+              </w:rPr>
+              <w:t>Equipe20</w:t>
+            </w:r>
+          </w:p>
+        </w:tc>
+        <w:tc>
+          <w:tcPr>
+            <w:tcW w:type="dxa" w:w="1662"/>
+          </w:tcPr>
+          <w:p>
+            <w:r>
+              <w:rPr>
+                <w:sz w:val="14"/>
+              </w:rPr>
+              <w:t>Seydina oumar BA</w:t>
+            </w:r>
+          </w:p>
+        </w:tc>
+        <w:tc>
+          <w:tcPr>
+            <w:tcW w:type="dxa" w:w="1662"/>
+          </w:tcPr>
+          <w:p>
+            <w:r>
+              <w:rPr>
+                <w:sz w:val="14"/>
+              </w:rPr>
+              <w:t>Aboubakrine Sadikh DICKO</w:t>
+            </w:r>
+          </w:p>
+        </w:tc>
+      </w:tr>
+    </w:tbl>
+    <w:p/>
+    <w:tbl>
+      <w:tblPr>
+        <w:tblStyle w:val="TableGrid"/>
+        <w:tblW w:type="auto" w:w="0"/>
+        <w:tblLook w:firstColumn="1" w:firstRow="1" w:lastColumn="0" w:lastRow="0" w:noHBand="0" w:noVBand="1" w:val="04A0"/>
+      </w:tblPr>
+      <w:tblGrid>
+        <w:gridCol w:w="3324"/>
+        <w:gridCol w:w="3324"/>
+        <w:gridCol w:w="3324"/>
+      </w:tblGrid>
+      <w:tr>
+        <w:tc>
+          <w:tcPr>
+            <w:tcW w:type="dxa" w:w="3324"/>
+            <w:shd w:fill="70AD47"/>
+          </w:tcPr>
+          <w:p>
+            <w:r>
+              <w:rPr>
+                <w:b/>
+                <w:color w:val="FFFFFF"/>
+                <w:sz w:val="18"/>
+              </w:rPr>
+              <w:t>Chef de Menage</w:t>
+            </w:r>
+          </w:p>
+        </w:tc>
+        <w:tc>
+          <w:tcPr>
+            <w:tcW w:type="dxa" w:w="3324"/>
+            <w:shd w:fill="70AD47"/>
+          </w:tcPr>
+          <w:p>
+            <w:r>
+              <w:rPr>
+                <w:b/>
+                <w:color w:val="FFFFFF"/>
+                <w:sz w:val="18"/>
+              </w:rPr>
+              <w:t>Quartier/Village (s00q05)</w:t>
+            </w:r>
+          </w:p>
+        </w:tc>
+        <w:tc>
+          <w:tcPr>
+            <w:tcW w:type="dxa" w:w="3324"/>
+            <w:shd w:fill="70AD47"/>
+          </w:tcPr>
+          <w:p>
+            <w:r>
+              <w:rPr>
+                <w:b/>
+                <w:color w:val="FFFFFF"/>
+                <w:sz w:val="18"/>
+              </w:rPr>
+              <w:t>Localisation GPS</w:t>
+            </w:r>
+          </w:p>
+        </w:tc>
+      </w:tr>
+      <w:tr>
+        <w:tc>
+          <w:tcPr>
+            <w:tcW w:type="dxa" w:w="3324"/>
+          </w:tcPr>
+          <w:p>
+            <w:r>
+              <w:rPr>
+                <w:sz w:val="18"/>
+              </w:rPr>
+              <w:t>ABDOURAHMANE FOFANA</w:t>
+            </w:r>
+          </w:p>
+        </w:tc>
+        <w:tc>
+          <w:tcPr>
+            <w:tcW w:type="dxa" w:w="3324"/>
+          </w:tcPr>
+          <w:p>
+            <w:r>
+              <w:rPr>
+                <w:sz w:val="18"/>
+              </w:rPr>
+              <w:t>N/A</w:t>
+            </w:r>
+          </w:p>
+        </w:tc>
+        <w:tc>
+          <w:tcPr>
+            <w:tcW w:type="dxa" w:w="3324"/>
+          </w:tcPr>
+          <w:p>
+            <w:r/>
+            <w:hyperlink r:id="rId14">
+              <w:r>
+                <w:rPr>
+                  <w:color w:val="0563C1"/>
+                  <w:u w:val="single"/>
+                </w:rPr>
+                <w:t>BEMA</w:t>
+              </w:r>
+            </w:hyperlink>
+          </w:p>
+        </w:tc>
+      </w:tr>
+    </w:tbl>
+    <w:p/>
+    <w:p>
+      <w:r>
+        <w:rPr>
+          <w:b/>
+          <w:color w:val="4672C4"/>
+          <w:sz w:val="22"/>
+        </w:rPr>
+        <w:t>&gt;&gt; Section0 - Identification et renseignements de controle</w:t>
+      </w:r>
+    </w:p>
+    <w:p>
+      <w:pPr>
+        <w:ind w:left="283"/>
+      </w:pPr>
+      <w:r>
+        <w:rPr>
+          <w:sz w:val="20"/>
+        </w:rPr>
+        <w:t>- Le questionnaire semble ne pas être complètement fini mais le questionnaire est en statut complet, prière de compléter le questionnaire. Il est obligatoire de prendre les coordonnées Gps avant d'administrer le questionnaire. Prière de prendre les coordonnées GPS.</w:t>
+      </w:r>
+    </w:p>
+    <w:p>
+      <w:r>
+        <w:rPr>
+          <w:b/>
+          <w:color w:val="4672C4"/>
+          <w:sz w:val="22"/>
+        </w:rPr>
+        <w:t>&gt;&gt; Section1 - Caracteristiques des membres</w:t>
+      </w:r>
+    </w:p>
+    <w:p>
+      <w:pPr>
+        <w:ind w:left="283"/>
+      </w:pPr>
+      <w:r>
+        <w:rPr>
+          <w:sz w:val="20"/>
+        </w:rPr>
+        <w:t xml:space="preserve">- Les informations sur l'acte de naissance (ni Jours, ni mois et ni années) de  DIARIETOU COULIBALY  manquent, s'il vous plait pouvez-vous fournir d'effort pour avoir ces informations. </w:t>
+        <w:br/>
+        <w:t xml:space="preserve">- Les informations sur l'acte de naissance (ni Jours, ni mois et ni années) de  DOUSSOU FOFANA  manquent, s'il vous plait pouvez-vous fournir d'effort pour avoir ces informations. </w:t>
+        <w:br/>
+        <w:t>- Les informations sur l'acte de naissance (ni Jours, ni mois et ni années) de  RAMATA FOFANA  manquent, s'il vous plait pouvez-vous fournir d'effort pour avoir ces informations.</w:t>
+      </w:r>
+    </w:p>
+    <w:p>
+      <w:r>
+        <w:rPr>
+          <w:b/>
+          <w:color w:val="4672C4"/>
+          <w:sz w:val="22"/>
+        </w:rPr>
+        <w:t>&gt;&gt; Section2 - Education</w:t>
+      </w:r>
+    </w:p>
+    <w:p>
+      <w:pPr>
+        <w:ind w:left="283"/>
+      </w:pPr>
+      <w:r>
+        <w:rPr>
+          <w:sz w:val="20"/>
+        </w:rPr>
+        <w:t xml:space="preserve">- Peu probable! ABDOULAYE FOFANA  n'arrive pas  à comprendre un petit texte lu dans une langue locale (s02q03). Veuillez corriger ou donner des explications au QG. </w:t>
+        <w:br/>
+        <w:t xml:space="preserve">- Peu probable! ABDOURAHMANE FOFANA  n'arrive pas  à comprendre un petit texte lu dans une langue locale (s02q03). Veuillez corriger ou donner des explications au QG. Peu probable! ABDOURAHMANE FOFANA  ne sait ni lire, ni écrire, ni comprendre dans aucune des langues  (s02q01,s02q02,s02q03). Veuillez corriger ou donner des explications au QG. </w:t>
+        <w:br/>
+        <w:t xml:space="preserve">- Peu probable! DIARIETOU COULIBALY  n'arrive pas  à comprendre un petit texte lu dans une langue locale (s02q03). Veuillez corriger ou donner des explications au QG. Peu probable! DIARIETOU COULIBALY  ne sait ni lire, ni écrire, ni comprendre dans aucune des langues  (s02q01,s02q02,s02q03). Veuillez corriger ou donner des explications au QG. </w:t>
+        <w:br/>
+        <w:t xml:space="preserve">- Peu probable! DOUSSOU FOFANA  n'arrive pas  à comprendre un petit texte lu dans une langue locale (s02q03). Veuillez corriger ou donner des explications au QG. Peu probable! DOUSSOU FOFANA  ne sait ni lire, ni écrire, ni comprendre dans aucune des langues  (s02q01,s02q02,s02q03). Veuillez corriger ou donner des explications au QG. Peu plausible DOUSSOU FOFANA fréquente au minimum le fondamental 1 mais ne sait ni lire ni comprendre la langue française, prière de corriger ou de confirmer avec le QG merci. Incohérence!! DOUSSOU FOFANA fréquente l'école  mais ne paie ni la scolarité ni la cotisation, prière de corriger ou fournir une explication à cela. </w:t>
+        <w:br/>
+        <w:t xml:space="preserve">- Peu probable! HABY COULIBALY  n'arrive pas  à comprendre un petit texte lu dans une langue locale (s02q03). Veuillez corriger ou donner des explications au QG. </w:t>
+        <w:br/>
+        <w:t>- Peu probable! RAMATA FOFANA  n'arrive pas  à comprendre un petit texte lu dans une langue locale (s02q03). Veuillez corriger ou donner des explications au QG.</w:t>
+      </w:r>
+    </w:p>
+    <w:p>
+      <w:r>
+        <w:rPr>
+          <w:b/>
+          <w:color w:val="4672C4"/>
+          <w:sz w:val="22"/>
+        </w:rPr>
+        <w:t>&gt;&gt; Section4b - Emploi - Activite principale</w:t>
+      </w:r>
+    </w:p>
+    <w:p>
+      <w:pPr>
+        <w:ind w:left="283"/>
+      </w:pPr>
+      <w:r>
+        <w:rPr>
+          <w:sz w:val="20"/>
+        </w:rPr>
+        <w:t>- || Nombre de mois exercé par RAMATA FOFANA dans l'emploi au cours des 12 derniers mois semble faible, veuillez corriger s'il vous plait ou comfirmer avec le QG.</w:t>
+      </w:r>
+    </w:p>
+    <w:p>
+      <w:r>
+        <w:rPr>
+          <w:b/>
+          <w:color w:val="4672C4"/>
+          <w:sz w:val="22"/>
+        </w:rPr>
+        <w:t>&gt;&gt; Section4c - Emploi - Activite secondaire</w:t>
+      </w:r>
+    </w:p>
+    <w:p>
+      <w:pPr>
+        <w:ind w:left="283"/>
+      </w:pPr>
+      <w:r>
+        <w:rPr>
+          <w:sz w:val="20"/>
+        </w:rPr>
+        <w:t>- Attention ! Le nombre de jours que ABDOULAYE FOFANA a travaillés par mois semble être inférieur à 15. Veuillez, s'il vous plaît, confirmer cette information.</w:t>
+      </w:r>
+    </w:p>
+    <w:p>
+      <w:r>
+        <w:rPr>
+          <w:b/>
+          <w:color w:val="4672C4"/>
+          <w:sz w:val="22"/>
+        </w:rPr>
+        <w:t>&gt;&gt; Section7b - Consommation alimentaire - 7 jours</w:t>
+      </w:r>
+    </w:p>
+    <w:p>
+      <w:pPr>
+        <w:ind w:left="283"/>
+      </w:pPr>
+      <w:r>
+        <w:rPr>
+          <w:sz w:val="20"/>
+        </w:rPr>
+        <w:t>- Attention ! Le prix unitaire d'achat (100 Fcfa) de Piment frais en Pièce (Petit) est relativement élevé par rapport aux autres prix observés dans cette zone. Prière de corriger ou de confirmer avec le QG. Incohérence!! Dans ce ménage, chaque individus consomme par jour 76.33024 Kg  de cereale; Prière de revoir les quantités prises de ces produits.</w:t>
+      </w:r>
+    </w:p>
+    <w:p>
+      <w:r>
+        <w:rPr>
+          <w:b/>
+          <w:color w:val="4672C4"/>
+          <w:sz w:val="22"/>
+        </w:rPr>
+        <w:t>&gt;&gt; Section10b - caracteristiques entreprise non agricole</w:t>
+      </w:r>
+    </w:p>
+    <w:p>
+      <w:pPr>
+        <w:ind w:left="283"/>
+      </w:pPr>
+      <w:r>
+        <w:rPr>
+          <w:sz w:val="20"/>
+        </w:rPr>
+        <w:t>- Le montant dépensé de L'entreprise commerce de legume pour l'achat de ces marchandises revendues en état, sans transformation ne peut être supérieur aux montants obtenus sur la revente de marchandises achetées et revendues en état au cours des 30 derniers jours ou durant le dernier mois où l'entreprise a fonctionné (s10q47 &gt; s10q46), prière de corriger.</w:t>
+      </w:r>
+    </w:p>
+    <w:p>
+      <w:r>
+        <w:rPr>
+          <w:b/>
+          <w:color w:val="4672C4"/>
+          <w:sz w:val="22"/>
+        </w:rPr>
+        <w:t>&gt;&gt; Section16a - Champs et parcelles</w:t>
+      </w:r>
+    </w:p>
+    <w:p>
+      <w:pPr>
+        <w:ind w:left="283"/>
+      </w:pPr>
+      <w:r>
+        <w:rPr>
+          <w:sz w:val="20"/>
+        </w:rPr>
+        <w:t xml:space="preserve">- Avertissement!! Le champs a comme nom (CHAMPS 1) qui ne semble pas être un bon nom ou contient des lettres, prière de mettre le vrai nom du champs. Avertissement!! La parcelle a comme nom (parcelle 1maîs) qui ne semble pas être un bon nom ou contient des lettres, prière de mettre le vrai nom de la parcelle. La superficie de la parcelle parcelle 1maîs selon l'exploitant est de 14000 Mètre Carré (m^2) qui semble élevé ou l'estimation ne semble pas bonne. Prière de corriger. La superficie de la parcelle parcelle 1maîs selon les mesures GPS est de 13456.91 hectare qui semble élevé ou faible, prière de corriger. Le document légal (titre, acte, certificat etc. ) qui affirme votre possession de la parcelle parcelle 1maîs est  et semble exister dans les modalités, prière de prendre attache avec le QG pour plus d'explication afin de la classer bien. </w:t>
+        <w:br/>
+        <w:t>- Avertissement!! Le champs a comme nom (CHAMPS 1) qui ne semble pas être un bon nom ou contient des lettres, prière de mettre le vrai nom du champs. Avertissement!! La parcelle a comme nom (parcelle 2 sorgho) qui ne semble pas être un bon nom ou contient des lettres, prière de mettre le vrai nom de la parcelle. La superficie de la parcelle parcelle 2 sorgho selon l'exploitant est de 24000 Mètre Carré (m^2) qui semble élevé ou l'estimation ne semble pas bonne. Prière de corriger. La superficie de la parcelle parcelle 2 sorgho selon les mesures GPS est de 24997.87 hectare qui semble élevé ou faible, prière de corriger. Le document légal (titre, acte, certificat etc. ) qui affirme votre possession de la parcelle parcelle 2 sorgho est  et semble exister dans les modalités, prière de prendre attache avec le QG pour plus d'explication afin de la classer bien.</w:t>
+      </w:r>
+    </w:p>
+    <w:p>
+      <w:r>
+        <w:t>________________________________________________________________________________</w:t>
+      </w:r>
+    </w:p>
+    <w:p>
+      <w:pPr>
+        <w:pStyle w:val="Heading2"/>
+      </w:pPr>
+      <w:r>
+        <w:t>Menage 10</w:t>
+      </w:r>
+    </w:p>
+    <w:tbl>
+      <w:tblPr>
+        <w:tblStyle w:val="TableGrid"/>
+        <w:tblW w:type="auto" w:w="0"/>
+        <w:tblLook w:firstColumn="1" w:firstRow="1" w:lastColumn="0" w:lastRow="0" w:noHBand="0" w:noVBand="1" w:val="04A0"/>
+      </w:tblPr>
+      <w:tblGrid>
+        <w:gridCol w:w="1662"/>
+        <w:gridCol w:w="1662"/>
+        <w:gridCol w:w="1662"/>
+        <w:gridCol w:w="1662"/>
+        <w:gridCol w:w="1662"/>
+        <w:gridCol w:w="1662"/>
+      </w:tblGrid>
+      <w:tr>
+        <w:tc>
+          <w:tcPr>
+            <w:tcW w:type="dxa" w:w="1662"/>
+            <w:shd w:fill="5B9BD5"/>
+          </w:tcPr>
+          <w:p>
+            <w:r>
+              <w:rPr>
+                <w:b/>
+                <w:color w:val="FFFFFF"/>
+                <w:sz w:val="16"/>
+              </w:rPr>
+              <w:t>Interview Key</w:t>
+            </w:r>
+          </w:p>
+        </w:tc>
+        <w:tc>
+          <w:tcPr>
+            <w:tcW w:type="dxa" w:w="1662"/>
+            <w:shd w:fill="5B9BD5"/>
+          </w:tcPr>
+          <w:p>
+            <w:r>
+              <w:rPr>
+                <w:b/>
+                <w:color w:val="FFFFFF"/>
+                <w:sz w:val="16"/>
+              </w:rPr>
+              <w:t>Interview ID</w:t>
+            </w:r>
+          </w:p>
+        </w:tc>
+        <w:tc>
+          <w:tcPr>
+            <w:tcW w:type="dxa" w:w="1662"/>
+            <w:shd w:fill="5B9BD5"/>
+          </w:tcPr>
+          <w:p>
+            <w:r>
+              <w:rPr>
+                <w:b/>
+                <w:color w:val="FFFFFF"/>
+                <w:sz w:val="16"/>
+              </w:rPr>
+              <w:t>ID Agent</w:t>
+            </w:r>
+          </w:p>
+        </w:tc>
+        <w:tc>
+          <w:tcPr>
+            <w:tcW w:type="dxa" w:w="1662"/>
+            <w:shd w:fill="5B9BD5"/>
+          </w:tcPr>
+          <w:p>
+            <w:r>
+              <w:rPr>
+                <w:b/>
+                <w:color w:val="FFFFFF"/>
+                <w:sz w:val="16"/>
+              </w:rPr>
+              <w:t>ID Equipe</w:t>
+            </w:r>
+          </w:p>
+        </w:tc>
+        <w:tc>
+          <w:tcPr>
+            <w:tcW w:type="dxa" w:w="1662"/>
+            <w:shd w:fill="5B9BD5"/>
+          </w:tcPr>
+          <w:p>
+            <w:r>
+              <w:rPr>
+                <w:b/>
+                <w:color w:val="FFFFFF"/>
+                <w:sz w:val="16"/>
+              </w:rPr>
+              <w:t>Agent</w:t>
+            </w:r>
+          </w:p>
+        </w:tc>
+        <w:tc>
+          <w:tcPr>
+            <w:tcW w:type="dxa" w:w="1662"/>
+            <w:shd w:fill="5B9BD5"/>
+          </w:tcPr>
+          <w:p>
+            <w:r>
+              <w:rPr>
+                <w:b/>
+                <w:color w:val="FFFFFF"/>
+                <w:sz w:val="16"/>
+              </w:rPr>
+              <w:t>Chef d'equipe</w:t>
+            </w:r>
+          </w:p>
+        </w:tc>
+      </w:tr>
+      <w:tr>
+        <w:tc>
+          <w:tcPr>
+            <w:tcW w:type="dxa" w:w="1662"/>
+          </w:tcPr>
+          <w:p>
+            <w:r>
+              <w:rPr>
+                <w:sz w:val="14"/>
+              </w:rPr>
+              <w:t>42-87-55-43</w:t>
+            </w:r>
+          </w:p>
+        </w:tc>
+        <w:tc>
+          <w:tcPr>
+            <w:tcW w:type="dxa" w:w="1662"/>
+          </w:tcPr>
+          <w:p>
+            <w:r>
+              <w:rPr>
+                <w:sz w:val="14"/>
+              </w:rPr>
+              <w:t>1a07dbcb42504f8f98e30de22a560023</w:t>
+            </w:r>
+          </w:p>
+        </w:tc>
+        <w:tc>
+          <w:tcPr>
+            <w:tcW w:type="dxa" w:w="1662"/>
+          </w:tcPr>
+          <w:p>
+            <w:r>
+              <w:rPr>
+                <w:sz w:val="14"/>
+              </w:rPr>
+              <w:t>EQ20_enq2</w:t>
+            </w:r>
+          </w:p>
+        </w:tc>
+        <w:tc>
+          <w:tcPr>
+            <w:tcW w:type="dxa" w:w="1662"/>
+          </w:tcPr>
+          <w:p>
+            <w:r>
+              <w:rPr>
+                <w:sz w:val="14"/>
+              </w:rPr>
+              <w:t>Equipe20</w:t>
+            </w:r>
+          </w:p>
+        </w:tc>
+        <w:tc>
+          <w:tcPr>
+            <w:tcW w:type="dxa" w:w="1662"/>
+          </w:tcPr>
+          <w:p>
+            <w:r>
+              <w:rPr>
+                <w:sz w:val="14"/>
+              </w:rPr>
+              <w:t>Dieynaba DEME</w:t>
+            </w:r>
+          </w:p>
+        </w:tc>
+        <w:tc>
+          <w:tcPr>
+            <w:tcW w:type="dxa" w:w="1662"/>
+          </w:tcPr>
+          <w:p>
+            <w:r>
+              <w:rPr>
+                <w:sz w:val="14"/>
+              </w:rPr>
+              <w:t>Aboubakrine Sadikh DICKO</w:t>
+            </w:r>
+          </w:p>
+        </w:tc>
+      </w:tr>
+    </w:tbl>
+    <w:p/>
+    <w:tbl>
+      <w:tblPr>
+        <w:tblStyle w:val="TableGrid"/>
+        <w:tblW w:type="auto" w:w="0"/>
+        <w:tblLook w:firstColumn="1" w:firstRow="1" w:lastColumn="0" w:lastRow="0" w:noHBand="0" w:noVBand="1" w:val="04A0"/>
+      </w:tblPr>
+      <w:tblGrid>
+        <w:gridCol w:w="3324"/>
+        <w:gridCol w:w="3324"/>
+        <w:gridCol w:w="3324"/>
+      </w:tblGrid>
+      <w:tr>
+        <w:tc>
+          <w:tcPr>
+            <w:tcW w:type="dxa" w:w="3324"/>
+            <w:shd w:fill="70AD47"/>
+          </w:tcPr>
+          <w:p>
+            <w:r>
+              <w:rPr>
+                <w:b/>
+                <w:color w:val="FFFFFF"/>
+                <w:sz w:val="18"/>
+              </w:rPr>
+              <w:t>Chef de Menage</w:t>
+            </w:r>
+          </w:p>
+        </w:tc>
+        <w:tc>
+          <w:tcPr>
+            <w:tcW w:type="dxa" w:w="3324"/>
+            <w:shd w:fill="70AD47"/>
+          </w:tcPr>
+          <w:p>
+            <w:r>
+              <w:rPr>
+                <w:b/>
+                <w:color w:val="FFFFFF"/>
+                <w:sz w:val="18"/>
+              </w:rPr>
+              <w:t>Quartier/Village (s00q05)</w:t>
+            </w:r>
+          </w:p>
+        </w:tc>
+        <w:tc>
+          <w:tcPr>
+            <w:tcW w:type="dxa" w:w="3324"/>
+            <w:shd w:fill="70AD47"/>
+          </w:tcPr>
+          <w:p>
+            <w:r>
+              <w:rPr>
+                <w:b/>
+                <w:color w:val="FFFFFF"/>
+                <w:sz w:val="18"/>
+              </w:rPr>
+              <w:t>Localisation GPS</w:t>
+            </w:r>
+          </w:p>
+        </w:tc>
+      </w:tr>
+      <w:tr>
+        <w:tc>
+          <w:tcPr>
+            <w:tcW w:type="dxa" w:w="3324"/>
+          </w:tcPr>
+          <w:p>
+            <w:r>
+              <w:rPr>
+                <w:sz w:val="18"/>
+              </w:rPr>
+              <w:t>RAMATA KEITA</w:t>
+            </w:r>
+          </w:p>
+        </w:tc>
+        <w:tc>
+          <w:tcPr>
+            <w:tcW w:type="dxa" w:w="3324"/>
+          </w:tcPr>
+          <w:p>
+            <w:r>
+              <w:rPr>
+                <w:sz w:val="18"/>
+              </w:rPr>
+              <w:t>N/A</w:t>
+            </w:r>
+          </w:p>
+        </w:tc>
+        <w:tc>
+          <w:tcPr>
+            <w:tcW w:type="dxa" w:w="3324"/>
+          </w:tcPr>
+          <w:p>
+            <w:r/>
+            <w:hyperlink r:id="rId15">
+              <w:r>
+                <w:rPr>
+                  <w:color w:val="0563C1"/>
+                  <w:u w:val="single"/>
+                </w:rPr>
+                <w:t>BEMA</w:t>
+              </w:r>
+            </w:hyperlink>
+          </w:p>
+        </w:tc>
+      </w:tr>
+    </w:tbl>
+    <w:p/>
+    <w:p>
+      <w:r>
+        <w:rPr>
+          <w:b/>
+          <w:color w:val="4672C4"/>
+          <w:sz w:val="22"/>
+        </w:rPr>
+        <w:t>&gt;&gt; Section0 - Identification et renseignements de controle</w:t>
+      </w:r>
+    </w:p>
+    <w:p>
+      <w:pPr>
+        <w:ind w:left="283"/>
+      </w:pPr>
+      <w:r>
+        <w:rPr>
+          <w:sz w:val="20"/>
+        </w:rPr>
+        <w:t>- Le questionnaire semble ne pas être complètement fini mais le questionnaire est en statut complet, prière de compléter le questionnaire.</w:t>
+      </w:r>
+    </w:p>
+    <w:p>
+      <w:r>
+        <w:rPr>
+          <w:b/>
+          <w:color w:val="4672C4"/>
+          <w:sz w:val="22"/>
+        </w:rPr>
+        <w:t>&gt;&gt; Section1 - Caracteristiques des membres</w:t>
+      </w:r>
+    </w:p>
+    <w:p>
+      <w:pPr>
+        <w:ind w:left="283"/>
+      </w:pPr>
+      <w:r>
+        <w:rPr>
+          <w:sz w:val="20"/>
+        </w:rPr>
+        <w:t>- Avertissement! Veuillez renseigner par oui ou non toutes les modalités de la question s01q47.</w:t>
+      </w:r>
+    </w:p>
+    <w:p>
+      <w:r>
+        <w:rPr>
+          <w:b/>
+          <w:color w:val="4672C4"/>
+          <w:sz w:val="22"/>
+        </w:rPr>
+        <w:t>&gt;&gt; Section2 - Education</w:t>
+      </w:r>
+    </w:p>
+    <w:p>
+      <w:pPr>
+        <w:ind w:left="283"/>
+      </w:pPr>
+      <w:r>
+        <w:rPr>
+          <w:sz w:val="20"/>
+        </w:rPr>
+        <w:t xml:space="preserve">- Peu probable! astou coulibaly  n'arrive pas  à comprendre un petit texte lu dans une langue locale (s02q03). Veuillez corriger ou donner des explications au QG. </w:t>
+        <w:br/>
+        <w:t xml:space="preserve">- Peu probable! dramane coulibaly  n'arrive pas  à comprendre un petit texte lu dans une langue locale (s02q03). Veuillez corriger ou donner des explications au QG. Peu probable! dramane coulibaly  ne sait ni lire, ni écrire, ni comprendre dans aucune des langues  (s02q01,s02q02,s02q03). Veuillez corriger ou donner des explications au QG. Peu plausible dramane coulibaly fréquente au minimum le fondamental 1 mais ne sait ni lire ni comprendre la langue française, prière de corriger ou de confirmer avec le QG merci. Incohérence!! dramane coulibaly fréquente l'école  mais ne paie ni la scolarité ni la cotisation, prière de corriger ou fournir une explication à cela. </w:t>
+        <w:br/>
+        <w:t xml:space="preserve">- Peu probable! maimouna siby  n'arrive pas  à comprendre un petit texte lu dans une langue locale (s02q03). Veuillez corriger ou donner des explications au QG. </w:t>
+        <w:br/>
+        <w:t xml:space="preserve">- Peu probable! mamadou  coulibaly  n'arrive pas  à comprendre un petit texte lu dans une langue locale (s02q03). Veuillez corriger ou donner des explications au QG. </w:t>
+        <w:br/>
+        <w:t xml:space="preserve">- Peu probable! marieme coulibay  n'arrive pas  à comprendre un petit texte lu dans une langue locale (s02q03). Veuillez corriger ou donner des explications au QG. </w:t>
+        <w:br/>
+        <w:t xml:space="preserve">- Peu probable! moussa coubaly  n'arrive pas  à comprendre un petit texte lu dans une langue locale (s02q03). Veuillez corriger ou donner des explications au QG. Peu probable! moussa coubaly  ne sait ni lire, ni écrire, ni comprendre dans aucune des langues  (s02q01,s02q02,s02q03). Veuillez corriger ou donner des explications au QG. </w:t>
+        <w:br/>
+        <w:t xml:space="preserve">- Peu probable! ramata keita  n'arrive pas  à comprendre un petit texte lu dans une langue locale (s02q03). Veuillez corriger ou donner des explications au QG. Peu probable! ramata keita  ne sait ni lire, ni écrire, ni comprendre dans aucune des langues  (s02q01,s02q02,s02q03). Veuillez corriger ou donner des explications au QG. </w:t>
+        <w:br/>
+        <w:t xml:space="preserve">- Peu probable! yahkouba  dicko  n'arrive pas  à comprendre un petit texte lu dans une langue locale (s02q03). Veuillez corriger ou donner des explications au QG. Le montant des frais pour les cahiers et autres matériels scolaires pour l'année scolaire de yahkouba  dicko est faible ou élevé, veuillez, s'il vous plait, confirmer ces informations avec le QG ou apporter les corrections nécessaires. </w:t>
+        <w:br/>
+        <w:t xml:space="preserve">- Peu probable! yakhouba coulibaly  n'arrive pas  à comprendre un petit texte lu dans une langue locale (s02q03). Veuillez corriger ou donner des explications au QG. </w:t>
+        <w:br/>
+        <w:t>- Peu probable! yaya coulibaly  n'arrive pas  à comprendre un petit texte lu dans une langue locale (s02q03). Veuillez corriger ou donner des explications au QG.</w:t>
+      </w:r>
+    </w:p>
+    <w:p>
+      <w:r>
+        <w:rPr>
+          <w:b/>
+          <w:color w:val="4672C4"/>
+          <w:sz w:val="22"/>
+        </w:rPr>
+        <w:t>&gt;&gt; Section4a - Emploi</w:t>
+      </w:r>
+    </w:p>
+    <w:p>
+      <w:pPr>
+        <w:ind w:left="283"/>
+      </w:pPr>
+      <w:r>
+        <w:rPr>
+          <w:sz w:val="20"/>
+        </w:rPr>
+        <w:t>- Avertissement! ramata keita est trop âgé ou en retraite mais il a moins de 58 ans, prière de corriger.</w:t>
+      </w:r>
+    </w:p>
+    <w:p>
+      <w:r>
+        <w:rPr>
+          <w:b/>
+          <w:color w:val="4672C4"/>
+          <w:sz w:val="22"/>
+        </w:rPr>
+        <w:t>&gt;&gt; Section4b - Emploi - Activite principale</w:t>
+      </w:r>
+    </w:p>
+    <w:p>
+      <w:pPr>
+        <w:ind w:left="283"/>
+      </w:pPr>
+      <w:r>
+        <w:rPr>
+          <w:sz w:val="20"/>
+        </w:rPr>
+        <w:t>- || Attention ! Le nombre de jours que moussa coubaly a travaillés par mois semble être inférieur à 15. Veuillez, s'il vous plaît, confirmer cette information.</w:t>
+      </w:r>
+    </w:p>
+    <w:p>
+      <w:r>
+        <w:rPr>
+          <w:b/>
+          <w:color w:val="4672C4"/>
+          <w:sz w:val="22"/>
+        </w:rPr>
+        <w:t>&gt;&gt; Section4c - Emploi - Activite secondaire</w:t>
+      </w:r>
+    </w:p>
+    <w:p>
+      <w:pPr>
+        <w:ind w:left="283"/>
+      </w:pPr>
+      <w:r>
+        <w:rPr>
+          <w:sz w:val="20"/>
+        </w:rPr>
+        <w:t>- Avertissement!!! mamadou  coulibaly enquêté dans l'emploi principale n'a pas declaré son revenu prière de fournir plus d'effort pour lui demander son revenu, vous pouvez utiliser des stratégies pour faire une estimation ou demander des conseils au QG.</w:t>
+      </w:r>
+    </w:p>
+    <w:p>
+      <w:r>
+        <w:rPr>
+          <w:b/>
+          <w:color w:val="4672C4"/>
+          <w:sz w:val="22"/>
+        </w:rPr>
+        <w:t>&gt;&gt; Section7b - Consommation alimentaire - 7 jours</w:t>
+      </w:r>
+    </w:p>
+    <w:p>
+      <w:pPr>
+        <w:ind w:left="283"/>
+      </w:pPr>
+      <w:r>
+        <w:rPr>
+          <w:sz w:val="20"/>
+        </w:rPr>
+        <w:t>- Attention ! Le prix unitaire d'achat (100 Fcfa) de Citron en Pièce (Petit) est relativement élevé par rapport aux autres prix observés dans cette zone. Prière de corriger ou de confirmer avec le QG. Attention ! Le prix unitaire d'achat (50 Fcfa) de Tamarin noir en Sachets (Petit) est relativement faible par rapport aux autres prix observés dans cette zone. Prière de corriger ou de confirmer avec le QG. Avertissement!!! Le ménage a consommé 42 Tas Tres petit de Feuilles de Epinar, cette quantité semble anormale pour une consommation des 7 derniers jours.Prière de corriger ou de confirmer avec le QG. Avertissement!!!Le ménage a consommé 56 Cuillère de Tres petit de Café en poudre soluble  ce qui semble incoherent pour une consommation aucours des 7 derniers jours, prière de verifier et corriger. Avertissement!!!Le ménage a consommé 70 miche de Petit de Pain traditionnel (Baguette)  ce qui semble incoherent pour une consommation aucours des 7 derniers jours, prière de verifier et corriger. Le prix d'achat unitaire (1 Fcfa) de Piment frais en Pièce de taille Petit  est invraisemblable, prière de regarder les reponses prises dans les questions s07bq07a s07bq07b s07bq07c s07bq08 pour mieux corriger. Attention ! Le prix unitaire d'achat (1 Fcfa) de Piment frais en Pièce (Petit) est relativement faible par rapport aux autres prix observés dans cette zone. Prière de corriger ou de confirmer avec le QG.</w:t>
+      </w:r>
+    </w:p>
+    <w:p>
+      <w:r>
+        <w:rPr>
+          <w:b/>
+          <w:color w:val="4672C4"/>
+          <w:sz w:val="22"/>
+        </w:rPr>
+        <w:t>&gt;&gt; Section9c - Depenses non-alimentaires - 30 jours</w:t>
+      </w:r>
+    </w:p>
+    <w:p>
+      <w:pPr>
+        <w:ind w:left="283"/>
+      </w:pPr>
+      <w:r>
+        <w:rPr>
+          <w:sz w:val="20"/>
+        </w:rPr>
+        <w:t>- La dernière fois que vous avez acheté Bois de chauffe ramassé/coupé (estimer la valeur) est ramasser a la brousse et semble exister dans les modalités, prière de prendre attache avec le QG pour plus d'explication afin de la classer bien.</w:t>
+      </w:r>
+    </w:p>
+    <w:p>
+      <w:r>
+        <w:rPr>
+          <w:b/>
+          <w:color w:val="4672C4"/>
+          <w:sz w:val="22"/>
+        </w:rPr>
+        <w:t>&gt;&gt; Section9f - Depenses non-alimentaires - 12 mois</w:t>
+      </w:r>
+    </w:p>
+    <w:p>
+      <w:pPr>
+        <w:ind w:left="283"/>
+      </w:pPr>
+      <w:r>
+        <w:rPr>
+          <w:sz w:val="20"/>
+        </w:rPr>
+        <w:t>- ||</w:t>
+      </w:r>
+    </w:p>
+    <w:p>
+      <w:r>
+        <w:rPr>
+          <w:b/>
+          <w:color w:val="4672C4"/>
+          <w:sz w:val="22"/>
+        </w:rPr>
+        <w:t>&gt;&gt; Section11 - Caracteristiques logement</w:t>
+      </w:r>
+    </w:p>
+    <w:p>
+      <w:pPr>
+        <w:ind w:left="283"/>
+      </w:pPr>
+      <w:r>
+        <w:rPr>
+          <w:sz w:val="20"/>
+        </w:rPr>
+        <w:t>- Le montant (FCFA) du loyer mensuel payé pour un logement comme le votre dans ce village/quartier est trop élevé, Veuillez s'il vous plaît corriger cette information.</w:t>
+      </w:r>
+    </w:p>
+    <w:p>
+      <w:r>
+        <w:rPr>
+          <w:b/>
+          <w:color w:val="4672C4"/>
+          <w:sz w:val="22"/>
+        </w:rPr>
+        <w:t>&gt;&gt; Section16a - Champs et parcelles</w:t>
+      </w:r>
+    </w:p>
+    <w:p>
+      <w:pPr>
+        <w:ind w:left="283"/>
+      </w:pPr>
+      <w:r>
+        <w:rPr>
+          <w:sz w:val="20"/>
+        </w:rPr>
+        <w:t>- La quantité de fumure appliquée dans la parcelle parcelle est de 450 Kg qui semble élevé ou ne sait pas, prière de fournir d'effort pour estimer la quantité afin de corriger. La superficie de la parcelle parcelle selon les mesures GPS est de 2125.17 hectare qui semble élevé ou faible, prière de corriger. Le document légal (titre, acte, certificat etc. ) qui affirme votre possession de la parcelle parcelle est  et semble exister dans les modalités, prière de prendre attache avec le QG pour plus d'explication afin de la classer bien.</w:t>
+      </w:r>
+    </w:p>
+    <w:p>
+      <w:r>
+        <w:t>________________________________________________________________________________</w:t>
+      </w:r>
+    </w:p>
+    <w:p>
+      <w:pPr>
+        <w:pStyle w:val="Heading2"/>
+      </w:pPr>
+      <w:r>
+        <w:t>Menage 11</w:t>
+      </w:r>
+    </w:p>
+    <w:tbl>
+      <w:tblPr>
+        <w:tblStyle w:val="TableGrid"/>
+        <w:tblW w:type="auto" w:w="0"/>
+        <w:tblLook w:firstColumn="1" w:firstRow="1" w:lastColumn="0" w:lastRow="0" w:noHBand="0" w:noVBand="1" w:val="04A0"/>
+      </w:tblPr>
+      <w:tblGrid>
+        <w:gridCol w:w="1662"/>
+        <w:gridCol w:w="1662"/>
+        <w:gridCol w:w="1662"/>
+        <w:gridCol w:w="1662"/>
+        <w:gridCol w:w="1662"/>
+        <w:gridCol w:w="1662"/>
+      </w:tblGrid>
+      <w:tr>
+        <w:tc>
+          <w:tcPr>
+            <w:tcW w:type="dxa" w:w="1662"/>
+            <w:shd w:fill="5B9BD5"/>
+          </w:tcPr>
+          <w:p>
+            <w:r>
+              <w:rPr>
+                <w:b/>
+                <w:color w:val="FFFFFF"/>
+                <w:sz w:val="16"/>
+              </w:rPr>
+              <w:t>Interview Key</w:t>
+            </w:r>
+          </w:p>
+        </w:tc>
+        <w:tc>
+          <w:tcPr>
+            <w:tcW w:type="dxa" w:w="1662"/>
+            <w:shd w:fill="5B9BD5"/>
+          </w:tcPr>
+          <w:p>
+            <w:r>
+              <w:rPr>
+                <w:b/>
+                <w:color w:val="FFFFFF"/>
+                <w:sz w:val="16"/>
+              </w:rPr>
+              <w:t>Interview ID</w:t>
+            </w:r>
+          </w:p>
+        </w:tc>
+        <w:tc>
+          <w:tcPr>
+            <w:tcW w:type="dxa" w:w="1662"/>
+            <w:shd w:fill="5B9BD5"/>
+          </w:tcPr>
+          <w:p>
+            <w:r>
+              <w:rPr>
+                <w:b/>
+                <w:color w:val="FFFFFF"/>
+                <w:sz w:val="16"/>
+              </w:rPr>
+              <w:t>ID Agent</w:t>
+            </w:r>
+          </w:p>
+        </w:tc>
+        <w:tc>
+          <w:tcPr>
+            <w:tcW w:type="dxa" w:w="1662"/>
+            <w:shd w:fill="5B9BD5"/>
+          </w:tcPr>
+          <w:p>
+            <w:r>
+              <w:rPr>
+                <w:b/>
+                <w:color w:val="FFFFFF"/>
+                <w:sz w:val="16"/>
+              </w:rPr>
+              <w:t>ID Equipe</w:t>
+            </w:r>
+          </w:p>
+        </w:tc>
+        <w:tc>
+          <w:tcPr>
+            <w:tcW w:type="dxa" w:w="1662"/>
+            <w:shd w:fill="5B9BD5"/>
+          </w:tcPr>
+          <w:p>
+            <w:r>
+              <w:rPr>
+                <w:b/>
+                <w:color w:val="FFFFFF"/>
+                <w:sz w:val="16"/>
+              </w:rPr>
+              <w:t>Agent</w:t>
+            </w:r>
+          </w:p>
+        </w:tc>
+        <w:tc>
+          <w:tcPr>
+            <w:tcW w:type="dxa" w:w="1662"/>
+            <w:shd w:fill="5B9BD5"/>
+          </w:tcPr>
+          <w:p>
+            <w:r>
+              <w:rPr>
+                <w:b/>
+                <w:color w:val="FFFFFF"/>
+                <w:sz w:val="16"/>
+              </w:rPr>
+              <w:t>Chef d'equipe</w:t>
+            </w:r>
+          </w:p>
+        </w:tc>
+      </w:tr>
+      <w:tr>
+        <w:tc>
+          <w:tcPr>
+            <w:tcW w:type="dxa" w:w="1662"/>
+          </w:tcPr>
+          <w:p>
+            <w:r>
+              <w:rPr>
+                <w:sz w:val="14"/>
+              </w:rPr>
+              <w:t>70-27-27-14</w:t>
+            </w:r>
+          </w:p>
+        </w:tc>
+        <w:tc>
+          <w:tcPr>
+            <w:tcW w:type="dxa" w:w="1662"/>
+          </w:tcPr>
+          <w:p>
+            <w:r>
+              <w:rPr>
+                <w:sz w:val="14"/>
+              </w:rPr>
+              <w:t>eecf5d0891264fd7b2a8214f979a4cc0</w:t>
+            </w:r>
+          </w:p>
+        </w:tc>
+        <w:tc>
+          <w:tcPr>
+            <w:tcW w:type="dxa" w:w="1662"/>
+          </w:tcPr>
+          <w:p>
+            <w:r>
+              <w:rPr>
+                <w:sz w:val="14"/>
+              </w:rPr>
+              <w:t>EQ20_enq2</w:t>
+            </w:r>
+          </w:p>
+        </w:tc>
+        <w:tc>
+          <w:tcPr>
+            <w:tcW w:type="dxa" w:w="1662"/>
+          </w:tcPr>
+          <w:p>
+            <w:r>
+              <w:rPr>
+                <w:sz w:val="14"/>
+              </w:rPr>
+              <w:t>Equipe20</w:t>
+            </w:r>
+          </w:p>
+        </w:tc>
+        <w:tc>
+          <w:tcPr>
+            <w:tcW w:type="dxa" w:w="1662"/>
+          </w:tcPr>
+          <w:p>
+            <w:r>
+              <w:rPr>
+                <w:sz w:val="14"/>
+              </w:rPr>
+              <w:t>Dieynaba DEME</w:t>
+            </w:r>
+          </w:p>
+        </w:tc>
+        <w:tc>
+          <w:tcPr>
+            <w:tcW w:type="dxa" w:w="1662"/>
+          </w:tcPr>
+          <w:p>
+            <w:r>
+              <w:rPr>
+                <w:sz w:val="14"/>
+              </w:rPr>
+              <w:t>Aboubakrine Sadikh DICKO</w:t>
+            </w:r>
+          </w:p>
+        </w:tc>
+      </w:tr>
+    </w:tbl>
+    <w:p/>
+    <w:tbl>
+      <w:tblPr>
+        <w:tblStyle w:val="TableGrid"/>
+        <w:tblW w:type="auto" w:w="0"/>
+        <w:tblLook w:firstColumn="1" w:firstRow="1" w:lastColumn="0" w:lastRow="0" w:noHBand="0" w:noVBand="1" w:val="04A0"/>
+      </w:tblPr>
+      <w:tblGrid>
+        <w:gridCol w:w="3324"/>
+        <w:gridCol w:w="3324"/>
+        <w:gridCol w:w="3324"/>
+      </w:tblGrid>
+      <w:tr>
+        <w:tc>
+          <w:tcPr>
+            <w:tcW w:type="dxa" w:w="3324"/>
+            <w:shd w:fill="70AD47"/>
+          </w:tcPr>
+          <w:p>
+            <w:r>
+              <w:rPr>
+                <w:b/>
+                <w:color w:val="FFFFFF"/>
+                <w:sz w:val="18"/>
+              </w:rPr>
+              <w:t>Chef de Menage</w:t>
+            </w:r>
+          </w:p>
+        </w:tc>
+        <w:tc>
+          <w:tcPr>
+            <w:tcW w:type="dxa" w:w="3324"/>
+            <w:shd w:fill="70AD47"/>
+          </w:tcPr>
+          <w:p>
+            <w:r>
+              <w:rPr>
+                <w:b/>
+                <w:color w:val="FFFFFF"/>
+                <w:sz w:val="18"/>
+              </w:rPr>
+              <w:t>Quartier/Village (s00q05)</w:t>
+            </w:r>
+          </w:p>
+        </w:tc>
+        <w:tc>
+          <w:tcPr>
+            <w:tcW w:type="dxa" w:w="3324"/>
+            <w:shd w:fill="70AD47"/>
+          </w:tcPr>
+          <w:p>
+            <w:r>
+              <w:rPr>
+                <w:b/>
+                <w:color w:val="FFFFFF"/>
+                <w:sz w:val="18"/>
+              </w:rPr>
+              <w:t>Localisation GPS</w:t>
+            </w:r>
+          </w:p>
+        </w:tc>
+      </w:tr>
+      <w:tr>
+        <w:tc>
+          <w:tcPr>
+            <w:tcW w:type="dxa" w:w="3324"/>
+          </w:tcPr>
+          <w:p>
+            <w:r>
+              <w:rPr>
+                <w:sz w:val="18"/>
+              </w:rPr>
+              <w:t>MODY CISSOKHO</w:t>
+            </w:r>
+          </w:p>
+        </w:tc>
+        <w:tc>
+          <w:tcPr>
+            <w:tcW w:type="dxa" w:w="3324"/>
+          </w:tcPr>
+          <w:p>
+            <w:r>
+              <w:rPr>
+                <w:sz w:val="18"/>
+              </w:rPr>
+              <w:t>N/A</w:t>
+            </w:r>
+          </w:p>
+        </w:tc>
+        <w:tc>
+          <w:tcPr>
+            <w:tcW w:type="dxa" w:w="3324"/>
+          </w:tcPr>
+          <w:p>
+            <w:r/>
+            <w:hyperlink r:id="rId16">
+              <w:r>
+                <w:rPr>
+                  <w:color w:val="0563C1"/>
+                  <w:u w:val="single"/>
+                </w:rPr>
+                <w:t>BEMA</w:t>
+              </w:r>
+            </w:hyperlink>
+          </w:p>
+        </w:tc>
+      </w:tr>
+    </w:tbl>
+    <w:p/>
+    <w:p>
+      <w:r>
+        <w:rPr>
+          <w:b/>
+          <w:color w:val="4672C4"/>
+          <w:sz w:val="22"/>
+        </w:rPr>
+        <w:t>&gt;&gt; Section0 - Identification et renseignements de controle</w:t>
+      </w:r>
+    </w:p>
+    <w:p>
+      <w:pPr>
+        <w:ind w:left="283"/>
+      </w:pPr>
+      <w:r>
+        <w:rPr>
+          <w:sz w:val="20"/>
+        </w:rPr>
+        <w:t>- Le questionnaire semble ne pas être complètement fini mais le questionnaire est en statut complet, prière de compléter le questionnaire.</w:t>
+      </w:r>
+    </w:p>
+    <w:p>
+      <w:r>
+        <w:rPr>
+          <w:b/>
+          <w:color w:val="4672C4"/>
+          <w:sz w:val="22"/>
+        </w:rPr>
+        <w:t>&gt;&gt; Section1 - Caracteristiques des membres</w:t>
+      </w:r>
+    </w:p>
+    <w:p>
+      <w:pPr>
+        <w:ind w:left="283"/>
+      </w:pPr>
+      <w:r>
+        <w:rPr>
+          <w:sz w:val="20"/>
+        </w:rPr>
+        <w:t xml:space="preserve">- Les informations sur l'acte de naissance (ni Jours, ni mois et ni années) de  diama cissokho  manquent, s'il vous plait pouvez-vous fournir d'effort pour avoir ces informations. </w:t>
+        <w:br/>
+        <w:t xml:space="preserve">- Les informations sur l'acte de naissance (ni Jours, ni mois et ni années) de  diatou  cissokho  manquent, s'il vous plait pouvez-vous fournir d'effort pour avoir ces informations. Le mois de l'enfant ( diatou  cissokho ) n'est pas connu mais vous avez declaré en s01q04a le nombre de mois, prière de changer NSP au niveau de s01q03b. </w:t>
+        <w:br/>
+        <w:t xml:space="preserve">- Les informations sur l'acte de naissance (ni Jours, ni mois et ni années) de  hama cissokho  manquent, s'il vous plait pouvez-vous fournir d'effort pour avoir ces informations. </w:t>
+        <w:br/>
+        <w:t xml:space="preserve">- Les informations sur l'acte de naissance (ni Jours, ni mois et ni années) de  mody cissokho  manquent, s'il vous plait pouvez-vous fournir d'effort pour avoir ces informations. </w:t>
+        <w:br/>
+        <w:t xml:space="preserve">- Les informations sur l'acte de naissance (ni Jours, ni mois et ni années) de  rockea  traore  manquent, s'il vous plait pouvez-vous fournir d'effort pour avoir ces informations. </w:t>
+        <w:br/>
+        <w:t>- Les informations sur l'acte de naissance (ni Jours, ni mois et ni années) de  youssouf cissokho  manquent, s'il vous plait pouvez-vous fournir d'effort pour avoir ces informations. Le mois de l'enfant ( youssouf cissokho ) n'est pas connu mais vous avez declaré en s01q04a le nombre de mois, prière de changer NSP au niveau de s01q03b.</w:t>
+      </w:r>
+    </w:p>
+    <w:p>
+      <w:r>
+        <w:rPr>
+          <w:b/>
+          <w:color w:val="4672C4"/>
+          <w:sz w:val="22"/>
+        </w:rPr>
+        <w:t>&gt;&gt; Section2 - Education</w:t>
+      </w:r>
+    </w:p>
+    <w:p>
+      <w:pPr>
+        <w:ind w:left="283"/>
+      </w:pPr>
+      <w:r>
+        <w:rPr>
+          <w:sz w:val="20"/>
+        </w:rPr>
+        <w:t xml:space="preserve">- Peu probable! diama cissokho  n'arrive pas  à comprendre un petit texte lu dans une langue locale (s02q03). Veuillez corriger ou donner des explications au QG. Peu probable! diama cissokho  ne sait ni lire, ni écrire, ni comprendre dans aucune des langues  (s02q01,s02q02,s02q03). Veuillez corriger ou donner des explications au QG. </w:t>
+        <w:br/>
+        <w:t xml:space="preserve">- Peu probable! diatou  cissokho  n'arrive pas  à comprendre un petit texte lu dans une langue locale (s02q03). Veuillez corriger ou donner des explications au QG. Peu probable! diatou  cissokho  ne sait ni lire, ni écrire, ni comprendre dans aucune des langues  (s02q01,s02q02,s02q03). Veuillez corriger ou donner des explications au QG. </w:t>
+        <w:br/>
+        <w:t xml:space="preserve">- Peu probable! hama cissokho  n'arrive pas  à comprendre un petit texte lu dans une langue locale (s02q03). Veuillez corriger ou donner des explications au QG. Peu probable! hama cissokho  ne sait ni lire, ni écrire, ni comprendre dans aucune des langues  (s02q01,s02q02,s02q03). Veuillez corriger ou donner des explications au QG. </w:t>
+        <w:br/>
+        <w:t xml:space="preserve">- Peu probable! mody cissokho  n'arrive pas  à comprendre un petit texte lu dans une langue locale (s02q03). Veuillez corriger ou donner des explications au QG. Peu probable! mody cissokho  ne sait ni lire, ni écrire, ni comprendre dans aucune des langues  (s02q01,s02q02,s02q03). Veuillez corriger ou donner des explications au QG. </w:t>
+        <w:br/>
+        <w:t>- Peu probable! rockea  traore  n'arrive pas  à comprendre un petit texte lu dans une langue locale (s02q03). Veuillez corriger ou donner des explications au QG.</w:t>
+      </w:r>
+    </w:p>
+    <w:p>
+      <w:r>
+        <w:rPr>
+          <w:b/>
+          <w:color w:val="4672C4"/>
+          <w:sz w:val="22"/>
+        </w:rPr>
+        <w:t>&gt;&gt; Section3 - Sante</w:t>
+      </w:r>
+    </w:p>
+    <w:p>
+      <w:pPr>
+        <w:ind w:left="283"/>
+      </w:pPr>
+      <w:r>
+        <w:rPr>
+          <w:sz w:val="20"/>
+        </w:rPr>
+        <w:t>- La raison principale youssouf cissokho n'a pas été vacciné est manque d argent et semble exister dans les modalités, prière de prendre attache avec le QG pour plus d'explication afin de la classer bien.</w:t>
+      </w:r>
+    </w:p>
+    <w:p>
+      <w:r>
+        <w:rPr>
+          <w:b/>
+          <w:color w:val="4672C4"/>
+          <w:sz w:val="22"/>
+        </w:rPr>
+        <w:t>&gt;&gt; Section4b - Emploi - Activite principale</w:t>
+      </w:r>
+    </w:p>
+    <w:p>
+      <w:pPr>
+        <w:ind w:left="283"/>
+      </w:pPr>
+      <w:r>
+        <w:rPr>
+          <w:sz w:val="20"/>
+        </w:rPr>
+        <w:t>- Attention ! Le nombre de jours que mody cissokho a travaillés par mois semble être inférieur à 15. Veuillez, s'il vous plaît, confirmer cette information.</w:t>
+      </w:r>
+    </w:p>
+    <w:p>
+      <w:r>
+        <w:rPr>
+          <w:b/>
+          <w:color w:val="4672C4"/>
+          <w:sz w:val="22"/>
+        </w:rPr>
+        <w:t>&gt;&gt; Section7b - Consommation alimentaire - 7 jours</w:t>
+      </w:r>
+    </w:p>
+    <w:p>
+      <w:pPr>
+        <w:ind w:left="283"/>
+      </w:pPr>
+      <w:r>
+        <w:rPr>
+          <w:sz w:val="20"/>
+        </w:rPr>
+        <w:t>- Incohérence!! Dans ce ménage, chaque individus consomme par jour 67.68143 Kg  de cereale; Prière de revoir les quantités prises de ces produits.</w:t>
+      </w:r>
+    </w:p>
+    <w:p>
+      <w:r>
+        <w:rPr>
+          <w:b/>
+          <w:color w:val="4672C4"/>
+          <w:sz w:val="22"/>
+        </w:rPr>
+        <w:t>&gt;&gt; Section9b - Depenses non-alimentaires - 7 jours</w:t>
+      </w:r>
+    </w:p>
+    <w:p>
+      <w:pPr>
+        <w:ind w:left="283"/>
+      </w:pPr>
+      <w:r>
+        <w:rPr>
+          <w:sz w:val="20"/>
+        </w:rPr>
+        <w:t>- Il est difficile d'avoir un ménage qui n'a effectué aucune des dépenses mentionnées au cours de 7 derniers jours, prière de revoir la section 9B pour ce ménage.</w:t>
+      </w:r>
+    </w:p>
+    <w:p>
+      <w:r>
+        <w:rPr>
+          <w:b/>
+          <w:color w:val="4672C4"/>
+          <w:sz w:val="22"/>
+        </w:rPr>
+        <w:t>&gt;&gt; Section9c - Depenses non-alimentaires - 30 jours</w:t>
+      </w:r>
+    </w:p>
+    <w:p>
+      <w:pPr>
+        <w:ind w:left="283"/>
+      </w:pPr>
+      <w:r>
+        <w:rPr>
+          <w:sz w:val="20"/>
+        </w:rPr>
+        <w:t>- La dernière fois que vous avez acheté Bois de chauffe ramassé/coupé (estimer la valeur) est ramasser a la brousse et semble exister dans les modalités, prière de prendre attache avec le QG pour plus d'explication afin de la classer bien.</w:t>
+      </w:r>
+    </w:p>
+    <w:p>
+      <w:r>
+        <w:rPr>
+          <w:b/>
+          <w:color w:val="4672C4"/>
+          <w:sz w:val="22"/>
+        </w:rPr>
+        <w:t>&gt;&gt; Section9d - Depenses non-alimentaires - 3 mois</w:t>
+      </w:r>
+    </w:p>
+    <w:p>
+      <w:pPr>
+        <w:ind w:left="283"/>
+      </w:pPr>
+      <w:r>
+        <w:rPr>
+          <w:sz w:val="20"/>
+        </w:rPr>
+        <w:t>- Difficile pour un ménage de ne pas avoir effectué de dépenses au cours de 3 derniers mois sur les produits/services cités (Section 9D), prière de revoir la section pour ce ménage.</w:t>
+      </w:r>
+    </w:p>
+    <w:p>
+      <w:r>
+        <w:rPr>
+          <w:b/>
+          <w:color w:val="4672C4"/>
+          <w:sz w:val="22"/>
+        </w:rPr>
+        <w:t>&gt;&gt; Section16a - Champs et parcelles</w:t>
+      </w:r>
+    </w:p>
+    <w:p>
+      <w:pPr>
+        <w:ind w:left="283"/>
+      </w:pPr>
+      <w:r>
+        <w:rPr>
+          <w:sz w:val="20"/>
+        </w:rPr>
+        <w:t>- La quantité de fumure appliquée dans la parcelle parcelle est de 250 Kg qui semble élevé ou ne sait pas, prière de fournir d'effort pour estimer la quantité afin de corriger. La superficie de la parcelle parcelle selon les mesures GPS est de 2560.05 hectare qui semble élevé ou faible, prière de corriger. Le document légal (titre, acte, certificat etc. ) qui affirme votre possession de la parcelle parcelle est  et semble exister dans les modalités, prière de prendre attache avec le QG pour plus d'explication afin de la classer bien.</w:t>
       </w:r>
     </w:p>
     <w:p>
@@ -2359,7 +5585,7 @@
           </w:tcPr>
           <w:p>
             <w:r/>
-            <w:hyperlink r:id="rId12">
+            <w:hyperlink r:id="rId17">
               <w:r>
                 <w:rPr>
                   <w:color w:val="0563C1"/>
@@ -2380,6 +5606,27 @@
           <w:color w:val="4672C4"/>
           <w:sz w:val="22"/>
         </w:rPr>
+        <w:t>&gt;&gt; Section0 - Identification et renseignements de controle</w:t>
+      </w:r>
+    </w:p>
+    <w:p>
+      <w:pPr>
+        <w:ind w:left="283"/>
+      </w:pPr>
+      <w:r>
+        <w:rPr>
+          <w:sz w:val="20"/>
+        </w:rPr>
+        <w:t>- Le questionnaire semble ne pas être complètement fini mais le questionnaire est en statut complet, prière de compléter le questionnaire.</w:t>
+      </w:r>
+    </w:p>
+    <w:p>
+      <w:r>
+        <w:rPr>
+          <w:b/>
+          <w:color w:val="4672C4"/>
+          <w:sz w:val="22"/>
+        </w:rPr>
         <w:t>&gt;&gt; Section1 - Caracteristiques des membres</w:t>
       </w:r>
     </w:p>
@@ -2391,9 +5638,9 @@
         <w:rPr>
           <w:sz w:val="20"/>
         </w:rPr>
-        <w:t xml:space="preserve">- Incoherence! MAMADOU KALIDOU TAMBADOU(MOHAMADOU) dispose d'un téléphone portable à s01q39, donc la raison évoquée ne peut pas être (ne dispose pas d'appareil). Incoherence! La mère de MAMADOU KALIDOU TAMBADOU(MOHAMADOU) est trop jeune ou vielle pour avoir MAMADOU KALIDOU TAMBADOU(MOHAMADOU) selon l'écart (12) d'âge entre lui et sa mère, prière de revoir l'âge de MAMADOU KALIDOU TAMBADOU(MOHAMADOU) ou de sa mère. Dans le cas contraire rassurez vous que c'est bien son fils/fille biologique. </w:t>
+        <w:t xml:space="preserve">- Incoherence! La mère de MAMADOU KALIDOU TAMBADOU(MOHAMADOU) est trop jeune ou vielle pour avoir MAMADOU KALIDOU TAMBADOU(MOHAMADOU) selon l'écart (12) d'âge entre lui et sa mère, prière de revoir l'âge de MAMADOU KALIDOU TAMBADOU(MOHAMADOU) ou de sa mère. Dans le cas contraire rassurez vous que c'est bien son fils/fille biologique. </w:t>
         <w:br/>
-        <w:t>- Incoherence! WOURY TAMBADOU dispose d'un téléphone portable à s01q39, donc la raison évoquée ne peut pas être (ne dispose pas d'appareil). Incohérence!! Le nombre d'année (9999) que WOURY TAMBADOU a vécu dans la localité est superieur à son âge (59) ou ne sait pas. Prière de corriger.</w:t>
+        <w:t>- Incoherence! WOURY SOW dispose d'un téléphone portable à s01q39, donc la raison évoquée ne peut pas être (ne dispose pas d'appareil).</w:t>
       </w:r>
     </w:p>
     <w:p>
@@ -2438,7 +5685,7 @@
         <w:br/>
         <w:t xml:space="preserve">- Peu probable! SEYDOU TAMBADOU  n'arrive pas  à comprendre un petit texte lu dans une langue locale (s02q03). Veuillez corriger ou donner des explications au QG. Peu probable! SEYDOU TAMBADOU  ne sait ni lire, ni écrire, ni comprendre dans aucune des langues  (s02q01,s02q02,s02q03). Veuillez corriger ou donner des explications au QG. </w:t>
         <w:br/>
-        <w:t>- Peu probable! WOURY TAMBADOU  n'arrive pas  à comprendre un petit texte lu dans une langue locale (s02q03). Veuillez corriger ou donner des explications au QG. Peu probable! WOURY TAMBADOU  ne sait ni lire, ni écrire, ni comprendre dans aucune des langues  (s02q01,s02q02,s02q03). Veuillez corriger ou donner des explications au QG.</w:t>
+        <w:t>- Peu probable! WOURY SOW  n'arrive pas  à comprendre un petit texte lu dans une langue locale (s02q03). Veuillez corriger ou donner des explications au QG. Peu probable! WOURY SOW  ne sait ni lire, ni écrire, ni comprendre dans aucune des langues  (s02q01,s02q02,s02q03). Veuillez corriger ou donner des explications au QG.</w:t>
       </w:r>
     </w:p>
     <w:p>
@@ -2459,13 +5706,9 @@
         <w:rPr>
           <w:sz w:val="20"/>
         </w:rPr>
-        <w:t xml:space="preserve">- || </w:t>
+        <w:t xml:space="preserve">- Le montant(37000 FCFA) des dépenses pour chaque visite prénatale de OUMOU TAMBADOU semble faible (voir nul) ou élevé, prière de corriger. </w:t>
         <w:br/>
-        <w:t xml:space="preserve">- </w:t>
-        <w:br/>
-        <w:t xml:space="preserve">- Le montant(.a FCFA) des dépenses pour chaque visite prénatale de RAMATA TAMBADOU semble faible (voir nul) ou élevé, prière de corriger. </w:t>
-        <w:br/>
-        <w:t>- Le nombre de visites prénatales de OUMOU TAMBADOU  ne parait pas plausible, veuillez revoir la partieLe nombre de visites prénatales que OUMOU TAMBADOU a eu ou a déjà eu pendant sa dernière grosesse est élevé, prière de revoir et confirmer.</w:t>
+        <w:t>- Le montant(37000 FCFA) des dépenses pour chaque visite prénatale de RAMATA TAMBADOU semble faible (voir nul) ou élevé, prière de corriger.</w:t>
       </w:r>
     </w:p>
     <w:p>
@@ -2475,7 +5718,7 @@
           <w:color w:val="4672C4"/>
           <w:sz w:val="22"/>
         </w:rPr>
-        <w:t>&gt;&gt; Section4b - Emploi - Activite principale</w:t>
+        <w:t>&gt;&gt; Section4a - Emploi</w:t>
       </w:r>
     </w:p>
     <w:p>
@@ -2486,9 +5729,7 @@
         <w:rPr>
           <w:sz w:val="20"/>
         </w:rPr>
-        <w:t xml:space="preserve">- AvertissementMAMADOU KALIDOU TAMBADOU(MOHAMADOU)  travaille mais les questions relatives à son emploi principal ne sont pas renseignées à 100%, prière de les renseigner. Vous avez sélectionné l'option 'Ne sait pas' pour la catégorie socioprofessionnelle de MAMADOU KALIDOU TAMBADOU(MOHAMADOU) ou vous ne l'avez pas renseigné. prière de corriger. </w:t>
-        <w:br/>
-        <w:t>-  AvertissementOUMOU TAMBADOU  travaille mais les questions relatives à son emploi principal ne sont pas renseignées à 100%, prière de les renseigner. Vous avez sélectionné l'option 'Ne sait pas' pour la catégorie socioprofessionnelle de OUMOU TAMBADOU ou vous ne l'avez pas renseigné. prière de corriger.</w:t>
+        <w:t>- Avertissement! Généralement les jeunes hommes (10 à 25ans) font des travaux ménager soit apprendre les enfants à reviser leurs léçons ou d'autres cours, KALIDOU TAMBADOU n'a consacré aucune heure pour les travaux cités en s04q01, s04q02, s04q03, s04q04, s04q05, s04q06, s04q07 et s04q08.Prière de regarder pour corriger ou confirmer avec le QG.</w:t>
       </w:r>
     </w:p>
     <w:p>
@@ -2530,7 +5771,7 @@
         <w:rPr>
           <w:sz w:val="20"/>
         </w:rPr>
-        <w:t>- Le ménage a consommé Arachides décortiquées mais les informations sur la quantité, l'unité ou la taille ne sont pas renseignées.Prière de renseigner. Le ménage a consommé Aubergine   mais les informations sur la quantité, l'unité ou la taille ne sont pas renseignées.Prière de renseigner. Le ménage a consommé Aubergine sauvage  mais les informations sur la quantité, l'unité ou la taille ne sont pas renseignées.Prière de renseigner. Le ménage a consommé Café en poudre soluble mais les informations sur la quantité, l'unité ou la taille ne sont pas renseignées.Prière de renseigner. Le ménage a consommé Capitaine frais mais les informations sur la quantité, l'unité ou la taille ne sont pas renseignées.Prière de renseigner. Le ménage a consommé Carotte mais les informations sur la quantité, l'unité ou la taille ne sont pas renseignées.Prière de renseigner. Le ménage a consommé Carpe séchée mais les informations sur la quantité, l'unité ou la taille ne sont pas renseignées.Prière de renseigner. Le ménage a consommé Choux mais les informations sur la quantité, l'unité ou la taille ne sont pas renseignées.Prière de renseigner. Le ménage a consommé Cube alimentaire (Maggi, Jumbo, ) mais les informations sur la quantité, l'unité ou la taille ne sont pas renseignées.Prière de renseigner. Le ménage a consommé Feuilles de Epinar mais les informations sur la quantité, l'unité ou la taille ne sont pas renseignées.Prière de renseigner. Le ménage a consommé Feuilles de patate mais les informations sur la quantité, l'unité ou la taille ne sont pas renseignées.Prière de renseigner. Le ménage a consommé Lait frais de vache mais les informations sur la quantité, l'unité ou la taille ne sont pas renseignées.Prière de renseigner. Le ménage a consommé Niébé/Haricots secs mais les informations sur la quantité, l'unité ou la taille ne sont pas renseignées.Prière de renseigner. Le ménage a consommé Oignon frais mais les informations sur la quantité, l'unité ou la taille ne sont pas renseignées.Prière de renseigner. Le ménage a consommé Poisson frais type 11 mais les informations sur la quantité, l'unité ou la taille ne sont pas renseignées.Prière de renseigner. Le ménage a consommé Poisson frais type 9 mais les informations sur la quantité, l'unité ou la taille ne sont pas renseignées.Prière de renseigner. Le ménage a consommé Riz local fumé (malo-woussou) mais les informations sur la quantité, l'unité ou la taille ne sont pas renseignées.Prière de renseigner. Le ménage a consommé Sel mais les informations sur la quantité, l'unité ou la taille ne sont pas renseignées.Prière de renseigner. Difficile de consommer le Sel en   prière de verifier. Le ménage a consommé Sorgho mais les informations sur la quantité, l'unité ou la taille ne sont pas renseignées.Prière de renseigner. Le ménage a consommé Sucre en poudre  mais les informations sur la quantité, l'unité ou la taille ne sont pas renseignées.Prière de renseigner. Le ménage a consommé Thé en sachet mais les informations sur la quantité, l'unité ou la taille ne sont pas renseignées.Prière de renseigner. Avertissement!!! Le ménage a consommé .a   de Thé en sachet, cette quantité semble anormale pour une consommation des 7 derniers jours.Les ménages consomment géneralement en sachet ou en paquet, prière de corriger ou de confirmer avec le QG.</w:t>
+        <w:t>- Avertissement!!! Le ménage a consommé 10 Litre taille unique de Lait frais de vache, cette quantité semble anormale pour une consommation des 7 derniers jours.Prière de corriger ou de confirmer avec le QG. Avertissement!!! Le ménage a consommé 10 Verre ( à thé) taille unique de Sucre en poudre , cette quantité semble anormale pour une consommation des 7 derniers jours.Prière de corriger ou de confirmer avec le QG. Avertissement!!! Le ménage a consommé 21 Paquet Petit de Thé en sachet, cette quantité semble anormale pour une consommation des 7 derniers jours.Prière de corriger ou de confirmer avec le QG. Le prix d'achat unitaire (1500 Fcfa) de Sel en Sac (25 Kg) de taille taille unique est très faible, prière de regarder les reponses prises dans les questions s07bq07a s07bq07b s07bq07c s07bq08 pour mieux corriger.</w:t>
       </w:r>
     </w:p>
     <w:p>
@@ -2561,27 +5802,6 @@
           <w:color w:val="4672C4"/>
           <w:sz w:val="22"/>
         </w:rPr>
-        <w:t>&gt;&gt; Section10b - caracteristiques entreprise non agricole</w:t>
-      </w:r>
-    </w:p>
-    <w:p>
-      <w:pPr>
-        <w:ind w:left="283"/>
-      </w:pPr>
-      <w:r>
-        <w:rPr>
-          <w:sz w:val="20"/>
-        </w:rPr>
-        <w:t>- Les informations sur ces entrepises non agricole manquent, prière de les renseigner. Le montant obtenus sur les services rendus par l'entreprise ##N/A## au cours des 30 derniers jours ou durant le dernier mois où l'entreprise a fonctionné n'a pas été renseigné, prière de mettre de 0 si l'entreprise n'a pas rendu de service. Prière de renseigner les montants dans les champs (s10q46 s10q47 s10q48 s10q49 s10q50 s10q51 s10q52 s10q53 s10q54 s10q55 s10q56 s10q57), mettre 0 si l'entreprise ##N/A## n'a pas effectué des dépenses ou faire des reventes des marchandises ou des produits ou rendre de service.Cette entreprise ##N/A## dit avoir obtenu une valeur sur les marchandises vendu en etat, les marchandises vendu après transformation et les services rendus. Prière de corriger. Cette entreprise ##N/A## dit avoir obtenu une valeur sur les marchandises vendu en etat et les marchandises vendu après transformation. La main d'oeuvre familiale pour HALIMATA BA ayant travaillé dans cette entreprise ##N/A## aucours des 12 derniers mois n'est pas renseigner. Prière de reneigner toutes les informations qui lui concerne. La main d'oeuvre sariale de HALIMATA BA ayant travaillé dans cette entreprise ##N/A## aucours des 30 derniers jours n'est pas renseigner. Prière de reneigner toutes les informations qui lui concerne.</w:t>
-      </w:r>
-    </w:p>
-    <w:p>
-      <w:r>
-        <w:rPr>
-          <w:b/>
-          <w:color w:val="4672C4"/>
-          <w:sz w:val="22"/>
-        </w:rPr>
         <w:t>&gt;&gt; Section11 - Caracteristiques logement</w:t>
       </w:r>
     </w:p>
@@ -2603,27 +5823,6 @@
           <w:color w:val="4672C4"/>
           <w:sz w:val="22"/>
         </w:rPr>
-        <w:t>&gt;&gt; Section12 - Actifs du menage</w:t>
-      </w:r>
-    </w:p>
-    <w:p>
-      <w:pPr>
-        <w:ind w:left="283"/>
-      </w:pPr>
-      <w:r>
-        <w:rPr>
-          <w:sz w:val="20"/>
-        </w:rPr>
-        <w:t>- Avertissement!!! Le prix d'achat (10000) de l'article  Lit est inférieur aux prix de revente (80000)  avec l'âge du bien atteignant 1 ans. Prière de vérifier ou confirmer avec l'enquêté et mettre les bonnes valeurs après verification, s'il le faut.</w:t>
-      </w:r>
-    </w:p>
-    <w:p>
-      <w:r>
-        <w:rPr>
-          <w:b/>
-          <w:color w:val="4672C4"/>
-          <w:sz w:val="22"/>
-        </w:rPr>
         <w:t>&gt;&gt; Section16a - Champs et parcelles</w:t>
       </w:r>
     </w:p>
@@ -2635,7 +5834,7 @@
         <w:rPr>
           <w:sz w:val="20"/>
         </w:rPr>
-        <w:t>- Nous constatons que la question qui porte sur la mésure du champs de la parcelle Parcelle de sorgho et Maïs n'a pas été renseigné, la collecte était-il encours ou s'agit-il de quoi ? prière de verifier et corriger. Le salaire d'un homme de 15ans et plus ayant travaillé sur la parcelle Parcelle de sorgho et Maïs par jours au moment de la période d'entretien du sol (sarclage, etc.) est de 416.6667 FCFA qui semble faible ou  élevé, prière de corriger. Le document légal (titre, acte, certificat etc. ) qui affirme votre possession de la parcelle Parcelle de sorgho et Maïs est  et semble exister dans les modalités, prière de prendre attache avec le QG pour plus d'explication afin de la classer bien.</w:t>
+        <w:t>- Le salaire d'un homme de 15ans et plus ayant travaillé sur la parcelle Parcelle de sorgho et Maïs par jours au moment de la période d'entretien du sol (sarclage, etc.) est de 416.6667 FCFA qui semble faible ou  élevé, prière de corriger. La superficie de la parcelle Parcelle de sorgho et Maïs selon les mesures GPS est de 2851.37 hectare qui semble élevé ou faible, prière de corriger. Le document légal (titre, acte, certificat etc. ) qui affirme votre possession de la parcelle Parcelle de sorgho et Maïs est  et semble exister dans les modalités, prière de prendre attache avec le QG pour plus d'explication afin de la classer bien.</w:t>
       </w:r>
     </w:p>
     <w:p>
@@ -2645,7 +5844,7 @@
           <w:color w:val="4672C4"/>
           <w:sz w:val="22"/>
         </w:rPr>
-        <w:t>&gt;&gt; Section19 - Equipements agricoles</w:t>
+        <w:t>&gt;&gt; Section17 - Elevage</w:t>
       </w:r>
     </w:p>
     <w:p>
@@ -2656,13 +5855,7 @@
         <w:rPr>
           <w:sz w:val="20"/>
         </w:rPr>
-        <w:t xml:space="preserve">- Attention ! Hache-Paille a été revendu à 1500 Fcfa qui est relativement élevé par rapport aux autres prix de revente observés dans cette zone. Prière de corriger ou de confirmer avec le QG. </w:t>
-        <w:br/>
-        <w:t xml:space="preserve">- Attention ! Herse a été achété à 50000 Fcfa est relativement élevé par rapport aux autres prix d'achat observés dans cette zone. Prière de corriger ou de confirmer avec le QG. Attention ! Herse a été revendu à 50000 Fcfa qui est relativement élevé par rapport aux autres prix de revente observés dans cette zone. Prière de corriger ou de confirmer avec le QG. </w:t>
-        <w:br/>
-        <w:t xml:space="preserve">- Avertissement!! L'âge (30 ans)  de Charrettes dans ce ménage semble être élevé, prière de corriger ou confirmer avec le QG. </w:t>
-        <w:br/>
-        <w:t>- Avertissement!! Le nombre (20)  de Charrue est élevé, prière de corriger ou confirmer avec le QG.</w:t>
+        <w:t>- Cela semble improbable ! Le nombre abbatu (4) par les fêtes pour ces animaux Ovins (Moutons) apparaît trop élevé. Merci de confirmer ces informations auprès du QG ou d'apporter les corrections nécessaires.</w:t>
       </w:r>
     </w:p>
     <w:p>
@@ -2966,7 +6159,7 @@
           </w:tcPr>
           <w:p>
             <w:r/>
-            <w:hyperlink r:id="rId13">
+            <w:hyperlink r:id="rId18">
               <w:r>
                 <w:rPr>
                   <w:color w:val="0563C1"/>
@@ -2998,7 +6191,7 @@
         <w:rPr>
           <w:sz w:val="20"/>
         </w:rPr>
-        <w:t>- Il est obligatoire de prendre les coordonnées Gps avant d'administrer le questionnaire. Prière de prendre les coordonnées GPS.</w:t>
+        <w:t>- Le questionnaire semble ne pas être complètement fini mais le questionnaire est en statut complet, prière de compléter le questionnaire. Il est obligatoire de prendre les coordonnées Gps avant d'administrer le questionnaire. Prière de prendre les coordonnées GPS.</w:t>
       </w:r>
     </w:p>
     <w:p>
@@ -3097,9 +6290,7 @@
         <w:rPr>
           <w:sz w:val="20"/>
         </w:rPr>
-        <w:t xml:space="preserve">- Avertissement! FATY DIA n'a consacré aucune heure pour aucun des travaux du ménage, prière de regarder les réponses prises dans les questions (s04q01 s04q02 s04q03 s04q04 s04q05 s04q06 s04q07 s04q08). </w:t>
-        <w:br/>
-        <w:t>- Avertissement! Nombre d'heure que ABOU TAMBEDOU a consacré à son emploi au cours des 7 derniers jours est trop faible, veuillez revoir s'il vous plait ou confirmer cette information avec QG.</w:t>
+        <w:t>- Avertissement! FATY DIA n'a consacré aucune heure pour aucun des travaux du ménage, prière de regarder les réponses prises dans les questions (s04q01 s04q02 s04q03 s04q04 s04q05 s04q06 s04q07 s04q08).</w:t>
       </w:r>
     </w:p>
     <w:p>
@@ -3141,9 +6332,9 @@
         <w:rPr>
           <w:sz w:val="20"/>
         </w:rPr>
-        <w:t xml:space="preserve">- AvertissementABOU TAMBEDOU  travaille mais les questions relatives à son emploi secondaire ne sont pas renseignées à 100%, prière de les renseigner. Attention ! Le nombre de jours que ABOU TAMBEDOU a travaillés par mois semble être inférieur à 15. Veuillez, s'il vous plaît, confirmer cette information. </w:t>
+        <w:t xml:space="preserve">- Attention ! Le nombre de jours que ABOU TAMBEDOU a travaillés par mois semble être inférieur à 15. Veuillez, s'il vous plaît, confirmer cette information. Avertissement!!! les informations de ABOU TAMBEDOU sur le nombre de mois, jours ou heures de son emploi secondaire sont superieur a celles de son emploi principal , veuillez corriger ou confirmer aupres du QG. </w:t>
         <w:br/>
-        <w:t>-  AvertissementSEYDOU TAMBEDOU  travaille mais les questions relatives à son emploi secondaire ne sont pas renseignées à 100%, prière de les renseigner. Attention ! Le nombre de jours que SEYDOU TAMBEDOU a travaillés par mois semble être inférieur à 15. Veuillez, s'il vous plaît, confirmer cette information.</w:t>
+        <w:t>- Attention ! Le nombre de jours que SEYDOU TAMBEDOU a travaillés par mois semble être inférieur à 15. Veuillez, s'il vous plaît, confirmer cette information. Avertissement!!! les informations de SEYDOU TAMBEDOU sur le nombre de mois, jours ou heures de son emploi secondaire sont superieur a celles de son emploi principal , veuillez corriger ou confirmer aupres du QG.</w:t>
       </w:r>
     </w:p>
     <w:p>
@@ -3164,7 +6355,7 @@
         <w:rPr>
           <w:sz w:val="20"/>
         </w:rPr>
-        <w:t>- Le ménage a consommé Ail mais les informations sur la quantité, l'unité ou la taille ne sont pas renseignées.Prière de renseigner. Le ménage a consommé Arachides pilées mais les informations sur la quantité, l'unité ou la taille ne sont pas renseignées.Prière de renseigner. Le ménage a consommé Aubergine   mais les informations sur la quantité, l'unité ou la taille ne sont pas renseignées.Prière de renseigner. Le ménage a consommé Aubergine sauvage  mais les informations sur la quantité, l'unité ou la taille ne sont pas renseignées.Prière de renseigner. Le ménage a consommé Capitaine frais mais les informations sur la quantité, l'unité ou la taille ne sont pas renseignées.Prière de renseigner. Le ménage a consommé Carotte mais les informations sur la quantité, l'unité ou la taille ne sont pas renseignées.Prière de renseigner. Le ménage a consommé Choux mais les informations sur la quantité, l'unité ou la taille ne sont pas renseignées.Prière de renseigner. Le ménage a consommé Courge mais les informations sur la quantité, l'unité ou la taille ne sont pas renseignées.Prière de renseigner. Le ménage a consommé Cube alimentaire (Maggi, Jumbo, ) mais les informations sur la quantité, l'unité ou la taille ne sont pas renseignées.Prière de renseigner. Le ménage a consommé Feuilles de patate mais les informations sur la quantité, l'unité ou la taille ne sont pas renseignées.Prière de renseigner. Le ménage a consommé Huile de soja  mais les informations sur la quantité, l'unité ou la taille ne sont pas renseignées.Prière de renseigner. Le ménage a consommé Lait en poudre mais les informations sur la quantité, l'unité ou la taille ne sont pas renseignées.Prière de renseigner. Le ménage a consommé Lait frais de vache mais les informations sur la quantité, l'unité ou la taille ne sont pas renseignées.Prière de renseigner. Le ménage a consommé Niébé/Haricots secs mais les informations sur la quantité, l'unité ou la taille ne sont pas renseignées.Prière de renseigner. Le ménage a consommé Oignon frais mais les informations sur la quantité, l'unité ou la taille ne sont pas renseignées.Prière de renseigner. Le ménage a consommé Pain traditionnel (Baguette) mais les informations sur la quantité, l'unité ou la taille ne sont pas renseignées.Prière de renseigner. Le ménage a consommé Patate douce mais les informations sur la quantité, l'unité ou la taille ne sont pas renseignées.Prière de renseigner. Le ménage a consommé Piment frais mais les informations sur la quantité, l'unité ou la taille ne sont pas renseignées.Prière de renseigner. Le ménage a consommé Piment séché mais les informations sur la quantité, l'unité ou la taille ne sont pas renseignées.Prière de renseigner. Le ménage a consommé Poivre mais les informations sur la quantité, l'unité ou la taille ne sont pas renseignées.Prière de renseigner. Le ménage a consommé Riz local Gambiaka mais les informations sur la quantité, l'unité ou la taille ne sont pas renseignées.Prière de renseigner. Le ménage a consommé Sel mais les informations sur la quantité, l'unité ou la taille ne sont pas renseignées.Prière de renseigner. Difficile de consommer le Sel en   prière de verifier. Le ménage a consommé Sorgho mais les informations sur la quantité, l'unité ou la taille ne sont pas renseignées.Prière de renseigner. Le ménage a consommé Sucre en poudre  mais les informations sur la quantité, l'unité ou la taille ne sont pas renseignées.Prière de renseigner. Le ménage a consommé Thé en sachet mais les informations sur la quantité, l'unité ou la taille ne sont pas renseignées.Prière de renseigner. Avertissement!!! Le ménage a consommé .a   de Thé en sachet, cette quantité semble anormale pour une consommation des 7 derniers jours.Les ménages consomment géneralement en sachet ou en paquet, prière de corriger ou de confirmer avec le QG.</w:t>
+        <w:t>- Avertissement!!! Le ménage a consommé 14 Verre ( à thé) taille unique de Sucre en poudre , cette quantité semble anormale pour une consommation des 7 derniers jours.Prière de corriger ou de confirmer avec le QG. Avertissement!!! Le ménage a consommé 7 Paquet Tres petit de Thé en sachet, cette quantité semble anormale pour une consommation des 7 derniers jours.Prière de corriger ou de confirmer avec le QG. Avertissement!! le prix unitaire (100 Fcfa) de Thé en sachet (unité: Paquet) de taille Tres petit est très faible ou élevé. Prière de corriger ou de confirmer avec le QG.</w:t>
       </w:r>
     </w:p>
     <w:p>
@@ -3206,7 +6397,7 @@
         <w:rPr>
           <w:sz w:val="20"/>
         </w:rPr>
-        <w:t>- L'entreprise TÉFANKÉ... existe dit n'avoir pas fait la revente de marchandises achetées et revendues en état, aussi le montant obtenus sur la vente de produits transformés par l'entreprise  n'a reçu aucune somme sur les reventes (s10q46=0 &amp; s10q48=0 &amp; s10q50=0); alors s'agit-il de quelle entreprise ?</w:t>
+        <w:t>- Le montant dépensé de L'entreprise TÉFANKÉ... pour l'achat de ces marchandises revendues en état, sans transformation ne peut être supérieur aux montants obtenus sur la revente de marchandises achetées et revendues en état au cours des 30 derniers jours ou durant le dernier mois où l'entreprise a fonctionné (s10q47 &gt; s10q46), prière de corriger.</w:t>
       </w:r>
     </w:p>
     <w:p>
@@ -3227,15 +6418,328 @@
         <w:rPr>
           <w:sz w:val="20"/>
         </w:rPr>
-        <w:t xml:space="preserve">- Avertissement!! Le champs a comme nom (CHAMPS 1) qui ne semble pas être un bon nom ou contient des lettres, prière de mettre le vrai nom du champs. Avertissement!! La parcelle a comme nom (PARCELLE 1 NIEBE) qui ne semble pas être un bon nom ou contient des lettres, prière de mettre le vrai nom de la parcelle. La superficie de la parcelle PARCELLE 1 NIEBE est de .a , elle doit être renseignée et ne doit pas contenir des chiffres de 9999 ou 0. Prière de corriger. Incoherence! Le nombre de cultures dans la parcelle PARCELLE 1 NIEBE est de .a cultures qui semble trop élévé ou non renseigné, prière de corriger. Incoherence! Le nombre de minutes (.a minutes) pour se rendre dans la parcelle PARCELLE 1 NIEBE est trop élevé, prière de corriger. Nous constatons que la question qui porte sur la mésure du champs de la parcelle PARCELLE 1 NIEBE n'a pas été renseigné, la collecte était-il encours ou s'agit-il de quoi ? prière de verifier et corriger. </w:t>
+        <w:t xml:space="preserve">- Avertissement!! La parcelle a comme nom (PARCELLE 1 PUMENT) qui ne semble pas être un bon nom ou contient des lettres, prière de mettre le vrai nom de la parcelle. La parcelle PARCELLE 1 PUMENT n'a pas été mésurée pour des raisons comme qu'elle est trop petite, GPS en panne et que le Ménage indisponible. Nous vous rappelons que ces raisons ne passent pas pour la non mesure des parcelles prière de les mésurer. Le document légal (titre, acte, certificat etc. ) qui affirme votre possession de la parcelle PARCELLE 1 PUMENT est  et semble exister dans les modalités, prière de prendre attache avec le QG pour plus d'explication afin de la classer bien. </w:t>
         <w:br/>
-        <w:t xml:space="preserve">- Avertissement!! Le champs a comme nom (CHAMPS 1) qui ne semble pas être un bon nom ou contient des lettres, prière de mettre le vrai nom du champs. Avertissement!! La parcelle a comme nom (PARCELLE 1 NIEBE) qui ne semble pas être un bon nom ou contient des lettres, prière de mettre le vrai nom de la parcelle. La superficie de la parcelle PARCELLE 1 NIEBE est de .a , elle doit être renseignée et ne doit pas contenir des chiffres de 9999 ou 0. Prière de corriger. Incoherence! Le nombre de cultures dans la parcelle PARCELLE 1 NIEBE est de .a cultures qui semble trop élévé ou non renseigné, prière de corriger. Incoherence! Le nombre de minutes (.a minutes) pour se rendre dans la parcelle PARCELLE 1 NIEBE est trop élevé, prière de corriger. Nous constatons que la question qui porte sur la mésure du champs de la parcelle PARCELLE 1 NIEBE n'a pas été renseigné, la collecte était-il encours ou s'agit-il de quoi ? prière de verifier et corriger. </w:t>
+        <w:t xml:space="preserve">- Avertissement!! La parcelle a comme nom (PARCELLE 1 PUMENT) qui ne semble pas être un bon nom ou contient des lettres, prière de mettre le vrai nom de la parcelle. La parcelle PARCELLE 1 PUMENT n'a pas été mésurée pour des raisons comme qu'elle est trop petite, GPS en panne et que le Ménage indisponible. Nous vous rappelons que ces raisons ne passent pas pour la non mesure des parcelles prière de les mésurer. Le document légal (titre, acte, certificat etc. ) qui affirme votre possession de la parcelle PARCELLE 1 PUMENT est  et semble exister dans les modalités, prière de prendre attache avec le QG pour plus d'explication afin de la classer bien. </w:t>
         <w:br/>
-        <w:t xml:space="preserve">- Avertissement!! Le champs a comme nom (CHAMPS 1) qui ne semble pas être un bon nom ou contient des lettres, prière de mettre le vrai nom du champs. Avertissement!! La parcelle a comme nom (PARCELLE 1 PUMENT) qui ne semble pas être un bon nom ou contient des lettres, prière de mettre le vrai nom de la parcelle. La superficie de la parcelle PARCELLE 1 PUMENT est de .a , elle doit être renseignée et ne doit pas contenir des chiffres de 9999 ou 0. Prière de corriger. Incoherence! Le nombre de cultures dans la parcelle PARCELLE 1 PUMENT est de .a cultures qui semble trop élévé ou non renseigné, prière de corriger. Incoherence! Le nombre de minutes (.a minutes) pour se rendre dans la parcelle PARCELLE 1 PUMENT est trop élevé, prière de corriger. Nous constatons que la question qui porte sur la mésure du champs de la parcelle PARCELLE 1 PUMENT n'a pas été renseigné, la collecte était-il encours ou s'agit-il de quoi ? prière de verifier et corriger. </w:t>
-        <w:br/>
-        <w:t>- Avertissement!! Le champs a comme nom (CHAMPS 1) qui ne semble pas être un bon nom ou contient des lettres, prière de mettre le vrai nom du champs. Avertissement!! La parcelle a comme nom (PARCELLE 1 PUMENT) qui ne semble pas être un bon nom ou contient des lettres, prière de mettre le vrai nom de la parcelle. La superficie de la parcelle PARCELLE 1 PUMENT est de .a , elle doit être renseignée et ne doit pas contenir des chiffres de 9999 ou 0. Prière de corriger. Incoherence! Le nombre de cultures dans la parcelle PARCELLE 1 PUMENT est de .a cultures qui semble trop élévé ou non renseigné, prière de corriger. Incoherence! Le nombre de minutes (.a minutes) pour se rendre dans la parcelle PARCELLE 1 PUMENT est trop élevé, prière de corriger. Nous constatons que la question qui porte sur la mésure du champs de la parcelle PARCELLE 1 PUMENT n'a pas été renseigné, la collecte était-il encours ou s'agit-il de quoi ? prière de verifier et corriger.</w:t>
+        <w:t>- Avertissement!! La parcelle a comme nom (PARCELLE 1MAÏS ET NIEBÉ) qui ne semble pas être un bon nom ou contient des lettres, prière de mettre le vrai nom de la parcelle. La superficie de la parcelle PARCELLE 1MAÏS ET NIEBÉ selon les mesures GPS est de 4952.34 hectare qui semble élevé ou faible, prière de corriger. Le document légal (titre, acte, certificat etc. ) qui affirme votre possession de la parcelle PARCELLE 1MAÏS ET NIEBÉ est  et semble exister dans les modalités, prière de prendre attache avec le QG pour plus d'explication afin de la classer bien.</w:t>
       </w:r>
     </w:p>
+    <w:p>
+      <w:r>
+        <w:t>________________________________________________________________________________</w:t>
+      </w:r>
+    </w:p>
+    <w:p>
+      <w:pPr>
+        <w:pStyle w:val="Heading2"/>
+      </w:pPr>
+      <w:r>
+        <w:t>Menage 15</w:t>
+      </w:r>
+    </w:p>
+    <w:tbl>
+      <w:tblPr>
+        <w:tblStyle w:val="TableGrid"/>
+        <w:tblW w:type="auto" w:w="0"/>
+        <w:tblLook w:firstColumn="1" w:firstRow="1" w:lastColumn="0" w:lastRow="0" w:noHBand="0" w:noVBand="1" w:val="04A0"/>
+      </w:tblPr>
+      <w:tblGrid>
+        <w:gridCol w:w="1662"/>
+        <w:gridCol w:w="1662"/>
+        <w:gridCol w:w="1662"/>
+        <w:gridCol w:w="1662"/>
+        <w:gridCol w:w="1662"/>
+        <w:gridCol w:w="1662"/>
+      </w:tblGrid>
+      <w:tr>
+        <w:tc>
+          <w:tcPr>
+            <w:tcW w:type="dxa" w:w="1662"/>
+            <w:shd w:fill="5B9BD5"/>
+          </w:tcPr>
+          <w:p>
+            <w:r>
+              <w:rPr>
+                <w:b/>
+                <w:color w:val="FFFFFF"/>
+                <w:sz w:val="16"/>
+              </w:rPr>
+              <w:t>Interview Key</w:t>
+            </w:r>
+          </w:p>
+        </w:tc>
+        <w:tc>
+          <w:tcPr>
+            <w:tcW w:type="dxa" w:w="1662"/>
+            <w:shd w:fill="5B9BD5"/>
+          </w:tcPr>
+          <w:p>
+            <w:r>
+              <w:rPr>
+                <w:b/>
+                <w:color w:val="FFFFFF"/>
+                <w:sz w:val="16"/>
+              </w:rPr>
+              <w:t>Interview ID</w:t>
+            </w:r>
+          </w:p>
+        </w:tc>
+        <w:tc>
+          <w:tcPr>
+            <w:tcW w:type="dxa" w:w="1662"/>
+            <w:shd w:fill="5B9BD5"/>
+          </w:tcPr>
+          <w:p>
+            <w:r>
+              <w:rPr>
+                <w:b/>
+                <w:color w:val="FFFFFF"/>
+                <w:sz w:val="16"/>
+              </w:rPr>
+              <w:t>ID Agent</w:t>
+            </w:r>
+          </w:p>
+        </w:tc>
+        <w:tc>
+          <w:tcPr>
+            <w:tcW w:type="dxa" w:w="1662"/>
+            <w:shd w:fill="5B9BD5"/>
+          </w:tcPr>
+          <w:p>
+            <w:r>
+              <w:rPr>
+                <w:b/>
+                <w:color w:val="FFFFFF"/>
+                <w:sz w:val="16"/>
+              </w:rPr>
+              <w:t>ID Equipe</w:t>
+            </w:r>
+          </w:p>
+        </w:tc>
+        <w:tc>
+          <w:tcPr>
+            <w:tcW w:type="dxa" w:w="1662"/>
+            <w:shd w:fill="5B9BD5"/>
+          </w:tcPr>
+          <w:p>
+            <w:r>
+              <w:rPr>
+                <w:b/>
+                <w:color w:val="FFFFFF"/>
+                <w:sz w:val="16"/>
+              </w:rPr>
+              <w:t>Agent</w:t>
+            </w:r>
+          </w:p>
+        </w:tc>
+        <w:tc>
+          <w:tcPr>
+            <w:tcW w:type="dxa" w:w="1662"/>
+            <w:shd w:fill="5B9BD5"/>
+          </w:tcPr>
+          <w:p>
+            <w:r>
+              <w:rPr>
+                <w:b/>
+                <w:color w:val="FFFFFF"/>
+                <w:sz w:val="16"/>
+              </w:rPr>
+              <w:t>Chef d'equipe</w:t>
+            </w:r>
+          </w:p>
+        </w:tc>
+      </w:tr>
+      <w:tr>
+        <w:tc>
+          <w:tcPr>
+            <w:tcW w:type="dxa" w:w="1662"/>
+          </w:tcPr>
+          <w:p>
+            <w:r>
+              <w:rPr>
+                <w:sz w:val="14"/>
+              </w:rPr>
+              <w:t>68-36-06-20</w:t>
+            </w:r>
+          </w:p>
+        </w:tc>
+        <w:tc>
+          <w:tcPr>
+            <w:tcW w:type="dxa" w:w="1662"/>
+          </w:tcPr>
+          <w:p>
+            <w:r>
+              <w:rPr>
+                <w:sz w:val="14"/>
+              </w:rPr>
+              <w:t>fd880ebcd1cd4ffb9bac889ee072149c</w:t>
+            </w:r>
+          </w:p>
+        </w:tc>
+        <w:tc>
+          <w:tcPr>
+            <w:tcW w:type="dxa" w:w="1662"/>
+          </w:tcPr>
+          <w:p>
+            <w:r>
+              <w:rPr>
+                <w:sz w:val="14"/>
+              </w:rPr>
+              <w:t>EQ20_enq2</w:t>
+            </w:r>
+          </w:p>
+        </w:tc>
+        <w:tc>
+          <w:tcPr>
+            <w:tcW w:type="dxa" w:w="1662"/>
+          </w:tcPr>
+          <w:p>
+            <w:r>
+              <w:rPr>
+                <w:sz w:val="14"/>
+              </w:rPr>
+              <w:t>Equipe20</w:t>
+            </w:r>
+          </w:p>
+        </w:tc>
+        <w:tc>
+          <w:tcPr>
+            <w:tcW w:type="dxa" w:w="1662"/>
+          </w:tcPr>
+          <w:p>
+            <w:r>
+              <w:rPr>
+                <w:sz w:val="14"/>
+              </w:rPr>
+              <w:t>Dieynaba DEME</w:t>
+            </w:r>
+          </w:p>
+        </w:tc>
+        <w:tc>
+          <w:tcPr>
+            <w:tcW w:type="dxa" w:w="1662"/>
+          </w:tcPr>
+          <w:p>
+            <w:r>
+              <w:rPr>
+                <w:sz w:val="14"/>
+              </w:rPr>
+              <w:t>Aboubakrine Sadikh DICKO</w:t>
+            </w:r>
+          </w:p>
+        </w:tc>
+      </w:tr>
+    </w:tbl>
+    <w:p/>
+    <w:tbl>
+      <w:tblPr>
+        <w:tblStyle w:val="TableGrid"/>
+        <w:tblW w:type="auto" w:w="0"/>
+        <w:tblLook w:firstColumn="1" w:firstRow="1" w:lastColumn="0" w:lastRow="0" w:noHBand="0" w:noVBand="1" w:val="04A0"/>
+      </w:tblPr>
+      <w:tblGrid>
+        <w:gridCol w:w="3324"/>
+        <w:gridCol w:w="3324"/>
+        <w:gridCol w:w="3324"/>
+      </w:tblGrid>
+      <w:tr>
+        <w:tc>
+          <w:tcPr>
+            <w:tcW w:type="dxa" w:w="3324"/>
+            <w:shd w:fill="70AD47"/>
+          </w:tcPr>
+          <w:p>
+            <w:r>
+              <w:rPr>
+                <w:b/>
+                <w:color w:val="FFFFFF"/>
+                <w:sz w:val="18"/>
+              </w:rPr>
+              <w:t>Chef de Menage</w:t>
+            </w:r>
+          </w:p>
+        </w:tc>
+        <w:tc>
+          <w:tcPr>
+            <w:tcW w:type="dxa" w:w="3324"/>
+            <w:shd w:fill="70AD47"/>
+          </w:tcPr>
+          <w:p>
+            <w:r>
+              <w:rPr>
+                <w:b/>
+                <w:color w:val="FFFFFF"/>
+                <w:sz w:val="18"/>
+              </w:rPr>
+              <w:t>Quartier/Village (s00q05)</w:t>
+            </w:r>
+          </w:p>
+        </w:tc>
+        <w:tc>
+          <w:tcPr>
+            <w:tcW w:type="dxa" w:w="3324"/>
+            <w:shd w:fill="70AD47"/>
+          </w:tcPr>
+          <w:p>
+            <w:r>
+              <w:rPr>
+                <w:b/>
+                <w:color w:val="FFFFFF"/>
+                <w:sz w:val="18"/>
+              </w:rPr>
+              <w:t>Localisation GPS</w:t>
+            </w:r>
+          </w:p>
+        </w:tc>
+      </w:tr>
+      <w:tr>
+        <w:tc>
+          <w:tcPr>
+            <w:tcW w:type="dxa" w:w="3324"/>
+          </w:tcPr>
+          <w:p>
+            <w:r>
+              <w:rPr>
+                <w:sz w:val="18"/>
+              </w:rPr>
+              <w:t>SIDY TAMBOURA</w:t>
+            </w:r>
+          </w:p>
+        </w:tc>
+        <w:tc>
+          <w:tcPr>
+            <w:tcW w:type="dxa" w:w="3324"/>
+          </w:tcPr>
+          <w:p>
+            <w:r>
+              <w:rPr>
+                <w:sz w:val="18"/>
+              </w:rPr>
+              <w:t>N/A</w:t>
+            </w:r>
+          </w:p>
+        </w:tc>
+        <w:tc>
+          <w:tcPr>
+            <w:tcW w:type="dxa" w:w="3324"/>
+          </w:tcPr>
+          <w:p>
+            <w:r/>
+            <w:hyperlink r:id="rId19">
+              <w:r>
+                <w:rPr>
+                  <w:color w:val="0563C1"/>
+                  <w:u w:val="single"/>
+                </w:rPr>
+                <w:t>faloboula</w:t>
+              </w:r>
+            </w:hyperlink>
+          </w:p>
+        </w:tc>
+      </w:tr>
+    </w:tbl>
+    <w:p/>
     <w:p>
       <w:r>
         <w:rPr>
@@ -3243,7 +6747,7 @@
           <w:color w:val="4672C4"/>
           <w:sz w:val="22"/>
         </w:rPr>
-        <w:t>&gt;&gt; Section16b - Couts des intrants agricoles</w:t>
+        <w:t>&gt;&gt; Section1 - Caracteristiques des membres</w:t>
       </w:r>
     </w:p>
     <w:p>
@@ -3254,17 +6758,267 @@
         <w:rPr>
           <w:sz w:val="20"/>
         </w:rPr>
-        <w:t xml:space="preserve">- Quantité totale de [INTRANT] utilisée trop élevé, veuillez vérifier. </w:t>
+        <w:t xml:space="preserve">- Incoherence! Salamata tambadou dispose d'un téléphone portable à s01q39, donc la raison évoquée ne peut pas être (ne dispose pas d'appareil). </w:t>
         <w:br/>
-        <w:t xml:space="preserve">- Quantité totale de [INTRANT] utilisée trop élevé, veuillez vérifier. </w:t>
+        <w:t xml:space="preserve">- Les informations sur l'acte de naissance (ni Jours, ni mois et ni années) de  abdoulaye tambadou  manquent, s'il vous plait pouvez-vous fournir d'effort pour avoir ces informations. </w:t>
         <w:br/>
-        <w:t xml:space="preserve">- Quantité totale de [INTRANT] utilisée trop élevé, veuillez vérifier. </w:t>
+        <w:t xml:space="preserve">- Les informations sur l'acte de naissance (ni Jours, ni mois et ni années) de  aissata tambadou  manquent, s'il vous plait pouvez-vous fournir d'effort pour avoir ces informations. </w:t>
         <w:br/>
-        <w:t xml:space="preserve">- Quantité totale de [INTRANT] utilisée trop élevé, veuillez vérifier. </w:t>
+        <w:t xml:space="preserve">- Les informations sur l'acte de naissance (ni Jours, ni mois et ni années) de  amadou tambadou  manquent, s'il vous plait pouvez-vous fournir d'effort pour avoir ces informations. Le mois de l'enfant ( amadou tambadou ) n'est pas connu mais vous avez declaré en s01q04a le nombre de mois, prière de changer NSP au niveau de s01q03b. </w:t>
         <w:br/>
-        <w:t xml:space="preserve">- Quantité totale de [INTRANT] utilisée trop élevé, veuillez vérifier. </w:t>
+        <w:t xml:space="preserve">- Les informations sur l'acte de naissance (ni Jours, ni mois et ni années) de  aminata sow  manquent, s'il vous plait pouvez-vous fournir d'effort pour avoir ces informations. </w:t>
         <w:br/>
-        <w:t>- Quantité totale de [INTRANT] utilisée trop élevé, veuillez vérifier.</w:t>
+        <w:t xml:space="preserve">- Les informations sur l'acte de naissance (ni Jours, ni mois et ni années) de  moussa tambedou  manquent, s'il vous plait pouvez-vous fournir d'effort pour avoir ces informations. </w:t>
+        <w:br/>
+        <w:t xml:space="preserve">- Les informations sur l'acte de naissance (ni Jours, ni mois et ni années) de  ouleye tambadou  manquent, s'il vous plait pouvez-vous fournir d'effort pour avoir ces informations. </w:t>
+        <w:br/>
+        <w:t xml:space="preserve">- Les informations sur l'acte de naissance (ni Jours, ni mois et ni années) de  ousmane tambadou  manquent, s'il vous plait pouvez-vous fournir d'effort pour avoir ces informations. </w:t>
+        <w:br/>
+        <w:t>- Les informations sur l'acte de naissance (ni Jours, ni mois et ni années) de  ramata tambedou  manquent, s'il vous plait pouvez-vous fournir d'effort pour avoir ces informations. Incoherence! ramata tambedou dispose d'un téléphone portable à s01q39, donc la raison évoquée ne peut pas être (ne dispose pas d'appareil). Incohérence!! Le nombre d'année (9999) que ramata tambedou a vécu dans la localité est superieur à son âge (34) ou ne sait pas. Prière de corriger.</w:t>
+        <w:br/>
+        <w:t xml:space="preserve">- Les informations sur l'acte de naissance (ni Jours, ni mois et ni années) de  sala tambadou  manquent, s'il vous plait pouvez-vous fournir d'effort pour avoir ces informations. </w:t>
+        <w:br/>
+        <w:t>- Les informations sur l'acte de naissance (ni Jours, ni mois et ni années) de  sidy tambedou  manquent, s'il vous plait pouvez-vous fournir d'effort pour avoir ces informations.</w:t>
+      </w:r>
+    </w:p>
+    <w:p>
+      <w:r>
+        <w:rPr>
+          <w:b/>
+          <w:color w:val="4672C4"/>
+          <w:sz w:val="22"/>
+        </w:rPr>
+        <w:t>&gt;&gt; Section2 - Education</w:t>
+      </w:r>
+    </w:p>
+    <w:p>
+      <w:pPr>
+        <w:ind w:left="283"/>
+      </w:pPr>
+      <w:r>
+        <w:rPr>
+          <w:sz w:val="20"/>
+        </w:rPr>
+        <w:t xml:space="preserve">- Peu probable! Salamata tambadou  n'arrive pas  à comprendre un petit texte lu dans une langue locale (s02q03). Veuillez corriger ou donner des explications au QG. Peu probable! Salamata tambadou  ne sait ni lire, ni écrire, ni comprendre dans aucune des langues  (s02q01,s02q02,s02q03). Veuillez corriger ou donner des explications au QG. </w:t>
+        <w:br/>
+        <w:t xml:space="preserve">- Peu probable! abdoulaye tambadou  n'arrive pas  à comprendre un petit texte lu dans une langue locale (s02q03). Veuillez corriger ou donner des explications au QG. Peu probable! abdoulaye tambadou  ne sait ni lire, ni écrire, ni comprendre dans aucune des langues  (s02q01,s02q02,s02q03). Veuillez corriger ou donner des explications au QG. </w:t>
+        <w:br/>
+        <w:t xml:space="preserve">- Peu probable! aissata tambadou  n'arrive pas  à comprendre un petit texte lu dans une langue locale (s02q03). Veuillez corriger ou donner des explications au QG. Peu probable! aissata tambadou  ne sait ni lire, ni écrire, ni comprendre dans aucune des langues  (s02q01,s02q02,s02q03). Veuillez corriger ou donner des explications au QG. </w:t>
+        <w:br/>
+        <w:t xml:space="preserve">- Peu probable! amadou tambadou  n'arrive pas  à comprendre un petit texte lu dans une langue locale (s02q03). Veuillez corriger ou donner des explications au QG. Peu probable! amadou tambadou  ne sait ni lire, ni écrire, ni comprendre dans aucune des langues  (s02q01,s02q02,s02q03). Veuillez corriger ou donner des explications au QG. </w:t>
+        <w:br/>
+        <w:t xml:space="preserve">- Peu probable! aminata sow  n'arrive pas  à comprendre un petit texte lu dans une langue locale (s02q03). Veuillez corriger ou donner des explications au QG. Peu probable! aminata sow  ne sait ni lire, ni écrire, ni comprendre dans aucune des langues  (s02q01,s02q02,s02q03). Veuillez corriger ou donner des explications au QG. </w:t>
+        <w:br/>
+        <w:t xml:space="preserve">- Peu probable! moussa tambedou  n'arrive pas  à comprendre un petit texte lu dans une langue locale (s02q03). Veuillez corriger ou donner des explications au QG. Peu probable! moussa tambedou  ne sait ni lire, ni écrire, ni comprendre dans aucune des langues  (s02q01,s02q02,s02q03). Veuillez corriger ou donner des explications au QG. </w:t>
+        <w:br/>
+        <w:t xml:space="preserve">- Peu probable! ouleye tambadou  n'arrive pas  à comprendre un petit texte lu dans une langue locale (s02q03). Veuillez corriger ou donner des explications au QG. Peu probable! ouleye tambadou  ne sait ni lire, ni écrire, ni comprendre dans aucune des langues  (s02q01,s02q02,s02q03). Veuillez corriger ou donner des explications au QG. </w:t>
+        <w:br/>
+        <w:t xml:space="preserve">- Peu probable! ousmane tambadou  n'arrive pas  à comprendre un petit texte lu dans une langue locale (s02q03). Veuillez corriger ou donner des explications au QG. Peu probable! ousmane tambadou  ne sait ni lire, ni écrire, ni comprendre dans aucune des langues  (s02q01,s02q02,s02q03). Veuillez corriger ou donner des explications au QG. </w:t>
+        <w:br/>
+        <w:t xml:space="preserve">- Peu probable! ramata tambedou  n'arrive pas  à comprendre un petit texte lu dans une langue locale (s02q03). Veuillez corriger ou donner des explications au QG. Peu probable! ramata tambedou  ne sait ni lire, ni écrire, ni comprendre dans aucune des langues  (s02q01,s02q02,s02q03). Veuillez corriger ou donner des explications au QG. </w:t>
+        <w:br/>
+        <w:t xml:space="preserve">- Peu probable! sala tambadou  n'arrive pas  à comprendre un petit texte lu dans une langue locale (s02q03). Veuillez corriger ou donner des explications au QG. Peu probable! sala tambadou  ne sait ni lire, ni écrire, ni comprendre dans aucune des langues  (s02q01,s02q02,s02q03). Veuillez corriger ou donner des explications au QG. </w:t>
+        <w:br/>
+        <w:t>- Peu probable! sidy tambedou  n'arrive pas  à comprendre un petit texte lu dans une langue locale (s02q03). Veuillez corriger ou donner des explications au QG. Peu probable! sidy tambedou  ne sait ni lire, ni écrire, ni comprendre dans aucune des langues  (s02q01,s02q02,s02q03). Veuillez corriger ou donner des explications au QG.</w:t>
+      </w:r>
+    </w:p>
+    <w:p>
+      <w:r>
+        <w:rPr>
+          <w:b/>
+          <w:color w:val="4672C4"/>
+          <w:sz w:val="22"/>
+        </w:rPr>
+        <w:t>&gt;&gt; Section4b - Emploi - Activite principale</w:t>
+      </w:r>
+    </w:p>
+    <w:p>
+      <w:pPr>
+        <w:ind w:left="283"/>
+      </w:pPr>
+      <w:r>
+        <w:rPr>
+          <w:sz w:val="20"/>
+        </w:rPr>
+        <w:t xml:space="preserve">- || </w:t>
+        <w:br/>
+        <w:t>-  ||</w:t>
+      </w:r>
+    </w:p>
+    <w:p>
+      <w:r>
+        <w:rPr>
+          <w:b/>
+          <w:color w:val="4672C4"/>
+          <w:sz w:val="22"/>
+        </w:rPr>
+        <w:t>&gt;&gt; Section7b - Consommation alimentaire - 7 jours</w:t>
+      </w:r>
+    </w:p>
+    <w:p>
+      <w:pPr>
+        <w:ind w:left="283"/>
+      </w:pPr>
+      <w:r>
+        <w:rPr>
+          <w:sz w:val="20"/>
+        </w:rPr>
+        <w:t>- Attention ! Le prix unitaire d'achat (25000 Fcfa) de Huile de soja  en Bidon 20l (taille unique) est relativement élevé par rapport aux autres prix observés dans cette zone. Prière de corriger ou de confirmer avec le QG. Avertissement!! le prix unitaire (150 Fcfa) de Thé en sachet (unité: Sachets) de taille Tres petit est très faible ou élevé. Prière de corriger ou de confirmer avec le QG. Avertissement!!!Le ménage a consommé 70 miche de Petit de Pain traditionnel (Baguette)  ce qui semble incoherent pour une consommation aucours des 7 derniers jours, prière de verifier et corriger.</w:t>
+      </w:r>
+    </w:p>
+    <w:p>
+      <w:r>
+        <w:rPr>
+          <w:b/>
+          <w:color w:val="4672C4"/>
+          <w:sz w:val="22"/>
+        </w:rPr>
+        <w:t>&gt;&gt; Section9c - Depenses non-alimentaires - 30 jours</w:t>
+      </w:r>
+    </w:p>
+    <w:p>
+      <w:pPr>
+        <w:ind w:left="283"/>
+      </w:pPr>
+      <w:r>
+        <w:rPr>
+          <w:sz w:val="20"/>
+        </w:rPr>
+        <w:t>- La dernière fois que vous avez acheté Bois de chauffe ramassé/coupé (estimer la valeur) est ramasser a la foret et semble exister dans les modalités, prière de prendre attache avec le QG pour plus d'explication afin de la classer bien.</w:t>
+      </w:r>
+    </w:p>
+    <w:p>
+      <w:r>
+        <w:rPr>
+          <w:b/>
+          <w:color w:val="4672C4"/>
+          <w:sz w:val="22"/>
+        </w:rPr>
+        <w:t>&gt;&gt; Section10a - Existence entreprise non agricole</w:t>
+      </w:r>
+    </w:p>
+    <w:p>
+      <w:pPr>
+        <w:ind w:left="283"/>
+      </w:pPr>
+      <w:r>
+        <w:rPr>
+          <w:sz w:val="20"/>
+        </w:rPr>
+        <w:t>- Avertissement!!! Le ménage de SIDY Tambedou a comme taille 11 personnes dont ils vivent à TAMBACOUNDA Rural et aucune d'entre ne possède une entreprise non agricole, prière de revoir cette partie de la section 10 de ce menage.</w:t>
+      </w:r>
+    </w:p>
+    <w:p>
+      <w:r>
+        <w:rPr>
+          <w:b/>
+          <w:color w:val="4672C4"/>
+          <w:sz w:val="22"/>
+        </w:rPr>
+        <w:t>&gt;&gt; Section11 - Caracteristiques logement</w:t>
+      </w:r>
+    </w:p>
+    <w:p>
+      <w:pPr>
+        <w:ind w:left="283"/>
+      </w:pPr>
+      <w:r>
+        <w:rPr>
+          <w:sz w:val="20"/>
+        </w:rPr>
+        <w:t>- Avertissement!! La distance (en mètres) qui sépare le ménage de la principale source d'approvisionnement en eau de boisson semble très élevé, prière de corriger ou confirmer avec le QG.</w:t>
+      </w:r>
+    </w:p>
+    <w:p>
+      <w:r>
+        <w:rPr>
+          <w:b/>
+          <w:color w:val="4672C4"/>
+          <w:sz w:val="22"/>
+        </w:rPr>
+        <w:t>&gt;&gt; Section16a - Champs et parcelles</w:t>
+      </w:r>
+    </w:p>
+    <w:p>
+      <w:pPr>
+        <w:ind w:left="283"/>
+      </w:pPr>
+      <w:r>
+        <w:rPr>
+          <w:sz w:val="20"/>
+        </w:rPr>
+        <w:t xml:space="preserve">- Avertissement!! Le champs a comme nom (champs1 maïs) qui ne semble pas être un bon nom ou contient des lettres, prière de mettre le vrai nom du champs. La superficie de la parcelle parcelle de maïs selon les mesures GPS est de 488.86 hectare qui semble élevé ou faible, prière de corriger. </w:t>
+        <w:br/>
+        <w:t xml:space="preserve">- Avertissement!! Le champs a comme nom (champs1 maïs) qui ne semble pas être un bon nom ou contient des lettres, prière de mettre le vrai nom du champs. La superficie de la parcelle parcelle de maïs selon les mesures GPS est de 6549.41 hectare qui semble élevé ou faible, prière de corriger. </w:t>
+        <w:br/>
+        <w:t>- Avertissement!! Le champs a comme nom (champs1 maïs) qui ne semble pas être un bon nom ou contient des lettres, prière de mettre le vrai nom du champs. La superficie de la parcelle parcelle de piment selon les mesures GPS est de 836.6 hectare qui semble élevé ou faible, prière de corriger.</w:t>
+      </w:r>
+    </w:p>
+    <w:p>
+      <w:r>
+        <w:rPr>
+          <w:b/>
+          <w:color w:val="4672C4"/>
+          <w:sz w:val="22"/>
+        </w:rPr>
+        <w:t>&gt;&gt; Section16c - Cultures</w:t>
+      </w:r>
+    </w:p>
+    <w:p>
+      <w:pPr>
+        <w:ind w:left="283"/>
+      </w:pPr>
+      <w:r>
+        <w:rPr>
+          <w:sz w:val="20"/>
+        </w:rPr>
+        <w:t xml:space="preserve">- Le pourcentage qui reste à recolter pour ces cultures est de 100% c'est-à-dire que la recolte n'a pas commencé pour ces cultures, prière de regarder les questions (s16Cq11 s16Cq12) ou corriger. </w:t>
+        <w:br/>
+        <w:t xml:space="preserve">- Le pourcentage qui reste à recolter pour ces cultures est de 100% c'est-à-dire que la recolte n'a pas commencé pour ces cultures, prière de regarder les questions (s16Cq11 s16Cq12) ou corriger. </w:t>
+        <w:br/>
+        <w:t>- Le pourcentage qui reste à recolter pour ces cultures est de 100% c'est-à-dire que la recolte n'a pas commencé pour ces cultures, prière de regarder les questions (s16Cq11 s16Cq12) ou corriger.</w:t>
+      </w:r>
+    </w:p>
+    <w:p>
+      <w:r>
+        <w:rPr>
+          <w:b/>
+          <w:color w:val="4672C4"/>
+          <w:sz w:val="22"/>
+        </w:rPr>
+        <w:t>&gt;&gt; Section17 - Elevage</w:t>
+      </w:r>
+    </w:p>
+    <w:p>
+      <w:pPr>
+        <w:ind w:left="283"/>
+      </w:pPr>
+      <w:r>
+        <w:rPr>
+          <w:sz w:val="20"/>
+        </w:rPr>
+        <w:t>- Avertissement! Le prix de vente (400000 Fcfa) d'un Bovin est trop petit ou élevé . Veuillez confirmer ces informations avec le QG ou apporter les corrections nécessaires.</w:t>
+      </w:r>
+    </w:p>
+    <w:p>
+      <w:r>
+        <w:rPr>
+          <w:b/>
+          <w:color w:val="4672C4"/>
+          <w:sz w:val="22"/>
+        </w:rPr>
+        <w:t>&gt;&gt; Section18c - Cueillette</w:t>
+      </w:r>
+    </w:p>
+    <w:p>
+      <w:pPr>
+        <w:ind w:left="283"/>
+      </w:pPr>
+      <w:r>
+        <w:rPr>
+          <w:sz w:val="20"/>
+        </w:rPr>
+        <w:t>- Prière de renseigner la valeur de ce produit consommé ou stocké par votre ménage au cours des 12 derniers mois, prière de fournir d'effort pour avoir une estimation (s18cq03) au lieu de 9999.</w:t>
       </w:r>
     </w:p>
     <w:p>
